--- a/reports/Отчет.docx
+++ b/reports/Отчет.docx
@@ -630,7 +630,7 @@
     </w:p>
     <w:p>
       <w:pPr>
-        <w:pStyle w:val="21"/>
+        <w:pStyle w:val="22"/>
         <w:keepNext/>
         <w:keepLines/>
         <w:numPr>
@@ -664,7 +664,7 @@
     </w:p>
     <w:p>
       <w:pPr>
-        <w:pStyle w:val="21"/>
+        <w:pStyle w:val="22"/>
         <w:keepNext/>
         <w:keepLines/>
         <w:numPr>
@@ -698,7 +698,7 @@
     </w:p>
     <w:p>
       <w:pPr>
-        <w:pStyle w:val="21"/>
+        <w:pStyle w:val="22"/>
         <w:keepNext/>
         <w:keepLines/>
         <w:numPr>
@@ -732,7 +732,7 @@
     </w:p>
     <w:p>
       <w:pPr>
-        <w:pStyle w:val="21"/>
+        <w:pStyle w:val="22"/>
         <w:keepNext/>
         <w:keepLines/>
         <w:numPr>
@@ -766,7 +766,7 @@
     </w:p>
     <w:p>
       <w:pPr>
-        <w:pStyle w:val="21"/>
+        <w:pStyle w:val="22"/>
         <w:keepNext/>
         <w:keepLines/>
         <w:numPr>
@@ -800,7 +800,7 @@
     </w:p>
     <w:p>
       <w:pPr>
-        <w:pStyle w:val="21"/>
+        <w:pStyle w:val="22"/>
         <w:keepNext/>
         <w:keepLines/>
         <w:numPr>
@@ -834,7 +834,7 @@
     </w:p>
     <w:p>
       <w:pPr>
-        <w:pStyle w:val="21"/>
+        <w:pStyle w:val="22"/>
         <w:keepNext/>
         <w:keepLines/>
         <w:numPr>
@@ -868,7 +868,7 @@
     </w:p>
     <w:p>
       <w:pPr>
-        <w:pStyle w:val="21"/>
+        <w:pStyle w:val="22"/>
         <w:keepNext/>
         <w:keepLines/>
         <w:numPr>
@@ -902,7 +902,7 @@
     </w:p>
     <w:p>
       <w:pPr>
-        <w:pStyle w:val="21"/>
+        <w:pStyle w:val="22"/>
         <w:keepNext/>
         <w:keepLines/>
         <w:numPr>
@@ -2734,6 +2734,294 @@
         </w:rPr>
         <w:t>Hugo</w:t>
       </w:r>
+      <w:r>
+        <w:rPr>
+          <w:rFonts w:hint="default" w:ascii="Times New Roman" w:hAnsi="Times New Roman" w:eastAsia="Times New Roman" w:cs="Times New Roman"/>
+          <w:b w:val="0"/>
+          <w:bCs w:val="0"/>
+          <w:color w:val="000000"/>
+          <w:sz w:val="28"/>
+          <w:szCs w:val="28"/>
+          <w:lang w:val="ru-RU"/>
+        </w:rPr>
+        <w:t xml:space="preserve"> (рис. 4.1, 4.2)</w:t>
+      </w:r>
+    </w:p>
+    <w:p>
+      <w:pPr>
+        <w:keepNext/>
+        <w:keepLines/>
+        <w:pageBreakBefore w:val="0"/>
+        <w:widowControl/>
+        <w:numPr>
+          <w:numId w:val="0"/>
+        </w:numPr>
+        <w:pBdr>
+          <w:top w:val="none" w:color="auto" w:sz="0" w:space="0"/>
+          <w:left w:val="none" w:color="auto" w:sz="0" w:space="0"/>
+          <w:bottom w:val="none" w:color="auto" w:sz="0" w:space="0"/>
+          <w:right w:val="none" w:color="auto" w:sz="0" w:space="0"/>
+          <w:between w:val="none" w:color="auto" w:sz="0" w:space="0"/>
+        </w:pBdr>
+        <w:kinsoku/>
+        <w:wordWrap/>
+        <w:overflowPunct/>
+        <w:topLinePunct w:val="0"/>
+        <w:autoSpaceDE/>
+        <w:autoSpaceDN/>
+        <w:bidi w:val="0"/>
+        <w:adjustRightInd/>
+        <w:snapToGrid/>
+        <w:spacing w:after="0" w:line="360" w:lineRule="auto"/>
+        <w:ind w:leftChars="0"/>
+        <w:jc w:val="left"/>
+        <w:textAlignment w:val="auto"/>
+      </w:pPr>
+      <w:r>
+        <w:drawing>
+          <wp:inline distT="0" distB="0" distL="114300" distR="114300">
+            <wp:extent cx="6028690" cy="2991485"/>
+            <wp:effectExtent l="0" t="0" r="10160" b="18415"/>
+            <wp:docPr id="1" name="Изображение 1"/>
+            <wp:cNvGraphicFramePr>
+              <a:graphicFrameLocks xmlns:a="http://schemas.openxmlformats.org/drawingml/2006/main" noChangeAspect="1"/>
+            </wp:cNvGraphicFramePr>
+            <a:graphic xmlns:a="http://schemas.openxmlformats.org/drawingml/2006/main">
+              <a:graphicData uri="http://schemas.openxmlformats.org/drawingml/2006/picture">
+                <pic:pic xmlns:pic="http://schemas.openxmlformats.org/drawingml/2006/picture">
+                  <pic:nvPicPr>
+                    <pic:cNvPr id="1" name="Изображение 1"/>
+                    <pic:cNvPicPr>
+                      <a:picLocks noChangeAspect="1"/>
+                    </pic:cNvPicPr>
+                  </pic:nvPicPr>
+                  <pic:blipFill>
+                    <a:blip r:embed="rId7"/>
+                    <a:stretch>
+                      <a:fillRect/>
+                    </a:stretch>
+                  </pic:blipFill>
+                  <pic:spPr>
+                    <a:xfrm>
+                      <a:off x="0" y="0"/>
+                      <a:ext cx="6028690" cy="2991485"/>
+                    </a:xfrm>
+                    <a:prstGeom prst="rect">
+                      <a:avLst/>
+                    </a:prstGeom>
+                    <a:noFill/>
+                    <a:ln>
+                      <a:noFill/>
+                    </a:ln>
+                  </pic:spPr>
+                </pic:pic>
+              </a:graphicData>
+            </a:graphic>
+          </wp:inline>
+        </w:drawing>
+      </w:r>
+    </w:p>
+    <w:p>
+      <w:pPr>
+        <w:keepNext/>
+        <w:keepLines/>
+        <w:pageBreakBefore w:val="0"/>
+        <w:widowControl/>
+        <w:numPr>
+          <w:numId w:val="0"/>
+        </w:numPr>
+        <w:pBdr>
+          <w:top w:val="none" w:color="auto" w:sz="0" w:space="0"/>
+          <w:left w:val="none" w:color="auto" w:sz="0" w:space="0"/>
+          <w:bottom w:val="none" w:color="auto" w:sz="0" w:space="0"/>
+          <w:right w:val="none" w:color="auto" w:sz="0" w:space="0"/>
+          <w:between w:val="none" w:color="auto" w:sz="0" w:space="0"/>
+        </w:pBdr>
+        <w:kinsoku/>
+        <w:wordWrap/>
+        <w:overflowPunct/>
+        <w:topLinePunct w:val="0"/>
+        <w:autoSpaceDE/>
+        <w:autoSpaceDN/>
+        <w:bidi w:val="0"/>
+        <w:adjustRightInd/>
+        <w:snapToGrid/>
+        <w:spacing w:after="0" w:line="360" w:lineRule="auto"/>
+        <w:ind w:leftChars="0"/>
+        <w:jc w:val="center"/>
+        <w:textAlignment w:val="auto"/>
+        <w:rPr>
+          <w:rFonts w:hint="default" w:ascii="Times New Roman" w:hAnsi="Times New Roman" w:cs="Times New Roman"/>
+          <w:sz w:val="28"/>
+          <w:szCs w:val="28"/>
+          <w:lang w:val="ru-RU"/>
+        </w:rPr>
+      </w:pPr>
+      <w:r>
+        <w:rPr>
+          <w:rFonts w:hint="default" w:ascii="Times New Roman" w:hAnsi="Times New Roman" w:cs="Times New Roman"/>
+          <w:sz w:val="28"/>
+          <w:szCs w:val="28"/>
+          <w:lang w:val="ru-RU"/>
+        </w:rPr>
+        <w:t>Рисунок 4.1. Домашняя страница</w:t>
+      </w:r>
+    </w:p>
+    <w:p>
+      <w:pPr>
+        <w:keepNext/>
+        <w:keepLines/>
+        <w:pageBreakBefore w:val="0"/>
+        <w:widowControl/>
+        <w:numPr>
+          <w:numId w:val="0"/>
+        </w:numPr>
+        <w:pBdr>
+          <w:top w:val="none" w:color="auto" w:sz="0" w:space="0"/>
+          <w:left w:val="none" w:color="auto" w:sz="0" w:space="0"/>
+          <w:bottom w:val="none" w:color="auto" w:sz="0" w:space="0"/>
+          <w:right w:val="none" w:color="auto" w:sz="0" w:space="0"/>
+          <w:between w:val="none" w:color="auto" w:sz="0" w:space="0"/>
+        </w:pBdr>
+        <w:kinsoku/>
+        <w:wordWrap/>
+        <w:overflowPunct/>
+        <w:topLinePunct w:val="0"/>
+        <w:autoSpaceDE/>
+        <w:autoSpaceDN/>
+        <w:bidi w:val="0"/>
+        <w:adjustRightInd/>
+        <w:snapToGrid/>
+        <w:spacing w:after="0" w:line="360" w:lineRule="auto"/>
+        <w:ind w:leftChars="0"/>
+        <w:jc w:val="left"/>
+        <w:textAlignment w:val="auto"/>
+      </w:pPr>
+      <w:r>
+        <w:drawing>
+          <wp:inline distT="0" distB="0" distL="114300" distR="114300">
+            <wp:extent cx="6038215" cy="3016250"/>
+            <wp:effectExtent l="0" t="0" r="635" b="12700"/>
+            <wp:docPr id="2" name="Изображение 2"/>
+            <wp:cNvGraphicFramePr>
+              <a:graphicFrameLocks xmlns:a="http://schemas.openxmlformats.org/drawingml/2006/main" noChangeAspect="1"/>
+            </wp:cNvGraphicFramePr>
+            <a:graphic xmlns:a="http://schemas.openxmlformats.org/drawingml/2006/main">
+              <a:graphicData uri="http://schemas.openxmlformats.org/drawingml/2006/picture">
+                <pic:pic xmlns:pic="http://schemas.openxmlformats.org/drawingml/2006/picture">
+                  <pic:nvPicPr>
+                    <pic:cNvPr id="2" name="Изображение 2"/>
+                    <pic:cNvPicPr>
+                      <a:picLocks noChangeAspect="1"/>
+                    </pic:cNvPicPr>
+                  </pic:nvPicPr>
+                  <pic:blipFill>
+                    <a:blip r:embed="rId8"/>
+                    <a:stretch>
+                      <a:fillRect/>
+                    </a:stretch>
+                  </pic:blipFill>
+                  <pic:spPr>
+                    <a:xfrm>
+                      <a:off x="0" y="0"/>
+                      <a:ext cx="6038215" cy="3016250"/>
+                    </a:xfrm>
+                    <a:prstGeom prst="rect">
+                      <a:avLst/>
+                    </a:prstGeom>
+                    <a:noFill/>
+                    <a:ln>
+                      <a:noFill/>
+                    </a:ln>
+                  </pic:spPr>
+                </pic:pic>
+              </a:graphicData>
+            </a:graphic>
+          </wp:inline>
+        </w:drawing>
+      </w:r>
+    </w:p>
+    <w:p>
+      <w:pPr>
+        <w:keepNext/>
+        <w:keepLines/>
+        <w:pageBreakBefore w:val="0"/>
+        <w:widowControl/>
+        <w:numPr>
+          <w:ilvl w:val="0"/>
+          <w:numId w:val="0"/>
+        </w:numPr>
+        <w:pBdr>
+          <w:top w:val="none" w:color="auto" w:sz="0" w:space="0"/>
+          <w:left w:val="none" w:color="auto" w:sz="0" w:space="0"/>
+          <w:bottom w:val="none" w:color="auto" w:sz="0" w:space="0"/>
+          <w:right w:val="none" w:color="auto" w:sz="0" w:space="0"/>
+          <w:between w:val="none" w:color="auto" w:sz="0" w:space="0"/>
+        </w:pBdr>
+        <w:kinsoku/>
+        <w:wordWrap/>
+        <w:overflowPunct/>
+        <w:topLinePunct w:val="0"/>
+        <w:autoSpaceDE/>
+        <w:autoSpaceDN/>
+        <w:bidi w:val="0"/>
+        <w:adjustRightInd/>
+        <w:snapToGrid/>
+        <w:spacing w:after="0" w:line="360" w:lineRule="auto"/>
+        <w:ind w:leftChars="0"/>
+        <w:jc w:val="center"/>
+        <w:textAlignment w:val="auto"/>
+        <w:rPr>
+          <w:rFonts w:hint="default" w:ascii="Times New Roman" w:hAnsi="Times New Roman" w:cs="Times New Roman"/>
+          <w:sz w:val="28"/>
+          <w:szCs w:val="28"/>
+          <w:lang w:val="ru-RU"/>
+        </w:rPr>
+      </w:pPr>
+      <w:r>
+        <w:rPr>
+          <w:rFonts w:hint="default" w:ascii="Times New Roman" w:hAnsi="Times New Roman" w:cs="Times New Roman"/>
+          <w:sz w:val="28"/>
+          <w:szCs w:val="28"/>
+          <w:lang w:val="ru-RU"/>
+        </w:rPr>
+        <w:t>Рисунок 4.2. Страница о проекте</w:t>
+      </w:r>
+    </w:p>
+    <w:p>
+      <w:pPr>
+        <w:keepNext/>
+        <w:keepLines/>
+        <w:pageBreakBefore w:val="0"/>
+        <w:widowControl/>
+        <w:numPr>
+          <w:numId w:val="0"/>
+        </w:numPr>
+        <w:pBdr>
+          <w:top w:val="none" w:color="auto" w:sz="0" w:space="0"/>
+          <w:left w:val="none" w:color="auto" w:sz="0" w:space="0"/>
+          <w:bottom w:val="none" w:color="auto" w:sz="0" w:space="0"/>
+          <w:right w:val="none" w:color="auto" w:sz="0" w:space="0"/>
+          <w:between w:val="none" w:color="auto" w:sz="0" w:space="0"/>
+        </w:pBdr>
+        <w:kinsoku/>
+        <w:wordWrap/>
+        <w:overflowPunct/>
+        <w:topLinePunct w:val="0"/>
+        <w:autoSpaceDE/>
+        <w:autoSpaceDN/>
+        <w:bidi w:val="0"/>
+        <w:adjustRightInd/>
+        <w:snapToGrid/>
+        <w:spacing w:after="0" w:line="360" w:lineRule="auto"/>
+        <w:ind w:leftChars="0"/>
+        <w:jc w:val="left"/>
+        <w:textAlignment w:val="auto"/>
+        <w:rPr>
+          <w:rFonts w:hint="default"/>
+          <w:lang w:val="ru-RU"/>
+        </w:rPr>
+      </w:pPr>
     </w:p>
     <w:p>
       <w:pPr>
@@ -2852,58 +3140,17 @@
         </w:rPr>
         <w:t>Markdown</w:t>
       </w:r>
-    </w:p>
-    <w:p>
-      <w:pPr>
-        <w:keepNext/>
-        <w:keepLines/>
-        <w:pageBreakBefore w:val="0"/>
-        <w:widowControl/>
-        <w:numPr>
-          <w:ilvl w:val="0"/>
-          <w:numId w:val="6"/>
-        </w:numPr>
-        <w:pBdr>
-          <w:top w:val="none" w:color="auto" w:sz="0" w:space="0"/>
-          <w:left w:val="none" w:color="auto" w:sz="0" w:space="0"/>
-          <w:bottom w:val="none" w:color="auto" w:sz="0" w:space="0"/>
-          <w:right w:val="none" w:color="auto" w:sz="0" w:space="0"/>
-          <w:between w:val="none" w:color="auto" w:sz="0" w:space="0"/>
-        </w:pBdr>
-        <w:kinsoku/>
-        <w:wordWrap/>
-        <w:overflowPunct/>
-        <w:topLinePunct w:val="0"/>
-        <w:autoSpaceDE/>
-        <w:autoSpaceDN/>
-        <w:bidi w:val="0"/>
-        <w:adjustRightInd/>
-        <w:snapToGrid/>
-        <w:spacing w:after="0" w:line="360" w:lineRule="auto"/>
-        <w:ind w:left="420" w:leftChars="0" w:hanging="420" w:firstLineChars="0"/>
-        <w:jc w:val="left"/>
-        <w:textAlignment w:val="auto"/>
-        <w:rPr>
-          <w:rFonts w:hint="default" w:ascii="Times New Roman" w:hAnsi="Times New Roman" w:eastAsia="Times New Roman" w:cs="Times New Roman"/>
-          <w:b w:val="0"/>
-          <w:bCs w:val="0"/>
-          <w:color w:val="000000"/>
-          <w:sz w:val="28"/>
-          <w:szCs w:val="28"/>
-          <w:lang w:val="ru-RU"/>
-        </w:rPr>
-      </w:pPr>
-      <w:r>
-        <w:rPr>
-          <w:rFonts w:hint="default" w:ascii="Times New Roman" w:hAnsi="Times New Roman" w:eastAsia="Times New Roman" w:cs="Times New Roman"/>
-          <w:b w:val="0"/>
-          <w:bCs w:val="0"/>
-          <w:color w:val="000000"/>
-          <w:sz w:val="28"/>
-          <w:szCs w:val="28"/>
-          <w:lang w:val="ru-RU"/>
-        </w:rPr>
-        <w:t xml:space="preserve">Изучение работы с </w:t>
+      <w:r>
+        <w:rPr>
+          <w:rFonts w:hint="default" w:ascii="Times New Roman" w:hAnsi="Times New Roman" w:eastAsia="Times New Roman" w:cs="Times New Roman"/>
+          <w:b w:val="0"/>
+          <w:bCs w:val="0"/>
+          <w:color w:val="000000"/>
+          <w:sz w:val="28"/>
+          <w:szCs w:val="28"/>
+          <w:lang w:val="ru-RU"/>
+        </w:rPr>
+        <w:t xml:space="preserve"> (рис. </w:t>
       </w:r>
       <w:r>
         <w:rPr>
@@ -2915,94 +3162,28 @@
           <w:szCs w:val="28"/>
           <w:lang w:val="en-US"/>
         </w:rPr>
-        <w:t xml:space="preserve">Hugo </w:t>
-      </w:r>
-      <w:r>
-        <w:rPr>
-          <w:rFonts w:hint="default" w:ascii="Times New Roman" w:hAnsi="Times New Roman" w:eastAsia="Times New Roman" w:cs="Times New Roman"/>
-          <w:b w:val="0"/>
-          <w:bCs w:val="0"/>
-          <w:color w:val="000000"/>
-          <w:sz w:val="28"/>
-          <w:szCs w:val="28"/>
-          <w:lang w:val="ru-RU"/>
-        </w:rPr>
-        <w:t>и консолью</w:t>
-      </w:r>
-    </w:p>
-    <w:p>
-      <w:pPr>
-        <w:keepNext/>
-        <w:keepLines/>
-        <w:pageBreakBefore w:val="0"/>
-        <w:widowControl/>
-        <w:numPr>
-          <w:ilvl w:val="0"/>
-          <w:numId w:val="6"/>
-        </w:numPr>
-        <w:pBdr>
-          <w:top w:val="none" w:color="auto" w:sz="0" w:space="0"/>
-          <w:left w:val="none" w:color="auto" w:sz="0" w:space="0"/>
-          <w:bottom w:val="none" w:color="auto" w:sz="0" w:space="0"/>
-          <w:right w:val="none" w:color="auto" w:sz="0" w:space="0"/>
-          <w:between w:val="none" w:color="auto" w:sz="0" w:space="0"/>
-        </w:pBdr>
-        <w:kinsoku/>
-        <w:wordWrap/>
-        <w:overflowPunct/>
-        <w:topLinePunct w:val="0"/>
-        <w:autoSpaceDE/>
-        <w:autoSpaceDN/>
-        <w:bidi w:val="0"/>
-        <w:adjustRightInd/>
-        <w:snapToGrid/>
-        <w:spacing w:after="0" w:line="360" w:lineRule="auto"/>
-        <w:ind w:left="420" w:leftChars="0" w:hanging="420" w:firstLineChars="0"/>
-        <w:jc w:val="left"/>
-        <w:textAlignment w:val="auto"/>
-        <w:rPr>
-          <w:rFonts w:hint="default" w:ascii="Times New Roman" w:hAnsi="Times New Roman" w:eastAsia="Times New Roman" w:cs="Times New Roman"/>
-          <w:b w:val="0"/>
-          <w:bCs w:val="0"/>
-          <w:color w:val="000000"/>
-          <w:sz w:val="28"/>
-          <w:szCs w:val="28"/>
-          <w:lang w:val="ru-RU"/>
-        </w:rPr>
-      </w:pPr>
-      <w:r>
-        <w:rPr>
-          <w:rFonts w:hint="default" w:ascii="Times New Roman" w:hAnsi="Times New Roman" w:eastAsia="Times New Roman" w:cs="Times New Roman"/>
-          <w:b w:val="0"/>
-          <w:bCs w:val="0"/>
-          <w:color w:val="000000"/>
-          <w:sz w:val="28"/>
-          <w:szCs w:val="28"/>
-          <w:lang w:val="ru-RU"/>
-        </w:rPr>
-        <w:t xml:space="preserve">Изучение </w:t>
-      </w:r>
-      <w:r>
-        <w:rPr>
-          <w:rFonts w:hint="default" w:ascii="Times New Roman" w:hAnsi="Times New Roman" w:eastAsia="Times New Roman" w:cs="Times New Roman"/>
-          <w:b w:val="0"/>
-          <w:bCs w:val="0"/>
-          <w:color w:val="000000"/>
-          <w:sz w:val="28"/>
-          <w:szCs w:val="28"/>
-          <w:lang w:val="en-US"/>
-        </w:rPr>
-        <w:t xml:space="preserve">Git </w:t>
-      </w:r>
-    </w:p>
-    <w:p>
-      <w:pPr>
-        <w:keepNext/>
-        <w:keepLines/>
-        <w:pageBreakBefore w:val="0"/>
-        <w:widowControl/>
-        <w:numPr>
-          <w:ilvl w:val="0"/>
+        <w:t>4.3</w:t>
+      </w:r>
+      <w:r>
+        <w:rPr>
+          <w:rFonts w:hint="default" w:ascii="Times New Roman" w:hAnsi="Times New Roman" w:eastAsia="Times New Roman" w:cs="Times New Roman"/>
+          <w:b w:val="0"/>
+          <w:bCs w:val="0"/>
+          <w:color w:val="000000"/>
+          <w:sz w:val="28"/>
+          <w:szCs w:val="28"/>
+          <w:lang w:val="ru-RU"/>
+        </w:rPr>
+        <w:t>)</w:t>
+      </w:r>
+    </w:p>
+    <w:p>
+      <w:pPr>
+        <w:keepNext/>
+        <w:keepLines/>
+        <w:pageBreakBefore w:val="0"/>
+        <w:widowControl/>
+        <w:numPr>
           <w:numId w:val="0"/>
         </w:numPr>
         <w:pBdr>
@@ -3027,14 +3208,4354 @@
         <w:spacing w:after="0" w:line="360" w:lineRule="auto"/>
         <w:jc w:val="left"/>
         <w:textAlignment w:val="auto"/>
-        <w:rPr>
-          <w:rFonts w:hint="default" w:ascii="Times New Roman" w:hAnsi="Times New Roman" w:eastAsia="Times New Roman" w:cs="Times New Roman"/>
-          <w:b w:val="0"/>
-          <w:bCs w:val="0"/>
-          <w:color w:val="000000"/>
+      </w:pPr>
+      <w:r>
+        <w:drawing>
+          <wp:inline distT="0" distB="0" distL="114300" distR="114300">
+            <wp:extent cx="6299835" cy="2958465"/>
+            <wp:effectExtent l="0" t="0" r="5715" b="13335"/>
+            <wp:docPr id="3" name="Изображение 3"/>
+            <wp:cNvGraphicFramePr>
+              <a:graphicFrameLocks xmlns:a="http://schemas.openxmlformats.org/drawingml/2006/main" noChangeAspect="1"/>
+            </wp:cNvGraphicFramePr>
+            <a:graphic xmlns:a="http://schemas.openxmlformats.org/drawingml/2006/main">
+              <a:graphicData uri="http://schemas.openxmlformats.org/drawingml/2006/picture">
+                <pic:pic xmlns:pic="http://schemas.openxmlformats.org/drawingml/2006/picture">
+                  <pic:nvPicPr>
+                    <pic:cNvPr id="3" name="Изображение 3"/>
+                    <pic:cNvPicPr>
+                      <a:picLocks noChangeAspect="1"/>
+                    </pic:cNvPicPr>
+                  </pic:nvPicPr>
+                  <pic:blipFill>
+                    <a:blip r:embed="rId9"/>
+                    <a:stretch>
+                      <a:fillRect/>
+                    </a:stretch>
+                  </pic:blipFill>
+                  <pic:spPr>
+                    <a:xfrm>
+                      <a:off x="0" y="0"/>
+                      <a:ext cx="6299835" cy="2958465"/>
+                    </a:xfrm>
+                    <a:prstGeom prst="rect">
+                      <a:avLst/>
+                    </a:prstGeom>
+                    <a:noFill/>
+                    <a:ln>
+                      <a:noFill/>
+                    </a:ln>
+                  </pic:spPr>
+                </pic:pic>
+              </a:graphicData>
+            </a:graphic>
+          </wp:inline>
+        </w:drawing>
+      </w:r>
+    </w:p>
+    <w:p>
+      <w:pPr>
+        <w:keepNext/>
+        <w:keepLines/>
+        <w:pageBreakBefore w:val="0"/>
+        <w:widowControl/>
+        <w:numPr>
+          <w:ilvl w:val="0"/>
+          <w:numId w:val="0"/>
+        </w:numPr>
+        <w:pBdr>
+          <w:top w:val="none" w:color="auto" w:sz="0" w:space="0"/>
+          <w:left w:val="none" w:color="auto" w:sz="0" w:space="0"/>
+          <w:bottom w:val="none" w:color="auto" w:sz="0" w:space="0"/>
+          <w:right w:val="none" w:color="auto" w:sz="0" w:space="0"/>
+          <w:between w:val="none" w:color="auto" w:sz="0" w:space="0"/>
+        </w:pBdr>
+        <w:kinsoku/>
+        <w:wordWrap/>
+        <w:overflowPunct/>
+        <w:topLinePunct w:val="0"/>
+        <w:autoSpaceDE/>
+        <w:autoSpaceDN/>
+        <w:bidi w:val="0"/>
+        <w:adjustRightInd/>
+        <w:snapToGrid/>
+        <w:spacing w:after="0" w:line="360" w:lineRule="auto"/>
+        <w:ind w:leftChars="0"/>
+        <w:jc w:val="center"/>
+        <w:textAlignment w:val="auto"/>
+        <w:rPr>
+          <w:rFonts w:hint="default" w:ascii="Times New Roman" w:hAnsi="Times New Roman" w:cs="Times New Roman"/>
           <w:sz w:val="28"/>
           <w:szCs w:val="28"/>
           <w:lang w:val="en-US"/>
+        </w:rPr>
+      </w:pPr>
+      <w:r>
+        <w:rPr>
+          <w:rFonts w:hint="default" w:ascii="Times New Roman" w:hAnsi="Times New Roman" w:cs="Times New Roman"/>
+          <w:sz w:val="28"/>
+          <w:szCs w:val="28"/>
+          <w:lang w:val="ru-RU"/>
+        </w:rPr>
+        <w:t xml:space="preserve">Рисунок 4.3. Использование языка </w:t>
+      </w:r>
+      <w:r>
+        <w:rPr>
+          <w:rFonts w:hint="default" w:ascii="Times New Roman" w:hAnsi="Times New Roman" w:cs="Times New Roman"/>
+          <w:sz w:val="28"/>
+          <w:szCs w:val="28"/>
+          <w:lang w:val="en-US"/>
+        </w:rPr>
+        <w:t>Markdown</w:t>
+      </w:r>
+    </w:p>
+    <w:p>
+      <w:pPr>
+        <w:keepNext/>
+        <w:keepLines/>
+        <w:pageBreakBefore w:val="0"/>
+        <w:widowControl/>
+        <w:numPr>
+          <w:numId w:val="0"/>
+        </w:numPr>
+        <w:pBdr>
+          <w:top w:val="none" w:color="auto" w:sz="0" w:space="0"/>
+          <w:left w:val="none" w:color="auto" w:sz="0" w:space="0"/>
+          <w:bottom w:val="none" w:color="auto" w:sz="0" w:space="0"/>
+          <w:right w:val="none" w:color="auto" w:sz="0" w:space="0"/>
+          <w:between w:val="none" w:color="auto" w:sz="0" w:space="0"/>
+        </w:pBdr>
+        <w:tabs>
+          <w:tab w:val="left" w:pos="420"/>
+        </w:tabs>
+        <w:kinsoku/>
+        <w:wordWrap/>
+        <w:overflowPunct/>
+        <w:topLinePunct w:val="0"/>
+        <w:autoSpaceDE/>
+        <w:autoSpaceDN/>
+        <w:bidi w:val="0"/>
+        <w:adjustRightInd/>
+        <w:snapToGrid/>
+        <w:spacing w:after="0" w:line="360" w:lineRule="auto"/>
+        <w:jc w:val="left"/>
+        <w:textAlignment w:val="auto"/>
+        <w:rPr>
+          <w:rFonts w:hint="default"/>
+          <w:lang w:val="ru-RU"/>
+        </w:rPr>
+      </w:pPr>
+    </w:p>
+    <w:p>
+      <w:pPr>
+        <w:keepNext/>
+        <w:keepLines/>
+        <w:pageBreakBefore w:val="0"/>
+        <w:widowControl/>
+        <w:numPr>
+          <w:ilvl w:val="0"/>
+          <w:numId w:val="6"/>
+        </w:numPr>
+        <w:pBdr>
+          <w:top w:val="none" w:color="auto" w:sz="0" w:space="0"/>
+          <w:left w:val="none" w:color="auto" w:sz="0" w:space="0"/>
+          <w:bottom w:val="none" w:color="auto" w:sz="0" w:space="0"/>
+          <w:right w:val="none" w:color="auto" w:sz="0" w:space="0"/>
+          <w:between w:val="none" w:color="auto" w:sz="0" w:space="0"/>
+        </w:pBdr>
+        <w:kinsoku/>
+        <w:wordWrap/>
+        <w:overflowPunct/>
+        <w:topLinePunct w:val="0"/>
+        <w:autoSpaceDE/>
+        <w:autoSpaceDN/>
+        <w:bidi w:val="0"/>
+        <w:adjustRightInd/>
+        <w:snapToGrid/>
+        <w:spacing w:after="0" w:line="360" w:lineRule="auto"/>
+        <w:ind w:left="420" w:leftChars="0" w:hanging="420" w:firstLineChars="0"/>
+        <w:jc w:val="left"/>
+        <w:textAlignment w:val="auto"/>
+        <w:rPr>
+          <w:rFonts w:hint="default" w:ascii="Times New Roman" w:hAnsi="Times New Roman" w:eastAsia="Times New Roman" w:cs="Times New Roman"/>
+          <w:b w:val="0"/>
+          <w:bCs w:val="0"/>
+          <w:color w:val="000000"/>
+          <w:sz w:val="28"/>
+          <w:szCs w:val="28"/>
+          <w:lang w:val="ru-RU"/>
+        </w:rPr>
+      </w:pPr>
+      <w:r>
+        <w:rPr>
+          <w:rFonts w:hint="default" w:ascii="Times New Roman" w:hAnsi="Times New Roman" w:eastAsia="Times New Roman" w:cs="Times New Roman"/>
+          <w:b w:val="0"/>
+          <w:bCs w:val="0"/>
+          <w:color w:val="000000"/>
+          <w:sz w:val="28"/>
+          <w:szCs w:val="28"/>
+          <w:lang w:val="ru-RU"/>
+        </w:rPr>
+        <w:t xml:space="preserve">Изучение работы с </w:t>
+      </w:r>
+      <w:r>
+        <w:rPr>
+          <w:rFonts w:hint="default" w:ascii="Times New Roman" w:hAnsi="Times New Roman" w:eastAsia="Times New Roman" w:cs="Times New Roman"/>
+          <w:b w:val="0"/>
+          <w:bCs w:val="0"/>
+          <w:color w:val="000000"/>
+          <w:sz w:val="28"/>
+          <w:szCs w:val="28"/>
+          <w:lang w:val="en-US"/>
+        </w:rPr>
+        <w:t xml:space="preserve">Hugo </w:t>
+      </w:r>
+      <w:r>
+        <w:rPr>
+          <w:rFonts w:hint="default" w:ascii="Times New Roman" w:hAnsi="Times New Roman" w:eastAsia="Times New Roman" w:cs="Times New Roman"/>
+          <w:b w:val="0"/>
+          <w:bCs w:val="0"/>
+          <w:color w:val="000000"/>
+          <w:sz w:val="28"/>
+          <w:szCs w:val="28"/>
+          <w:lang w:val="ru-RU"/>
+        </w:rPr>
+        <w:t>и консолью</w:t>
+      </w:r>
+      <w:r>
+        <w:rPr>
+          <w:rFonts w:hint="default" w:ascii="Times New Roman" w:hAnsi="Times New Roman" w:eastAsia="Times New Roman" w:cs="Times New Roman"/>
+          <w:b w:val="0"/>
+          <w:bCs w:val="0"/>
+          <w:color w:val="000000"/>
+          <w:sz w:val="28"/>
+          <w:szCs w:val="28"/>
+          <w:lang w:val="en-US"/>
+        </w:rPr>
+        <w:t xml:space="preserve"> (</w:t>
+      </w:r>
+      <w:r>
+        <w:rPr>
+          <w:rFonts w:hint="default" w:ascii="Times New Roman" w:hAnsi="Times New Roman" w:eastAsia="Times New Roman" w:cs="Times New Roman"/>
+          <w:b w:val="0"/>
+          <w:bCs w:val="0"/>
+          <w:color w:val="000000"/>
+          <w:sz w:val="28"/>
+          <w:szCs w:val="28"/>
+          <w:lang w:val="ru-RU"/>
+        </w:rPr>
+        <w:t>листинг 4.1</w:t>
+      </w:r>
+      <w:r>
+        <w:rPr>
+          <w:rFonts w:hint="default" w:ascii="Times New Roman" w:hAnsi="Times New Roman" w:eastAsia="Times New Roman" w:cs="Times New Roman"/>
+          <w:b w:val="0"/>
+          <w:bCs w:val="0"/>
+          <w:color w:val="000000"/>
+          <w:sz w:val="28"/>
+          <w:szCs w:val="28"/>
+          <w:lang w:val="en-US"/>
+        </w:rPr>
+        <w:t>)</w:t>
+      </w:r>
+    </w:p>
+    <w:p>
+      <w:pPr>
+        <w:keepNext/>
+        <w:keepLines/>
+        <w:pageBreakBefore w:val="0"/>
+        <w:widowControl/>
+        <w:numPr>
+          <w:numId w:val="0"/>
+        </w:numPr>
+        <w:pBdr>
+          <w:top w:val="none" w:color="auto" w:sz="0" w:space="0"/>
+          <w:left w:val="none" w:color="auto" w:sz="0" w:space="0"/>
+          <w:bottom w:val="none" w:color="auto" w:sz="0" w:space="0"/>
+          <w:right w:val="none" w:color="auto" w:sz="0" w:space="0"/>
+          <w:between w:val="none" w:color="auto" w:sz="0" w:space="0"/>
+        </w:pBdr>
+        <w:tabs>
+          <w:tab w:val="left" w:pos="420"/>
+        </w:tabs>
+        <w:kinsoku/>
+        <w:wordWrap/>
+        <w:overflowPunct/>
+        <w:topLinePunct w:val="0"/>
+        <w:autoSpaceDE/>
+        <w:autoSpaceDN/>
+        <w:bidi w:val="0"/>
+        <w:adjustRightInd/>
+        <w:snapToGrid/>
+        <w:spacing w:after="0" w:line="360" w:lineRule="auto"/>
+        <w:jc w:val="left"/>
+        <w:textAlignment w:val="auto"/>
+        <w:rPr>
+          <w:rFonts w:hint="default" w:ascii="Times New Roman" w:hAnsi="Times New Roman" w:eastAsia="Times New Roman" w:cs="Times New Roman"/>
+          <w:b w:val="0"/>
+          <w:bCs w:val="0"/>
+          <w:color w:val="000000"/>
+          <w:sz w:val="28"/>
+          <w:szCs w:val="28"/>
+          <w:lang w:val="en-US"/>
+        </w:rPr>
+      </w:pPr>
+      <w:r>
+        <w:rPr>
+          <w:rFonts w:hint="default" w:ascii="Times New Roman" w:hAnsi="Times New Roman" w:eastAsia="Times New Roman" w:cs="Times New Roman"/>
+          <w:b w:val="0"/>
+          <w:bCs w:val="0"/>
+          <w:color w:val="000000"/>
+          <w:sz w:val="28"/>
+          <w:szCs w:val="28"/>
+          <w:lang w:val="ru-RU"/>
+        </w:rPr>
+        <w:t xml:space="preserve">Листинг 4.1. Файл </w:t>
+      </w:r>
+      <w:r>
+        <w:rPr>
+          <w:rFonts w:hint="default" w:ascii="Times New Roman" w:hAnsi="Times New Roman" w:eastAsia="Times New Roman" w:cs="Times New Roman"/>
+          <w:b w:val="0"/>
+          <w:bCs w:val="0"/>
+          <w:color w:val="000000"/>
+          <w:sz w:val="28"/>
+          <w:szCs w:val="28"/>
+          <w:lang w:val="en-US"/>
+        </w:rPr>
+        <w:t>hugo.toml</w:t>
+      </w:r>
+    </w:p>
+    <w:p>
+      <w:pPr>
+        <w:keepNext/>
+        <w:keepLines/>
+        <w:pageBreakBefore w:val="0"/>
+        <w:widowControl/>
+        <w:numPr>
+          <w:numId w:val="0"/>
+        </w:numPr>
+        <w:pBdr>
+          <w:top w:val="none" w:color="auto" w:sz="0" w:space="0"/>
+          <w:left w:val="none" w:color="auto" w:sz="0" w:space="0"/>
+          <w:bottom w:val="none" w:color="auto" w:sz="0" w:space="0"/>
+          <w:right w:val="none" w:color="auto" w:sz="0" w:space="0"/>
+          <w:between w:val="none" w:color="auto" w:sz="0" w:space="0"/>
+        </w:pBdr>
+        <w:tabs>
+          <w:tab w:val="left" w:pos="420"/>
+        </w:tabs>
+        <w:kinsoku/>
+        <w:wordWrap/>
+        <w:overflowPunct/>
+        <w:topLinePunct w:val="0"/>
+        <w:autoSpaceDE/>
+        <w:autoSpaceDN/>
+        <w:bidi w:val="0"/>
+        <w:adjustRightInd/>
+        <w:snapToGrid/>
+        <w:spacing w:after="0" w:line="360" w:lineRule="auto"/>
+        <w:jc w:val="left"/>
+        <w:textAlignment w:val="auto"/>
+        <w:rPr>
+          <w:rFonts w:hint="default" w:ascii="Times New Roman" w:hAnsi="Times New Roman" w:eastAsia="Times New Roman" w:cs="Times New Roman"/>
+          <w:b w:val="0"/>
+          <w:bCs w:val="0"/>
+          <w:color w:val="000000"/>
+          <w:sz w:val="28"/>
+          <w:szCs w:val="28"/>
+          <w:lang w:val="en-US"/>
+        </w:rPr>
+      </w:pPr>
+      <w:r>
+        <w:rPr>
+          <w:rFonts w:hint="default" w:ascii="Times New Roman" w:hAnsi="Times New Roman" w:eastAsia="Times New Roman" w:cs="Times New Roman"/>
+          <w:b w:val="0"/>
+          <w:bCs w:val="0"/>
+          <w:color w:val="000000"/>
+          <w:sz w:val="28"/>
+          <w:szCs w:val="28"/>
+          <w:lang w:val="en-US"/>
+        </w:rPr>
+        <w:t>______________________________________________________________________</w:t>
+      </w:r>
+    </w:p>
+    <w:p>
+      <w:pPr>
+        <w:keepNext/>
+        <w:keepLines/>
+        <w:pageBreakBefore w:val="0"/>
+        <w:widowControl/>
+        <w:numPr>
+          <w:numId w:val="0"/>
+        </w:numPr>
+        <w:pBdr>
+          <w:top w:val="none" w:color="auto" w:sz="0" w:space="0"/>
+          <w:left w:val="none" w:color="auto" w:sz="0" w:space="0"/>
+          <w:bottom w:val="none" w:color="auto" w:sz="0" w:space="0"/>
+          <w:right w:val="none" w:color="auto" w:sz="0" w:space="0"/>
+          <w:between w:val="none" w:color="auto" w:sz="0" w:space="0"/>
+        </w:pBdr>
+        <w:tabs>
+          <w:tab w:val="left" w:pos="420"/>
+        </w:tabs>
+        <w:kinsoku/>
+        <w:wordWrap/>
+        <w:overflowPunct/>
+        <w:topLinePunct w:val="0"/>
+        <w:autoSpaceDE/>
+        <w:autoSpaceDN/>
+        <w:bidi w:val="0"/>
+        <w:adjustRightInd/>
+        <w:snapToGrid/>
+        <w:spacing w:after="0" w:line="360" w:lineRule="auto"/>
+        <w:jc w:val="left"/>
+        <w:textAlignment w:val="auto"/>
+        <w:rPr>
+          <w:rFonts w:hint="default" w:ascii="Times New Roman" w:hAnsi="Times New Roman" w:eastAsia="Times New Roman" w:cs="Times New Roman"/>
+          <w:b w:val="0"/>
+          <w:bCs w:val="0"/>
+          <w:color w:val="000000"/>
+          <w:sz w:val="22"/>
+          <w:szCs w:val="22"/>
+          <w:lang w:val="ru-RU"/>
+        </w:rPr>
+      </w:pPr>
+      <w:r>
+        <w:rPr>
+          <w:rFonts w:hint="default" w:ascii="Times New Roman" w:hAnsi="Times New Roman" w:eastAsia="Times New Roman" w:cs="Times New Roman"/>
+          <w:b w:val="0"/>
+          <w:bCs w:val="0"/>
+          <w:color w:val="000000"/>
+          <w:sz w:val="22"/>
+          <w:szCs w:val="22"/>
+          <w:lang w:val="ru-RU"/>
+        </w:rPr>
+        <w:t>baseurl = "https://NoPosh.github.io/"</w:t>
+      </w:r>
+    </w:p>
+    <w:p>
+      <w:pPr>
+        <w:keepNext/>
+        <w:keepLines/>
+        <w:pageBreakBefore w:val="0"/>
+        <w:widowControl/>
+        <w:numPr>
+          <w:numId w:val="0"/>
+        </w:numPr>
+        <w:pBdr>
+          <w:top w:val="none" w:color="auto" w:sz="0" w:space="0"/>
+          <w:left w:val="none" w:color="auto" w:sz="0" w:space="0"/>
+          <w:bottom w:val="none" w:color="auto" w:sz="0" w:space="0"/>
+          <w:right w:val="none" w:color="auto" w:sz="0" w:space="0"/>
+          <w:between w:val="none" w:color="auto" w:sz="0" w:space="0"/>
+        </w:pBdr>
+        <w:tabs>
+          <w:tab w:val="left" w:pos="420"/>
+        </w:tabs>
+        <w:kinsoku/>
+        <w:wordWrap/>
+        <w:overflowPunct/>
+        <w:topLinePunct w:val="0"/>
+        <w:autoSpaceDE/>
+        <w:autoSpaceDN/>
+        <w:bidi w:val="0"/>
+        <w:adjustRightInd/>
+        <w:snapToGrid/>
+        <w:spacing w:after="0" w:line="360" w:lineRule="auto"/>
+        <w:jc w:val="left"/>
+        <w:textAlignment w:val="auto"/>
+        <w:rPr>
+          <w:rFonts w:hint="default" w:ascii="Times New Roman" w:hAnsi="Times New Roman" w:eastAsia="Times New Roman" w:cs="Times New Roman"/>
+          <w:b w:val="0"/>
+          <w:bCs w:val="0"/>
+          <w:color w:val="000000"/>
+          <w:sz w:val="22"/>
+          <w:szCs w:val="22"/>
+          <w:lang w:val="ru-RU"/>
+        </w:rPr>
+      </w:pPr>
+      <w:r>
+        <w:rPr>
+          <w:rFonts w:hint="default" w:ascii="Times New Roman" w:hAnsi="Times New Roman" w:eastAsia="Times New Roman" w:cs="Times New Roman"/>
+          <w:b w:val="0"/>
+          <w:bCs w:val="0"/>
+          <w:color w:val="000000"/>
+          <w:sz w:val="22"/>
+          <w:szCs w:val="22"/>
+          <w:lang w:val="ru-RU"/>
+        </w:rPr>
+        <w:t>title = "Forest Ranger"</w:t>
+      </w:r>
+    </w:p>
+    <w:p>
+      <w:pPr>
+        <w:keepNext/>
+        <w:keepLines/>
+        <w:pageBreakBefore w:val="0"/>
+        <w:widowControl/>
+        <w:numPr>
+          <w:numId w:val="0"/>
+        </w:numPr>
+        <w:pBdr>
+          <w:top w:val="none" w:color="auto" w:sz="0" w:space="0"/>
+          <w:left w:val="none" w:color="auto" w:sz="0" w:space="0"/>
+          <w:bottom w:val="none" w:color="auto" w:sz="0" w:space="0"/>
+          <w:right w:val="none" w:color="auto" w:sz="0" w:space="0"/>
+          <w:between w:val="none" w:color="auto" w:sz="0" w:space="0"/>
+        </w:pBdr>
+        <w:tabs>
+          <w:tab w:val="left" w:pos="420"/>
+        </w:tabs>
+        <w:kinsoku/>
+        <w:wordWrap/>
+        <w:overflowPunct/>
+        <w:topLinePunct w:val="0"/>
+        <w:autoSpaceDE/>
+        <w:autoSpaceDN/>
+        <w:bidi w:val="0"/>
+        <w:adjustRightInd/>
+        <w:snapToGrid/>
+        <w:spacing w:after="0" w:line="360" w:lineRule="auto"/>
+        <w:jc w:val="left"/>
+        <w:textAlignment w:val="auto"/>
+        <w:rPr>
+          <w:rFonts w:hint="default" w:ascii="Times New Roman" w:hAnsi="Times New Roman" w:eastAsia="Times New Roman" w:cs="Times New Roman"/>
+          <w:b w:val="0"/>
+          <w:bCs w:val="0"/>
+          <w:color w:val="000000"/>
+          <w:sz w:val="22"/>
+          <w:szCs w:val="22"/>
+          <w:lang w:val="ru-RU"/>
+        </w:rPr>
+      </w:pPr>
+      <w:r>
+        <w:rPr>
+          <w:rFonts w:hint="default" w:ascii="Times New Roman" w:hAnsi="Times New Roman" w:eastAsia="Times New Roman" w:cs="Times New Roman"/>
+          <w:b w:val="0"/>
+          <w:bCs w:val="0"/>
+          <w:color w:val="000000"/>
+          <w:sz w:val="22"/>
+          <w:szCs w:val="22"/>
+          <w:lang w:val="ru-RU"/>
+        </w:rPr>
+        <w:t>theme = "hugo-profile"</w:t>
+      </w:r>
+    </w:p>
+    <w:p>
+      <w:pPr>
+        <w:keepNext/>
+        <w:keepLines/>
+        <w:pageBreakBefore w:val="0"/>
+        <w:widowControl/>
+        <w:numPr>
+          <w:numId w:val="0"/>
+        </w:numPr>
+        <w:pBdr>
+          <w:top w:val="none" w:color="auto" w:sz="0" w:space="0"/>
+          <w:left w:val="none" w:color="auto" w:sz="0" w:space="0"/>
+          <w:bottom w:val="none" w:color="auto" w:sz="0" w:space="0"/>
+          <w:right w:val="none" w:color="auto" w:sz="0" w:space="0"/>
+          <w:between w:val="none" w:color="auto" w:sz="0" w:space="0"/>
+        </w:pBdr>
+        <w:tabs>
+          <w:tab w:val="left" w:pos="420"/>
+        </w:tabs>
+        <w:kinsoku/>
+        <w:wordWrap/>
+        <w:overflowPunct/>
+        <w:topLinePunct w:val="0"/>
+        <w:autoSpaceDE/>
+        <w:autoSpaceDN/>
+        <w:bidi w:val="0"/>
+        <w:adjustRightInd/>
+        <w:snapToGrid/>
+        <w:spacing w:after="0" w:line="360" w:lineRule="auto"/>
+        <w:jc w:val="left"/>
+        <w:textAlignment w:val="auto"/>
+        <w:rPr>
+          <w:rFonts w:hint="default" w:ascii="Times New Roman" w:hAnsi="Times New Roman" w:eastAsia="Times New Roman" w:cs="Times New Roman"/>
+          <w:b w:val="0"/>
+          <w:bCs w:val="0"/>
+          <w:color w:val="000000"/>
+          <w:sz w:val="22"/>
+          <w:szCs w:val="22"/>
+          <w:lang w:val="ru-RU"/>
+        </w:rPr>
+      </w:pPr>
+      <w:r>
+        <w:rPr>
+          <w:rFonts w:hint="default" w:ascii="Times New Roman" w:hAnsi="Times New Roman" w:eastAsia="Times New Roman" w:cs="Times New Roman"/>
+          <w:b w:val="0"/>
+          <w:bCs w:val="0"/>
+          <w:color w:val="000000"/>
+          <w:sz w:val="22"/>
+          <w:szCs w:val="22"/>
+          <w:lang w:val="ru-RU"/>
+        </w:rPr>
+        <w:t>locale = "ru-ru"</w:t>
+      </w:r>
+    </w:p>
+    <w:p>
+      <w:pPr>
+        <w:keepNext/>
+        <w:keepLines/>
+        <w:pageBreakBefore w:val="0"/>
+        <w:widowControl/>
+        <w:numPr>
+          <w:numId w:val="0"/>
+        </w:numPr>
+        <w:pBdr>
+          <w:top w:val="none" w:color="auto" w:sz="0" w:space="0"/>
+          <w:left w:val="none" w:color="auto" w:sz="0" w:space="0"/>
+          <w:bottom w:val="none" w:color="auto" w:sz="0" w:space="0"/>
+          <w:right w:val="none" w:color="auto" w:sz="0" w:space="0"/>
+          <w:between w:val="none" w:color="auto" w:sz="0" w:space="0"/>
+        </w:pBdr>
+        <w:tabs>
+          <w:tab w:val="left" w:pos="420"/>
+        </w:tabs>
+        <w:kinsoku/>
+        <w:wordWrap/>
+        <w:overflowPunct/>
+        <w:topLinePunct w:val="0"/>
+        <w:autoSpaceDE/>
+        <w:autoSpaceDN/>
+        <w:bidi w:val="0"/>
+        <w:adjustRightInd/>
+        <w:snapToGrid/>
+        <w:spacing w:after="0" w:line="360" w:lineRule="auto"/>
+        <w:jc w:val="left"/>
+        <w:textAlignment w:val="auto"/>
+        <w:rPr>
+          <w:rFonts w:hint="default" w:ascii="Times New Roman" w:hAnsi="Times New Roman" w:eastAsia="Times New Roman" w:cs="Times New Roman"/>
+          <w:b w:val="0"/>
+          <w:bCs w:val="0"/>
+          <w:color w:val="000000"/>
+          <w:sz w:val="22"/>
+          <w:szCs w:val="22"/>
+          <w:lang w:val="ru-RU"/>
+        </w:rPr>
+      </w:pPr>
+    </w:p>
+    <w:p>
+      <w:pPr>
+        <w:keepNext/>
+        <w:keepLines/>
+        <w:pageBreakBefore w:val="0"/>
+        <w:widowControl/>
+        <w:numPr>
+          <w:numId w:val="0"/>
+        </w:numPr>
+        <w:pBdr>
+          <w:top w:val="none" w:color="auto" w:sz="0" w:space="0"/>
+          <w:left w:val="none" w:color="auto" w:sz="0" w:space="0"/>
+          <w:bottom w:val="none" w:color="auto" w:sz="0" w:space="0"/>
+          <w:right w:val="none" w:color="auto" w:sz="0" w:space="0"/>
+          <w:between w:val="none" w:color="auto" w:sz="0" w:space="0"/>
+        </w:pBdr>
+        <w:tabs>
+          <w:tab w:val="left" w:pos="420"/>
+        </w:tabs>
+        <w:kinsoku/>
+        <w:wordWrap/>
+        <w:overflowPunct/>
+        <w:topLinePunct w:val="0"/>
+        <w:autoSpaceDE/>
+        <w:autoSpaceDN/>
+        <w:bidi w:val="0"/>
+        <w:adjustRightInd/>
+        <w:snapToGrid/>
+        <w:spacing w:after="0" w:line="360" w:lineRule="auto"/>
+        <w:jc w:val="left"/>
+        <w:textAlignment w:val="auto"/>
+        <w:rPr>
+          <w:rFonts w:hint="default" w:ascii="Times New Roman" w:hAnsi="Times New Roman" w:eastAsia="Times New Roman" w:cs="Times New Roman"/>
+          <w:b w:val="0"/>
+          <w:bCs w:val="0"/>
+          <w:color w:val="000000"/>
+          <w:sz w:val="22"/>
+          <w:szCs w:val="22"/>
+          <w:lang w:val="ru-RU"/>
+        </w:rPr>
+      </w:pPr>
+      <w:r>
+        <w:rPr>
+          <w:rFonts w:hint="default" w:ascii="Times New Roman" w:hAnsi="Times New Roman" w:eastAsia="Times New Roman" w:cs="Times New Roman"/>
+          <w:b w:val="0"/>
+          <w:bCs w:val="0"/>
+          <w:color w:val="000000"/>
+          <w:sz w:val="22"/>
+          <w:szCs w:val="22"/>
+          <w:lang w:val="ru-RU"/>
+        </w:rPr>
+        <w:t>[params]</w:t>
+      </w:r>
+    </w:p>
+    <w:p>
+      <w:pPr>
+        <w:keepNext/>
+        <w:keepLines/>
+        <w:pageBreakBefore w:val="0"/>
+        <w:widowControl/>
+        <w:numPr>
+          <w:numId w:val="0"/>
+        </w:numPr>
+        <w:pBdr>
+          <w:top w:val="none" w:color="auto" w:sz="0" w:space="0"/>
+          <w:left w:val="none" w:color="auto" w:sz="0" w:space="0"/>
+          <w:bottom w:val="none" w:color="auto" w:sz="0" w:space="0"/>
+          <w:right w:val="none" w:color="auto" w:sz="0" w:space="0"/>
+          <w:between w:val="none" w:color="auto" w:sz="0" w:space="0"/>
+        </w:pBdr>
+        <w:tabs>
+          <w:tab w:val="left" w:pos="420"/>
+        </w:tabs>
+        <w:kinsoku/>
+        <w:wordWrap/>
+        <w:overflowPunct/>
+        <w:topLinePunct w:val="0"/>
+        <w:autoSpaceDE/>
+        <w:autoSpaceDN/>
+        <w:bidi w:val="0"/>
+        <w:adjustRightInd/>
+        <w:snapToGrid/>
+        <w:spacing w:after="0" w:line="360" w:lineRule="auto"/>
+        <w:jc w:val="left"/>
+        <w:textAlignment w:val="auto"/>
+        <w:rPr>
+          <w:rFonts w:hint="default" w:ascii="Times New Roman" w:hAnsi="Times New Roman" w:eastAsia="Times New Roman" w:cs="Times New Roman"/>
+          <w:b w:val="0"/>
+          <w:bCs w:val="0"/>
+          <w:color w:val="000000"/>
+          <w:sz w:val="22"/>
+          <w:szCs w:val="22"/>
+          <w:lang w:val="ru-RU"/>
+        </w:rPr>
+      </w:pPr>
+      <w:r>
+        <w:rPr>
+          <w:rFonts w:hint="default" w:ascii="Times New Roman" w:hAnsi="Times New Roman" w:eastAsia="Times New Roman" w:cs="Times New Roman"/>
+          <w:b w:val="0"/>
+          <w:bCs w:val="0"/>
+          <w:color w:val="000000"/>
+          <w:sz w:val="22"/>
+          <w:szCs w:val="22"/>
+          <w:lang w:val="ru-RU"/>
+        </w:rPr>
+        <w:tab/>
+      </w:r>
+      <w:r>
+        <w:rPr>
+          <w:rFonts w:hint="default" w:ascii="Times New Roman" w:hAnsi="Times New Roman" w:eastAsia="Times New Roman" w:cs="Times New Roman"/>
+          <w:b w:val="0"/>
+          <w:bCs w:val="0"/>
+          <w:color w:val="000000"/>
+          <w:sz w:val="22"/>
+          <w:szCs w:val="22"/>
+          <w:lang w:val="ru-RU"/>
+        </w:rPr>
+        <w:t># Основные настройки</w:t>
+      </w:r>
+    </w:p>
+    <w:p>
+      <w:pPr>
+        <w:keepNext/>
+        <w:keepLines/>
+        <w:pageBreakBefore w:val="0"/>
+        <w:widowControl/>
+        <w:numPr>
+          <w:numId w:val="0"/>
+        </w:numPr>
+        <w:pBdr>
+          <w:top w:val="none" w:color="auto" w:sz="0" w:space="0"/>
+          <w:left w:val="none" w:color="auto" w:sz="0" w:space="0"/>
+          <w:bottom w:val="none" w:color="auto" w:sz="0" w:space="0"/>
+          <w:right w:val="none" w:color="auto" w:sz="0" w:space="0"/>
+          <w:between w:val="none" w:color="auto" w:sz="0" w:space="0"/>
+        </w:pBdr>
+        <w:tabs>
+          <w:tab w:val="left" w:pos="420"/>
+        </w:tabs>
+        <w:kinsoku/>
+        <w:wordWrap/>
+        <w:overflowPunct/>
+        <w:topLinePunct w:val="0"/>
+        <w:autoSpaceDE/>
+        <w:autoSpaceDN/>
+        <w:bidi w:val="0"/>
+        <w:adjustRightInd/>
+        <w:snapToGrid/>
+        <w:spacing w:after="0" w:line="360" w:lineRule="auto"/>
+        <w:jc w:val="left"/>
+        <w:textAlignment w:val="auto"/>
+        <w:rPr>
+          <w:rFonts w:hint="default" w:ascii="Times New Roman" w:hAnsi="Times New Roman" w:eastAsia="Times New Roman" w:cs="Times New Roman"/>
+          <w:b w:val="0"/>
+          <w:bCs w:val="0"/>
+          <w:color w:val="000000"/>
+          <w:sz w:val="22"/>
+          <w:szCs w:val="22"/>
+          <w:lang w:val="ru-RU"/>
+        </w:rPr>
+      </w:pPr>
+      <w:r>
+        <w:rPr>
+          <w:rFonts w:hint="default" w:ascii="Times New Roman" w:hAnsi="Times New Roman" w:eastAsia="Times New Roman" w:cs="Times New Roman"/>
+          <w:b w:val="0"/>
+          <w:bCs w:val="0"/>
+          <w:color w:val="000000"/>
+          <w:sz w:val="22"/>
+          <w:szCs w:val="22"/>
+          <w:lang w:val="ru-RU"/>
+        </w:rPr>
+        <w:tab/>
+      </w:r>
+      <w:r>
+        <w:rPr>
+          <w:rFonts w:hint="default" w:ascii="Times New Roman" w:hAnsi="Times New Roman" w:eastAsia="Times New Roman" w:cs="Times New Roman"/>
+          <w:b w:val="0"/>
+          <w:bCs w:val="0"/>
+          <w:color w:val="000000"/>
+          <w:sz w:val="22"/>
+          <w:szCs w:val="22"/>
+          <w:lang w:val="ru-RU"/>
+        </w:rPr>
+        <w:t>description = "Разработка мобильной игры Forest Ranger на Unity"</w:t>
+      </w:r>
+    </w:p>
+    <w:p>
+      <w:pPr>
+        <w:keepNext/>
+        <w:keepLines/>
+        <w:pageBreakBefore w:val="0"/>
+        <w:widowControl/>
+        <w:numPr>
+          <w:numId w:val="0"/>
+        </w:numPr>
+        <w:pBdr>
+          <w:top w:val="none" w:color="auto" w:sz="0" w:space="0"/>
+          <w:left w:val="none" w:color="auto" w:sz="0" w:space="0"/>
+          <w:bottom w:val="none" w:color="auto" w:sz="0" w:space="0"/>
+          <w:right w:val="none" w:color="auto" w:sz="0" w:space="0"/>
+          <w:between w:val="none" w:color="auto" w:sz="0" w:space="0"/>
+        </w:pBdr>
+        <w:tabs>
+          <w:tab w:val="left" w:pos="420"/>
+        </w:tabs>
+        <w:kinsoku/>
+        <w:wordWrap/>
+        <w:overflowPunct/>
+        <w:topLinePunct w:val="0"/>
+        <w:autoSpaceDE/>
+        <w:autoSpaceDN/>
+        <w:bidi w:val="0"/>
+        <w:adjustRightInd/>
+        <w:snapToGrid/>
+        <w:spacing w:after="0" w:line="360" w:lineRule="auto"/>
+        <w:jc w:val="left"/>
+        <w:textAlignment w:val="auto"/>
+        <w:rPr>
+          <w:rFonts w:hint="default" w:ascii="Times New Roman" w:hAnsi="Times New Roman" w:eastAsia="Times New Roman" w:cs="Times New Roman"/>
+          <w:b w:val="0"/>
+          <w:bCs w:val="0"/>
+          <w:color w:val="000000"/>
+          <w:sz w:val="22"/>
+          <w:szCs w:val="22"/>
+          <w:lang w:val="ru-RU"/>
+        </w:rPr>
+      </w:pPr>
+      <w:r>
+        <w:rPr>
+          <w:rFonts w:hint="default" w:ascii="Times New Roman" w:hAnsi="Times New Roman" w:eastAsia="Times New Roman" w:cs="Times New Roman"/>
+          <w:b w:val="0"/>
+          <w:bCs w:val="0"/>
+          <w:color w:val="000000"/>
+          <w:sz w:val="22"/>
+          <w:szCs w:val="22"/>
+          <w:lang w:val="ru-RU"/>
+        </w:rPr>
+        <w:tab/>
+      </w:r>
+      <w:r>
+        <w:rPr>
+          <w:rFonts w:hint="default" w:ascii="Times New Roman" w:hAnsi="Times New Roman" w:eastAsia="Times New Roman" w:cs="Times New Roman"/>
+          <w:b w:val="0"/>
+          <w:bCs w:val="0"/>
+          <w:color w:val="000000"/>
+          <w:sz w:val="22"/>
+          <w:szCs w:val="22"/>
+          <w:lang w:val="ru-RU"/>
+        </w:rPr>
+        <w:t>animate = true</w:t>
+      </w:r>
+    </w:p>
+    <w:p>
+      <w:pPr>
+        <w:keepNext/>
+        <w:keepLines/>
+        <w:pageBreakBefore w:val="0"/>
+        <w:widowControl/>
+        <w:numPr>
+          <w:numId w:val="0"/>
+        </w:numPr>
+        <w:pBdr>
+          <w:top w:val="none" w:color="auto" w:sz="0" w:space="0"/>
+          <w:left w:val="none" w:color="auto" w:sz="0" w:space="0"/>
+          <w:bottom w:val="none" w:color="auto" w:sz="0" w:space="0"/>
+          <w:right w:val="none" w:color="auto" w:sz="0" w:space="0"/>
+          <w:between w:val="none" w:color="auto" w:sz="0" w:space="0"/>
+        </w:pBdr>
+        <w:tabs>
+          <w:tab w:val="left" w:pos="420"/>
+        </w:tabs>
+        <w:kinsoku/>
+        <w:wordWrap/>
+        <w:overflowPunct/>
+        <w:topLinePunct w:val="0"/>
+        <w:autoSpaceDE/>
+        <w:autoSpaceDN/>
+        <w:bidi w:val="0"/>
+        <w:adjustRightInd/>
+        <w:snapToGrid/>
+        <w:spacing w:after="0" w:line="360" w:lineRule="auto"/>
+        <w:jc w:val="left"/>
+        <w:textAlignment w:val="auto"/>
+        <w:rPr>
+          <w:rFonts w:hint="default" w:ascii="Times New Roman" w:hAnsi="Times New Roman" w:eastAsia="Times New Roman" w:cs="Times New Roman"/>
+          <w:b w:val="0"/>
+          <w:bCs w:val="0"/>
+          <w:color w:val="000000"/>
+          <w:sz w:val="22"/>
+          <w:szCs w:val="22"/>
+          <w:lang w:val="ru-RU"/>
+        </w:rPr>
+      </w:pPr>
+      <w:r>
+        <w:rPr>
+          <w:rFonts w:hint="default" w:ascii="Times New Roman" w:hAnsi="Times New Roman" w:eastAsia="Times New Roman" w:cs="Times New Roman"/>
+          <w:b w:val="0"/>
+          <w:bCs w:val="0"/>
+          <w:color w:val="000000"/>
+          <w:sz w:val="22"/>
+          <w:szCs w:val="22"/>
+          <w:lang w:val="ru-RU"/>
+        </w:rPr>
+        <w:t xml:space="preserve">    favicon = "/fav.png"</w:t>
+      </w:r>
+    </w:p>
+    <w:p>
+      <w:pPr>
+        <w:keepNext/>
+        <w:keepLines/>
+        <w:pageBreakBefore w:val="0"/>
+        <w:widowControl/>
+        <w:numPr>
+          <w:numId w:val="0"/>
+        </w:numPr>
+        <w:pBdr>
+          <w:top w:val="none" w:color="auto" w:sz="0" w:space="0"/>
+          <w:left w:val="none" w:color="auto" w:sz="0" w:space="0"/>
+          <w:bottom w:val="none" w:color="auto" w:sz="0" w:space="0"/>
+          <w:right w:val="none" w:color="auto" w:sz="0" w:space="0"/>
+          <w:between w:val="none" w:color="auto" w:sz="0" w:space="0"/>
+        </w:pBdr>
+        <w:tabs>
+          <w:tab w:val="left" w:pos="420"/>
+        </w:tabs>
+        <w:kinsoku/>
+        <w:wordWrap/>
+        <w:overflowPunct/>
+        <w:topLinePunct w:val="0"/>
+        <w:autoSpaceDE/>
+        <w:autoSpaceDN/>
+        <w:bidi w:val="0"/>
+        <w:adjustRightInd/>
+        <w:snapToGrid/>
+        <w:spacing w:after="0" w:line="360" w:lineRule="auto"/>
+        <w:jc w:val="left"/>
+        <w:textAlignment w:val="auto"/>
+        <w:rPr>
+          <w:rFonts w:hint="default" w:ascii="Times New Roman" w:hAnsi="Times New Roman" w:eastAsia="Times New Roman" w:cs="Times New Roman"/>
+          <w:b w:val="0"/>
+          <w:bCs w:val="0"/>
+          <w:color w:val="000000"/>
+          <w:sz w:val="22"/>
+          <w:szCs w:val="22"/>
+          <w:lang w:val="ru-RU"/>
+        </w:rPr>
+      </w:pPr>
+    </w:p>
+    <w:p>
+      <w:pPr>
+        <w:keepNext/>
+        <w:keepLines/>
+        <w:pageBreakBefore w:val="0"/>
+        <w:widowControl/>
+        <w:numPr>
+          <w:numId w:val="0"/>
+        </w:numPr>
+        <w:pBdr>
+          <w:top w:val="none" w:color="auto" w:sz="0" w:space="0"/>
+          <w:left w:val="none" w:color="auto" w:sz="0" w:space="0"/>
+          <w:bottom w:val="none" w:color="auto" w:sz="0" w:space="0"/>
+          <w:right w:val="none" w:color="auto" w:sz="0" w:space="0"/>
+          <w:between w:val="none" w:color="auto" w:sz="0" w:space="0"/>
+        </w:pBdr>
+        <w:tabs>
+          <w:tab w:val="left" w:pos="420"/>
+        </w:tabs>
+        <w:kinsoku/>
+        <w:wordWrap/>
+        <w:overflowPunct/>
+        <w:topLinePunct w:val="0"/>
+        <w:autoSpaceDE/>
+        <w:autoSpaceDN/>
+        <w:bidi w:val="0"/>
+        <w:adjustRightInd/>
+        <w:snapToGrid/>
+        <w:spacing w:after="0" w:line="360" w:lineRule="auto"/>
+        <w:jc w:val="left"/>
+        <w:textAlignment w:val="auto"/>
+        <w:rPr>
+          <w:rFonts w:hint="default" w:ascii="Times New Roman" w:hAnsi="Times New Roman" w:eastAsia="Times New Roman" w:cs="Times New Roman"/>
+          <w:b w:val="0"/>
+          <w:bCs w:val="0"/>
+          <w:color w:val="000000"/>
+          <w:sz w:val="22"/>
+          <w:szCs w:val="22"/>
+          <w:lang w:val="ru-RU"/>
+        </w:rPr>
+      </w:pPr>
+      <w:r>
+        <w:rPr>
+          <w:rFonts w:hint="default" w:ascii="Times New Roman" w:hAnsi="Times New Roman" w:eastAsia="Times New Roman" w:cs="Times New Roman"/>
+          <w:b w:val="0"/>
+          <w:bCs w:val="0"/>
+          <w:color w:val="000000"/>
+          <w:sz w:val="22"/>
+          <w:szCs w:val="22"/>
+          <w:lang w:val="ru-RU"/>
+        </w:rPr>
+        <w:tab/>
+      </w:r>
+      <w:r>
+        <w:rPr>
+          <w:rFonts w:hint="default" w:ascii="Times New Roman" w:hAnsi="Times New Roman" w:eastAsia="Times New Roman" w:cs="Times New Roman"/>
+          <w:b w:val="0"/>
+          <w:bCs w:val="0"/>
+          <w:color w:val="000000"/>
+          <w:sz w:val="22"/>
+          <w:szCs w:val="22"/>
+          <w:lang w:val="ru-RU"/>
+        </w:rPr>
+        <w:t>[params.terms]</w:t>
+      </w:r>
+    </w:p>
+    <w:p>
+      <w:pPr>
+        <w:keepNext/>
+        <w:keepLines/>
+        <w:pageBreakBefore w:val="0"/>
+        <w:widowControl/>
+        <w:numPr>
+          <w:numId w:val="0"/>
+        </w:numPr>
+        <w:pBdr>
+          <w:top w:val="none" w:color="auto" w:sz="0" w:space="0"/>
+          <w:left w:val="none" w:color="auto" w:sz="0" w:space="0"/>
+          <w:bottom w:val="none" w:color="auto" w:sz="0" w:space="0"/>
+          <w:right w:val="none" w:color="auto" w:sz="0" w:space="0"/>
+          <w:between w:val="none" w:color="auto" w:sz="0" w:space="0"/>
+        </w:pBdr>
+        <w:tabs>
+          <w:tab w:val="left" w:pos="420"/>
+        </w:tabs>
+        <w:kinsoku/>
+        <w:wordWrap/>
+        <w:overflowPunct/>
+        <w:topLinePunct w:val="0"/>
+        <w:autoSpaceDE/>
+        <w:autoSpaceDN/>
+        <w:bidi w:val="0"/>
+        <w:adjustRightInd/>
+        <w:snapToGrid/>
+        <w:spacing w:after="0" w:line="360" w:lineRule="auto"/>
+        <w:jc w:val="left"/>
+        <w:textAlignment w:val="auto"/>
+        <w:rPr>
+          <w:rFonts w:hint="default" w:ascii="Times New Roman" w:hAnsi="Times New Roman" w:eastAsia="Times New Roman" w:cs="Times New Roman"/>
+          <w:b w:val="0"/>
+          <w:bCs w:val="0"/>
+          <w:color w:val="000000"/>
+          <w:sz w:val="22"/>
+          <w:szCs w:val="22"/>
+          <w:lang w:val="ru-RU"/>
+        </w:rPr>
+      </w:pPr>
+      <w:r>
+        <w:rPr>
+          <w:rFonts w:hint="default" w:ascii="Times New Roman" w:hAnsi="Times New Roman" w:eastAsia="Times New Roman" w:cs="Times New Roman"/>
+          <w:b w:val="0"/>
+          <w:bCs w:val="0"/>
+          <w:color w:val="000000"/>
+          <w:sz w:val="22"/>
+          <w:szCs w:val="22"/>
+          <w:lang w:val="ru-RU"/>
+        </w:rPr>
+        <w:t xml:space="preserve">        toc = "Содержание"</w:t>
+      </w:r>
+    </w:p>
+    <w:p>
+      <w:pPr>
+        <w:keepNext/>
+        <w:keepLines/>
+        <w:pageBreakBefore w:val="0"/>
+        <w:widowControl/>
+        <w:numPr>
+          <w:numId w:val="0"/>
+        </w:numPr>
+        <w:pBdr>
+          <w:top w:val="none" w:color="auto" w:sz="0" w:space="0"/>
+          <w:left w:val="none" w:color="auto" w:sz="0" w:space="0"/>
+          <w:bottom w:val="none" w:color="auto" w:sz="0" w:space="0"/>
+          <w:right w:val="none" w:color="auto" w:sz="0" w:space="0"/>
+          <w:between w:val="none" w:color="auto" w:sz="0" w:space="0"/>
+        </w:pBdr>
+        <w:tabs>
+          <w:tab w:val="left" w:pos="420"/>
+        </w:tabs>
+        <w:kinsoku/>
+        <w:wordWrap/>
+        <w:overflowPunct/>
+        <w:topLinePunct w:val="0"/>
+        <w:autoSpaceDE/>
+        <w:autoSpaceDN/>
+        <w:bidi w:val="0"/>
+        <w:adjustRightInd/>
+        <w:snapToGrid/>
+        <w:spacing w:after="0" w:line="360" w:lineRule="auto"/>
+        <w:jc w:val="left"/>
+        <w:textAlignment w:val="auto"/>
+        <w:rPr>
+          <w:rFonts w:hint="default" w:ascii="Times New Roman" w:hAnsi="Times New Roman" w:eastAsia="Times New Roman" w:cs="Times New Roman"/>
+          <w:b w:val="0"/>
+          <w:bCs w:val="0"/>
+          <w:color w:val="000000"/>
+          <w:sz w:val="22"/>
+          <w:szCs w:val="22"/>
+          <w:lang w:val="ru-RU"/>
+        </w:rPr>
+      </w:pPr>
+      <w:r>
+        <w:rPr>
+          <w:rFonts w:hint="default" w:ascii="Times New Roman" w:hAnsi="Times New Roman" w:eastAsia="Times New Roman" w:cs="Times New Roman"/>
+          <w:b w:val="0"/>
+          <w:bCs w:val="0"/>
+          <w:color w:val="000000"/>
+          <w:sz w:val="22"/>
+          <w:szCs w:val="22"/>
+          <w:lang w:val="ru-RU"/>
+        </w:rPr>
+        <w:t xml:space="preserve">        read = "Читать"</w:t>
+      </w:r>
+    </w:p>
+    <w:p>
+      <w:pPr>
+        <w:keepNext/>
+        <w:keepLines/>
+        <w:pageBreakBefore w:val="0"/>
+        <w:widowControl/>
+        <w:numPr>
+          <w:numId w:val="0"/>
+        </w:numPr>
+        <w:pBdr>
+          <w:top w:val="none" w:color="auto" w:sz="0" w:space="0"/>
+          <w:left w:val="none" w:color="auto" w:sz="0" w:space="0"/>
+          <w:bottom w:val="none" w:color="auto" w:sz="0" w:space="0"/>
+          <w:right w:val="none" w:color="auto" w:sz="0" w:space="0"/>
+          <w:between w:val="none" w:color="auto" w:sz="0" w:space="0"/>
+        </w:pBdr>
+        <w:tabs>
+          <w:tab w:val="left" w:pos="420"/>
+        </w:tabs>
+        <w:kinsoku/>
+        <w:wordWrap/>
+        <w:overflowPunct/>
+        <w:topLinePunct w:val="0"/>
+        <w:autoSpaceDE/>
+        <w:autoSpaceDN/>
+        <w:bidi w:val="0"/>
+        <w:adjustRightInd/>
+        <w:snapToGrid/>
+        <w:spacing w:after="0" w:line="360" w:lineRule="auto"/>
+        <w:jc w:val="left"/>
+        <w:textAlignment w:val="auto"/>
+        <w:rPr>
+          <w:rFonts w:hint="default" w:ascii="Times New Roman" w:hAnsi="Times New Roman" w:eastAsia="Times New Roman" w:cs="Times New Roman"/>
+          <w:b w:val="0"/>
+          <w:bCs w:val="0"/>
+          <w:color w:val="000000"/>
+          <w:sz w:val="22"/>
+          <w:szCs w:val="22"/>
+          <w:lang w:val="ru-RU"/>
+        </w:rPr>
+      </w:pPr>
+      <w:r>
+        <w:rPr>
+          <w:rFonts w:hint="default" w:ascii="Times New Roman" w:hAnsi="Times New Roman" w:eastAsia="Times New Roman" w:cs="Times New Roman"/>
+          <w:b w:val="0"/>
+          <w:bCs w:val="0"/>
+          <w:color w:val="000000"/>
+          <w:sz w:val="22"/>
+          <w:szCs w:val="22"/>
+          <w:lang w:val="ru-RU"/>
+        </w:rPr>
+        <w:t xml:space="preserve">        copyright = "Все права защищены"</w:t>
+      </w:r>
+    </w:p>
+    <w:p>
+      <w:pPr>
+        <w:keepNext/>
+        <w:keepLines/>
+        <w:pageBreakBefore w:val="0"/>
+        <w:widowControl/>
+        <w:numPr>
+          <w:numId w:val="0"/>
+        </w:numPr>
+        <w:pBdr>
+          <w:top w:val="none" w:color="auto" w:sz="0" w:space="0"/>
+          <w:left w:val="none" w:color="auto" w:sz="0" w:space="0"/>
+          <w:bottom w:val="none" w:color="auto" w:sz="0" w:space="0"/>
+          <w:right w:val="none" w:color="auto" w:sz="0" w:space="0"/>
+          <w:between w:val="none" w:color="auto" w:sz="0" w:space="0"/>
+        </w:pBdr>
+        <w:tabs>
+          <w:tab w:val="left" w:pos="420"/>
+        </w:tabs>
+        <w:kinsoku/>
+        <w:wordWrap/>
+        <w:overflowPunct/>
+        <w:topLinePunct w:val="0"/>
+        <w:autoSpaceDE/>
+        <w:autoSpaceDN/>
+        <w:bidi w:val="0"/>
+        <w:adjustRightInd/>
+        <w:snapToGrid/>
+        <w:spacing w:after="0" w:line="360" w:lineRule="auto"/>
+        <w:jc w:val="left"/>
+        <w:textAlignment w:val="auto"/>
+        <w:rPr>
+          <w:rFonts w:hint="default" w:ascii="Times New Roman" w:hAnsi="Times New Roman" w:eastAsia="Times New Roman" w:cs="Times New Roman"/>
+          <w:b w:val="0"/>
+          <w:bCs w:val="0"/>
+          <w:color w:val="000000"/>
+          <w:sz w:val="22"/>
+          <w:szCs w:val="22"/>
+          <w:lang w:val="ru-RU"/>
+        </w:rPr>
+      </w:pPr>
+      <w:r>
+        <w:rPr>
+          <w:rFonts w:hint="default" w:ascii="Times New Roman" w:hAnsi="Times New Roman" w:eastAsia="Times New Roman" w:cs="Times New Roman"/>
+          <w:b w:val="0"/>
+          <w:bCs w:val="0"/>
+          <w:color w:val="000000"/>
+          <w:sz w:val="22"/>
+          <w:szCs w:val="22"/>
+          <w:lang w:val="ru-RU"/>
+        </w:rPr>
+        <w:t xml:space="preserve">        emailText = "Посмотрите этот проект"</w:t>
+      </w:r>
+    </w:p>
+    <w:p>
+      <w:pPr>
+        <w:keepNext/>
+        <w:keepLines/>
+        <w:pageBreakBefore w:val="0"/>
+        <w:widowControl/>
+        <w:numPr>
+          <w:numId w:val="0"/>
+        </w:numPr>
+        <w:pBdr>
+          <w:top w:val="none" w:color="auto" w:sz="0" w:space="0"/>
+          <w:left w:val="none" w:color="auto" w:sz="0" w:space="0"/>
+          <w:bottom w:val="none" w:color="auto" w:sz="0" w:space="0"/>
+          <w:right w:val="none" w:color="auto" w:sz="0" w:space="0"/>
+          <w:between w:val="none" w:color="auto" w:sz="0" w:space="0"/>
+        </w:pBdr>
+        <w:tabs>
+          <w:tab w:val="left" w:pos="420"/>
+        </w:tabs>
+        <w:kinsoku/>
+        <w:wordWrap/>
+        <w:overflowPunct/>
+        <w:topLinePunct w:val="0"/>
+        <w:autoSpaceDE/>
+        <w:autoSpaceDN/>
+        <w:bidi w:val="0"/>
+        <w:adjustRightInd/>
+        <w:snapToGrid/>
+        <w:spacing w:after="0" w:line="360" w:lineRule="auto"/>
+        <w:jc w:val="left"/>
+        <w:textAlignment w:val="auto"/>
+        <w:rPr>
+          <w:rFonts w:hint="default" w:ascii="Times New Roman" w:hAnsi="Times New Roman" w:eastAsia="Times New Roman" w:cs="Times New Roman"/>
+          <w:b w:val="0"/>
+          <w:bCs w:val="0"/>
+          <w:color w:val="000000"/>
+          <w:sz w:val="22"/>
+          <w:szCs w:val="22"/>
+          <w:lang w:val="ru-RU"/>
+        </w:rPr>
+      </w:pPr>
+    </w:p>
+    <w:p>
+      <w:pPr>
+        <w:keepNext/>
+        <w:keepLines/>
+        <w:pageBreakBefore w:val="0"/>
+        <w:widowControl/>
+        <w:numPr>
+          <w:numId w:val="0"/>
+        </w:numPr>
+        <w:pBdr>
+          <w:top w:val="none" w:color="auto" w:sz="0" w:space="0"/>
+          <w:left w:val="none" w:color="auto" w:sz="0" w:space="0"/>
+          <w:bottom w:val="none" w:color="auto" w:sz="0" w:space="0"/>
+          <w:right w:val="none" w:color="auto" w:sz="0" w:space="0"/>
+          <w:between w:val="none" w:color="auto" w:sz="0" w:space="0"/>
+        </w:pBdr>
+        <w:tabs>
+          <w:tab w:val="left" w:pos="420"/>
+        </w:tabs>
+        <w:kinsoku/>
+        <w:wordWrap/>
+        <w:overflowPunct/>
+        <w:topLinePunct w:val="0"/>
+        <w:autoSpaceDE/>
+        <w:autoSpaceDN/>
+        <w:bidi w:val="0"/>
+        <w:adjustRightInd/>
+        <w:snapToGrid/>
+        <w:spacing w:after="0" w:line="360" w:lineRule="auto"/>
+        <w:jc w:val="left"/>
+        <w:textAlignment w:val="auto"/>
+        <w:rPr>
+          <w:rFonts w:hint="default" w:ascii="Times New Roman" w:hAnsi="Times New Roman" w:eastAsia="Times New Roman" w:cs="Times New Roman"/>
+          <w:b w:val="0"/>
+          <w:bCs w:val="0"/>
+          <w:color w:val="000000"/>
+          <w:sz w:val="22"/>
+          <w:szCs w:val="22"/>
+          <w:lang w:val="ru-RU"/>
+        </w:rPr>
+      </w:pPr>
+      <w:r>
+        <w:rPr>
+          <w:rFonts w:hint="default" w:ascii="Times New Roman" w:hAnsi="Times New Roman" w:eastAsia="Times New Roman" w:cs="Times New Roman"/>
+          <w:b w:val="0"/>
+          <w:bCs w:val="0"/>
+          <w:color w:val="000000"/>
+          <w:sz w:val="22"/>
+          <w:szCs w:val="22"/>
+          <w:lang w:val="ru-RU"/>
+        </w:rPr>
+        <w:tab/>
+      </w:r>
+      <w:r>
+        <w:rPr>
+          <w:rFonts w:hint="default" w:ascii="Times New Roman" w:hAnsi="Times New Roman" w:eastAsia="Times New Roman" w:cs="Times New Roman"/>
+          <w:b w:val="0"/>
+          <w:bCs w:val="0"/>
+          <w:color w:val="000000"/>
+          <w:sz w:val="22"/>
+          <w:szCs w:val="22"/>
+          <w:lang w:val="ru-RU"/>
+        </w:rPr>
+        <w:t>#Настройка главного экрана</w:t>
+      </w:r>
+    </w:p>
+    <w:p>
+      <w:pPr>
+        <w:keepNext/>
+        <w:keepLines/>
+        <w:pageBreakBefore w:val="0"/>
+        <w:widowControl/>
+        <w:numPr>
+          <w:numId w:val="0"/>
+        </w:numPr>
+        <w:pBdr>
+          <w:top w:val="none" w:color="auto" w:sz="0" w:space="0"/>
+          <w:left w:val="none" w:color="auto" w:sz="0" w:space="0"/>
+          <w:bottom w:val="none" w:color="auto" w:sz="0" w:space="0"/>
+          <w:right w:val="none" w:color="auto" w:sz="0" w:space="0"/>
+          <w:between w:val="none" w:color="auto" w:sz="0" w:space="0"/>
+        </w:pBdr>
+        <w:tabs>
+          <w:tab w:val="left" w:pos="420"/>
+        </w:tabs>
+        <w:kinsoku/>
+        <w:wordWrap/>
+        <w:overflowPunct/>
+        <w:topLinePunct w:val="0"/>
+        <w:autoSpaceDE/>
+        <w:autoSpaceDN/>
+        <w:bidi w:val="0"/>
+        <w:adjustRightInd/>
+        <w:snapToGrid/>
+        <w:spacing w:after="0" w:line="360" w:lineRule="auto"/>
+        <w:jc w:val="left"/>
+        <w:textAlignment w:val="auto"/>
+        <w:rPr>
+          <w:rFonts w:hint="default" w:ascii="Times New Roman" w:hAnsi="Times New Roman" w:eastAsia="Times New Roman" w:cs="Times New Roman"/>
+          <w:b w:val="0"/>
+          <w:bCs w:val="0"/>
+          <w:color w:val="000000"/>
+          <w:sz w:val="22"/>
+          <w:szCs w:val="22"/>
+          <w:lang w:val="ru-RU"/>
+        </w:rPr>
+      </w:pPr>
+      <w:r>
+        <w:rPr>
+          <w:rFonts w:hint="default" w:ascii="Times New Roman" w:hAnsi="Times New Roman" w:eastAsia="Times New Roman" w:cs="Times New Roman"/>
+          <w:b w:val="0"/>
+          <w:bCs w:val="0"/>
+          <w:color w:val="000000"/>
+          <w:sz w:val="22"/>
+          <w:szCs w:val="22"/>
+          <w:lang w:val="ru-RU"/>
+        </w:rPr>
+        <w:tab/>
+      </w:r>
+      <w:r>
+        <w:rPr>
+          <w:rFonts w:hint="default" w:ascii="Times New Roman" w:hAnsi="Times New Roman" w:eastAsia="Times New Roman" w:cs="Times New Roman"/>
+          <w:b w:val="0"/>
+          <w:bCs w:val="0"/>
+          <w:color w:val="000000"/>
+          <w:sz w:val="22"/>
+          <w:szCs w:val="22"/>
+          <w:lang w:val="ru-RU"/>
+        </w:rPr>
+        <w:t>[params.hero]</w:t>
+      </w:r>
+    </w:p>
+    <w:p>
+      <w:pPr>
+        <w:keepNext/>
+        <w:keepLines/>
+        <w:pageBreakBefore w:val="0"/>
+        <w:widowControl/>
+        <w:numPr>
+          <w:numId w:val="0"/>
+        </w:numPr>
+        <w:pBdr>
+          <w:top w:val="none" w:color="auto" w:sz="0" w:space="0"/>
+          <w:left w:val="none" w:color="auto" w:sz="0" w:space="0"/>
+          <w:bottom w:val="none" w:color="auto" w:sz="0" w:space="0"/>
+          <w:right w:val="none" w:color="auto" w:sz="0" w:space="0"/>
+          <w:between w:val="none" w:color="auto" w:sz="0" w:space="0"/>
+        </w:pBdr>
+        <w:tabs>
+          <w:tab w:val="left" w:pos="420"/>
+        </w:tabs>
+        <w:kinsoku/>
+        <w:wordWrap/>
+        <w:overflowPunct/>
+        <w:topLinePunct w:val="0"/>
+        <w:autoSpaceDE/>
+        <w:autoSpaceDN/>
+        <w:bidi w:val="0"/>
+        <w:adjustRightInd/>
+        <w:snapToGrid/>
+        <w:spacing w:after="0" w:line="360" w:lineRule="auto"/>
+        <w:jc w:val="left"/>
+        <w:textAlignment w:val="auto"/>
+        <w:rPr>
+          <w:rFonts w:hint="default" w:ascii="Times New Roman" w:hAnsi="Times New Roman" w:eastAsia="Times New Roman" w:cs="Times New Roman"/>
+          <w:b w:val="0"/>
+          <w:bCs w:val="0"/>
+          <w:color w:val="000000"/>
+          <w:sz w:val="22"/>
+          <w:szCs w:val="22"/>
+          <w:lang w:val="ru-RU"/>
+        </w:rPr>
+      </w:pPr>
+      <w:r>
+        <w:rPr>
+          <w:rFonts w:hint="default" w:ascii="Times New Roman" w:hAnsi="Times New Roman" w:eastAsia="Times New Roman" w:cs="Times New Roman"/>
+          <w:b w:val="0"/>
+          <w:bCs w:val="0"/>
+          <w:color w:val="000000"/>
+          <w:sz w:val="22"/>
+          <w:szCs w:val="22"/>
+          <w:lang w:val="ru-RU"/>
+        </w:rPr>
+        <w:tab/>
+      </w:r>
+      <w:r>
+        <w:rPr>
+          <w:rFonts w:hint="default" w:ascii="Times New Roman" w:hAnsi="Times New Roman" w:eastAsia="Times New Roman" w:cs="Times New Roman"/>
+          <w:b w:val="0"/>
+          <w:bCs w:val="0"/>
+          <w:color w:val="000000"/>
+          <w:sz w:val="22"/>
+          <w:szCs w:val="22"/>
+          <w:lang w:val="ru-RU"/>
+        </w:rPr>
+        <w:t xml:space="preserve"> enable = true</w:t>
+      </w:r>
+    </w:p>
+    <w:p>
+      <w:pPr>
+        <w:keepNext/>
+        <w:keepLines/>
+        <w:pageBreakBefore w:val="0"/>
+        <w:widowControl/>
+        <w:numPr>
+          <w:numId w:val="0"/>
+        </w:numPr>
+        <w:pBdr>
+          <w:top w:val="none" w:color="auto" w:sz="0" w:space="0"/>
+          <w:left w:val="none" w:color="auto" w:sz="0" w:space="0"/>
+          <w:bottom w:val="none" w:color="auto" w:sz="0" w:space="0"/>
+          <w:right w:val="none" w:color="auto" w:sz="0" w:space="0"/>
+          <w:between w:val="none" w:color="auto" w:sz="0" w:space="0"/>
+        </w:pBdr>
+        <w:tabs>
+          <w:tab w:val="left" w:pos="420"/>
+        </w:tabs>
+        <w:kinsoku/>
+        <w:wordWrap/>
+        <w:overflowPunct/>
+        <w:topLinePunct w:val="0"/>
+        <w:autoSpaceDE/>
+        <w:autoSpaceDN/>
+        <w:bidi w:val="0"/>
+        <w:adjustRightInd/>
+        <w:snapToGrid/>
+        <w:spacing w:after="0" w:line="360" w:lineRule="auto"/>
+        <w:jc w:val="left"/>
+        <w:textAlignment w:val="auto"/>
+        <w:rPr>
+          <w:rFonts w:hint="default" w:ascii="Times New Roman" w:hAnsi="Times New Roman" w:eastAsia="Times New Roman" w:cs="Times New Roman"/>
+          <w:b w:val="0"/>
+          <w:bCs w:val="0"/>
+          <w:color w:val="000000"/>
+          <w:sz w:val="22"/>
+          <w:szCs w:val="22"/>
+          <w:lang w:val="ru-RU"/>
+        </w:rPr>
+      </w:pPr>
+      <w:r>
+        <w:rPr>
+          <w:rFonts w:hint="default" w:ascii="Times New Roman" w:hAnsi="Times New Roman" w:eastAsia="Times New Roman" w:cs="Times New Roman"/>
+          <w:b w:val="0"/>
+          <w:bCs w:val="0"/>
+          <w:color w:val="000000"/>
+          <w:sz w:val="22"/>
+          <w:szCs w:val="22"/>
+          <w:lang w:val="ru-RU"/>
+        </w:rPr>
+        <w:tab/>
+      </w:r>
+      <w:r>
+        <w:rPr>
+          <w:rFonts w:hint="default" w:ascii="Times New Roman" w:hAnsi="Times New Roman" w:eastAsia="Times New Roman" w:cs="Times New Roman"/>
+          <w:b w:val="0"/>
+          <w:bCs w:val="0"/>
+          <w:color w:val="000000"/>
+          <w:sz w:val="22"/>
+          <w:szCs w:val="22"/>
+          <w:lang w:val="ru-RU"/>
+        </w:rPr>
+        <w:t xml:space="preserve"> title = "Forest Ranger"</w:t>
+      </w:r>
+    </w:p>
+    <w:p>
+      <w:pPr>
+        <w:keepNext/>
+        <w:keepLines/>
+        <w:pageBreakBefore w:val="0"/>
+        <w:widowControl/>
+        <w:numPr>
+          <w:numId w:val="0"/>
+        </w:numPr>
+        <w:pBdr>
+          <w:top w:val="none" w:color="auto" w:sz="0" w:space="0"/>
+          <w:left w:val="none" w:color="auto" w:sz="0" w:space="0"/>
+          <w:bottom w:val="none" w:color="auto" w:sz="0" w:space="0"/>
+          <w:right w:val="none" w:color="auto" w:sz="0" w:space="0"/>
+          <w:between w:val="none" w:color="auto" w:sz="0" w:space="0"/>
+        </w:pBdr>
+        <w:tabs>
+          <w:tab w:val="left" w:pos="420"/>
+        </w:tabs>
+        <w:kinsoku/>
+        <w:wordWrap/>
+        <w:overflowPunct/>
+        <w:topLinePunct w:val="0"/>
+        <w:autoSpaceDE/>
+        <w:autoSpaceDN/>
+        <w:bidi w:val="0"/>
+        <w:adjustRightInd/>
+        <w:snapToGrid/>
+        <w:spacing w:after="0" w:line="360" w:lineRule="auto"/>
+        <w:jc w:val="left"/>
+        <w:textAlignment w:val="auto"/>
+        <w:rPr>
+          <w:rFonts w:hint="default" w:ascii="Times New Roman" w:hAnsi="Times New Roman" w:eastAsia="Times New Roman" w:cs="Times New Roman"/>
+          <w:b w:val="0"/>
+          <w:bCs w:val="0"/>
+          <w:color w:val="000000"/>
+          <w:sz w:val="22"/>
+          <w:szCs w:val="22"/>
+          <w:lang w:val="ru-RU"/>
+        </w:rPr>
+      </w:pPr>
+      <w:r>
+        <w:rPr>
+          <w:rFonts w:hint="default" w:ascii="Times New Roman" w:hAnsi="Times New Roman" w:eastAsia="Times New Roman" w:cs="Times New Roman"/>
+          <w:b w:val="0"/>
+          <w:bCs w:val="0"/>
+          <w:color w:val="000000"/>
+          <w:sz w:val="22"/>
+          <w:szCs w:val="22"/>
+          <w:lang w:val="ru-RU"/>
+        </w:rPr>
+        <w:tab/>
+      </w:r>
+      <w:r>
+        <w:rPr>
+          <w:rFonts w:hint="default" w:ascii="Times New Roman" w:hAnsi="Times New Roman" w:eastAsia="Times New Roman" w:cs="Times New Roman"/>
+          <w:b w:val="0"/>
+          <w:bCs w:val="0"/>
+          <w:color w:val="000000"/>
+          <w:sz w:val="22"/>
+          <w:szCs w:val="22"/>
+          <w:lang w:val="ru-RU"/>
+        </w:rPr>
+        <w:t xml:space="preserve"> subtitle = "Мобильная игра про егеря в лесу"</w:t>
+      </w:r>
+    </w:p>
+    <w:p>
+      <w:pPr>
+        <w:keepNext/>
+        <w:keepLines/>
+        <w:pageBreakBefore w:val="0"/>
+        <w:widowControl/>
+        <w:numPr>
+          <w:numId w:val="0"/>
+        </w:numPr>
+        <w:pBdr>
+          <w:top w:val="none" w:color="auto" w:sz="0" w:space="0"/>
+          <w:left w:val="none" w:color="auto" w:sz="0" w:space="0"/>
+          <w:bottom w:val="none" w:color="auto" w:sz="0" w:space="0"/>
+          <w:right w:val="none" w:color="auto" w:sz="0" w:space="0"/>
+          <w:between w:val="none" w:color="auto" w:sz="0" w:space="0"/>
+        </w:pBdr>
+        <w:tabs>
+          <w:tab w:val="left" w:pos="420"/>
+        </w:tabs>
+        <w:kinsoku/>
+        <w:wordWrap/>
+        <w:overflowPunct/>
+        <w:topLinePunct w:val="0"/>
+        <w:autoSpaceDE/>
+        <w:autoSpaceDN/>
+        <w:bidi w:val="0"/>
+        <w:adjustRightInd/>
+        <w:snapToGrid/>
+        <w:spacing w:after="0" w:line="360" w:lineRule="auto"/>
+        <w:jc w:val="left"/>
+        <w:textAlignment w:val="auto"/>
+        <w:rPr>
+          <w:rFonts w:hint="default" w:ascii="Times New Roman" w:hAnsi="Times New Roman" w:eastAsia="Times New Roman" w:cs="Times New Roman"/>
+          <w:b w:val="0"/>
+          <w:bCs w:val="0"/>
+          <w:color w:val="000000"/>
+          <w:sz w:val="22"/>
+          <w:szCs w:val="22"/>
+          <w:lang w:val="ru-RU"/>
+        </w:rPr>
+      </w:pPr>
+      <w:r>
+        <w:rPr>
+          <w:rFonts w:hint="default" w:ascii="Times New Roman" w:hAnsi="Times New Roman" w:eastAsia="Times New Roman" w:cs="Times New Roman"/>
+          <w:b w:val="0"/>
+          <w:bCs w:val="0"/>
+          <w:color w:val="000000"/>
+          <w:sz w:val="22"/>
+          <w:szCs w:val="22"/>
+          <w:lang w:val="ru-RU"/>
+        </w:rPr>
+        <w:tab/>
+      </w:r>
+      <w:r>
+        <w:rPr>
+          <w:rFonts w:hint="default" w:ascii="Times New Roman" w:hAnsi="Times New Roman" w:eastAsia="Times New Roman" w:cs="Times New Roman"/>
+          <w:b w:val="0"/>
+          <w:bCs w:val="0"/>
+          <w:color w:val="000000"/>
+          <w:sz w:val="22"/>
+          <w:szCs w:val="22"/>
+          <w:lang w:val="ru-RU"/>
+        </w:rPr>
+        <w:t xml:space="preserve"> content = "Сайт-отчет по проектной практике"</w:t>
+      </w:r>
+    </w:p>
+    <w:p>
+      <w:pPr>
+        <w:keepNext/>
+        <w:keepLines/>
+        <w:pageBreakBefore w:val="0"/>
+        <w:widowControl/>
+        <w:numPr>
+          <w:numId w:val="0"/>
+        </w:numPr>
+        <w:pBdr>
+          <w:top w:val="none" w:color="auto" w:sz="0" w:space="0"/>
+          <w:left w:val="none" w:color="auto" w:sz="0" w:space="0"/>
+          <w:bottom w:val="none" w:color="auto" w:sz="0" w:space="0"/>
+          <w:right w:val="none" w:color="auto" w:sz="0" w:space="0"/>
+          <w:between w:val="none" w:color="auto" w:sz="0" w:space="0"/>
+        </w:pBdr>
+        <w:tabs>
+          <w:tab w:val="left" w:pos="420"/>
+        </w:tabs>
+        <w:kinsoku/>
+        <w:wordWrap/>
+        <w:overflowPunct/>
+        <w:topLinePunct w:val="0"/>
+        <w:autoSpaceDE/>
+        <w:autoSpaceDN/>
+        <w:bidi w:val="0"/>
+        <w:adjustRightInd/>
+        <w:snapToGrid/>
+        <w:spacing w:after="0" w:line="360" w:lineRule="auto"/>
+        <w:jc w:val="left"/>
+        <w:textAlignment w:val="auto"/>
+        <w:rPr>
+          <w:rFonts w:hint="default" w:ascii="Times New Roman" w:hAnsi="Times New Roman" w:eastAsia="Times New Roman" w:cs="Times New Roman"/>
+          <w:b w:val="0"/>
+          <w:bCs w:val="0"/>
+          <w:color w:val="000000"/>
+          <w:sz w:val="22"/>
+          <w:szCs w:val="22"/>
+          <w:lang w:val="ru-RU"/>
+        </w:rPr>
+      </w:pPr>
+      <w:r>
+        <w:rPr>
+          <w:rFonts w:hint="default" w:ascii="Times New Roman" w:hAnsi="Times New Roman" w:eastAsia="Times New Roman" w:cs="Times New Roman"/>
+          <w:b w:val="0"/>
+          <w:bCs w:val="0"/>
+          <w:color w:val="000000"/>
+          <w:sz w:val="22"/>
+          <w:szCs w:val="22"/>
+          <w:lang w:val="ru-RU"/>
+        </w:rPr>
+        <w:tab/>
+      </w:r>
+      <w:r>
+        <w:rPr>
+          <w:rFonts w:hint="default" w:ascii="Times New Roman" w:hAnsi="Times New Roman" w:eastAsia="Times New Roman" w:cs="Times New Roman"/>
+          <w:b w:val="0"/>
+          <w:bCs w:val="0"/>
+          <w:color w:val="000000"/>
+          <w:sz w:val="22"/>
+          <w:szCs w:val="22"/>
+          <w:lang w:val="ru-RU"/>
+        </w:rPr>
+        <w:t xml:space="preserve"> image = "/img/hero.png"</w:t>
+      </w:r>
+    </w:p>
+    <w:p>
+      <w:pPr>
+        <w:keepNext/>
+        <w:keepLines/>
+        <w:pageBreakBefore w:val="0"/>
+        <w:widowControl/>
+        <w:numPr>
+          <w:numId w:val="0"/>
+        </w:numPr>
+        <w:pBdr>
+          <w:top w:val="none" w:color="auto" w:sz="0" w:space="0"/>
+          <w:left w:val="none" w:color="auto" w:sz="0" w:space="0"/>
+          <w:bottom w:val="none" w:color="auto" w:sz="0" w:space="0"/>
+          <w:right w:val="none" w:color="auto" w:sz="0" w:space="0"/>
+          <w:between w:val="none" w:color="auto" w:sz="0" w:space="0"/>
+        </w:pBdr>
+        <w:tabs>
+          <w:tab w:val="left" w:pos="420"/>
+        </w:tabs>
+        <w:kinsoku/>
+        <w:wordWrap/>
+        <w:overflowPunct/>
+        <w:topLinePunct w:val="0"/>
+        <w:autoSpaceDE/>
+        <w:autoSpaceDN/>
+        <w:bidi w:val="0"/>
+        <w:adjustRightInd/>
+        <w:snapToGrid/>
+        <w:spacing w:after="0" w:line="360" w:lineRule="auto"/>
+        <w:jc w:val="left"/>
+        <w:textAlignment w:val="auto"/>
+        <w:rPr>
+          <w:rFonts w:hint="default" w:ascii="Times New Roman" w:hAnsi="Times New Roman" w:eastAsia="Times New Roman" w:cs="Times New Roman"/>
+          <w:b w:val="0"/>
+          <w:bCs w:val="0"/>
+          <w:color w:val="000000"/>
+          <w:sz w:val="22"/>
+          <w:szCs w:val="22"/>
+          <w:lang w:val="ru-RU"/>
+        </w:rPr>
+      </w:pPr>
+    </w:p>
+    <w:p>
+      <w:pPr>
+        <w:keepNext/>
+        <w:keepLines/>
+        <w:pageBreakBefore w:val="0"/>
+        <w:widowControl/>
+        <w:numPr>
+          <w:numId w:val="0"/>
+        </w:numPr>
+        <w:pBdr>
+          <w:top w:val="none" w:color="auto" w:sz="0" w:space="0"/>
+          <w:left w:val="none" w:color="auto" w:sz="0" w:space="0"/>
+          <w:bottom w:val="none" w:color="auto" w:sz="0" w:space="0"/>
+          <w:right w:val="none" w:color="auto" w:sz="0" w:space="0"/>
+          <w:between w:val="none" w:color="auto" w:sz="0" w:space="0"/>
+        </w:pBdr>
+        <w:tabs>
+          <w:tab w:val="left" w:pos="420"/>
+        </w:tabs>
+        <w:kinsoku/>
+        <w:wordWrap/>
+        <w:overflowPunct/>
+        <w:topLinePunct w:val="0"/>
+        <w:autoSpaceDE/>
+        <w:autoSpaceDN/>
+        <w:bidi w:val="0"/>
+        <w:adjustRightInd/>
+        <w:snapToGrid/>
+        <w:spacing w:after="0" w:line="360" w:lineRule="auto"/>
+        <w:jc w:val="left"/>
+        <w:textAlignment w:val="auto"/>
+        <w:rPr>
+          <w:rFonts w:hint="default" w:ascii="Times New Roman" w:hAnsi="Times New Roman" w:eastAsia="Times New Roman" w:cs="Times New Roman"/>
+          <w:b w:val="0"/>
+          <w:bCs w:val="0"/>
+          <w:color w:val="000000"/>
+          <w:sz w:val="22"/>
+          <w:szCs w:val="22"/>
+          <w:lang w:val="ru-RU"/>
+        </w:rPr>
+      </w:pPr>
+    </w:p>
+    <w:p>
+      <w:pPr>
+        <w:keepNext/>
+        <w:keepLines/>
+        <w:pageBreakBefore w:val="0"/>
+        <w:widowControl/>
+        <w:numPr>
+          <w:numId w:val="0"/>
+        </w:numPr>
+        <w:pBdr>
+          <w:top w:val="none" w:color="auto" w:sz="0" w:space="0"/>
+          <w:left w:val="none" w:color="auto" w:sz="0" w:space="0"/>
+          <w:bottom w:val="none" w:color="auto" w:sz="0" w:space="0"/>
+          <w:right w:val="none" w:color="auto" w:sz="0" w:space="0"/>
+          <w:between w:val="none" w:color="auto" w:sz="0" w:space="0"/>
+        </w:pBdr>
+        <w:tabs>
+          <w:tab w:val="left" w:pos="420"/>
+        </w:tabs>
+        <w:kinsoku/>
+        <w:wordWrap/>
+        <w:overflowPunct/>
+        <w:topLinePunct w:val="0"/>
+        <w:autoSpaceDE/>
+        <w:autoSpaceDN/>
+        <w:bidi w:val="0"/>
+        <w:adjustRightInd/>
+        <w:snapToGrid/>
+        <w:spacing w:after="0" w:line="360" w:lineRule="auto"/>
+        <w:jc w:val="left"/>
+        <w:textAlignment w:val="auto"/>
+        <w:rPr>
+          <w:rFonts w:hint="default" w:ascii="Times New Roman" w:hAnsi="Times New Roman" w:eastAsia="Times New Roman" w:cs="Times New Roman"/>
+          <w:b w:val="0"/>
+          <w:bCs w:val="0"/>
+          <w:color w:val="000000"/>
+          <w:sz w:val="22"/>
+          <w:szCs w:val="22"/>
+          <w:lang w:val="ru-RU"/>
+        </w:rPr>
+      </w:pPr>
+      <w:r>
+        <w:rPr>
+          <w:rFonts w:hint="default" w:ascii="Times New Roman" w:hAnsi="Times New Roman" w:eastAsia="Times New Roman" w:cs="Times New Roman"/>
+          <w:b w:val="0"/>
+          <w:bCs w:val="0"/>
+          <w:color w:val="000000"/>
+          <w:sz w:val="22"/>
+          <w:szCs w:val="22"/>
+          <w:lang w:val="ru-RU"/>
+        </w:rPr>
+        <w:tab/>
+      </w:r>
+      <w:r>
+        <w:rPr>
+          <w:rFonts w:hint="default" w:ascii="Times New Roman" w:hAnsi="Times New Roman" w:eastAsia="Times New Roman" w:cs="Times New Roman"/>
+          <w:b w:val="0"/>
+          <w:bCs w:val="0"/>
+          <w:color w:val="000000"/>
+          <w:sz w:val="22"/>
+          <w:szCs w:val="22"/>
+          <w:lang w:val="ru-RU"/>
+        </w:rPr>
+        <w:t xml:space="preserve"> # Кнопка на главном экране</w:t>
+      </w:r>
+    </w:p>
+    <w:p>
+      <w:pPr>
+        <w:keepNext/>
+        <w:keepLines/>
+        <w:pageBreakBefore w:val="0"/>
+        <w:widowControl/>
+        <w:numPr>
+          <w:numId w:val="0"/>
+        </w:numPr>
+        <w:pBdr>
+          <w:top w:val="none" w:color="auto" w:sz="0" w:space="0"/>
+          <w:left w:val="none" w:color="auto" w:sz="0" w:space="0"/>
+          <w:bottom w:val="none" w:color="auto" w:sz="0" w:space="0"/>
+          <w:right w:val="none" w:color="auto" w:sz="0" w:space="0"/>
+          <w:between w:val="none" w:color="auto" w:sz="0" w:space="0"/>
+        </w:pBdr>
+        <w:tabs>
+          <w:tab w:val="left" w:pos="420"/>
+        </w:tabs>
+        <w:kinsoku/>
+        <w:wordWrap/>
+        <w:overflowPunct/>
+        <w:topLinePunct w:val="0"/>
+        <w:autoSpaceDE/>
+        <w:autoSpaceDN/>
+        <w:bidi w:val="0"/>
+        <w:adjustRightInd/>
+        <w:snapToGrid/>
+        <w:spacing w:after="0" w:line="360" w:lineRule="auto"/>
+        <w:jc w:val="left"/>
+        <w:textAlignment w:val="auto"/>
+        <w:rPr>
+          <w:rFonts w:hint="default" w:ascii="Times New Roman" w:hAnsi="Times New Roman" w:eastAsia="Times New Roman" w:cs="Times New Roman"/>
+          <w:b w:val="0"/>
+          <w:bCs w:val="0"/>
+          <w:color w:val="000000"/>
+          <w:sz w:val="22"/>
+          <w:szCs w:val="22"/>
+          <w:lang w:val="ru-RU"/>
+        </w:rPr>
+      </w:pPr>
+      <w:r>
+        <w:rPr>
+          <w:rFonts w:hint="default" w:ascii="Times New Roman" w:hAnsi="Times New Roman" w:eastAsia="Times New Roman" w:cs="Times New Roman"/>
+          <w:b w:val="0"/>
+          <w:bCs w:val="0"/>
+          <w:color w:val="000000"/>
+          <w:sz w:val="22"/>
+          <w:szCs w:val="22"/>
+          <w:lang w:val="ru-RU"/>
+        </w:rPr>
+        <w:tab/>
+      </w:r>
+      <w:r>
+        <w:rPr>
+          <w:rFonts w:hint="default" w:ascii="Times New Roman" w:hAnsi="Times New Roman" w:eastAsia="Times New Roman" w:cs="Times New Roman"/>
+          <w:b w:val="0"/>
+          <w:bCs w:val="0"/>
+          <w:color w:val="000000"/>
+          <w:sz w:val="22"/>
+          <w:szCs w:val="22"/>
+          <w:lang w:val="ru-RU"/>
+        </w:rPr>
+        <w:tab/>
+      </w:r>
+      <w:r>
+        <w:rPr>
+          <w:rFonts w:hint="default" w:ascii="Times New Roman" w:hAnsi="Times New Roman" w:eastAsia="Times New Roman" w:cs="Times New Roman"/>
+          <w:b w:val="0"/>
+          <w:bCs w:val="0"/>
+          <w:color w:val="000000"/>
+          <w:sz w:val="22"/>
+          <w:szCs w:val="22"/>
+          <w:lang w:val="ru-RU"/>
+        </w:rPr>
+        <w:t>[params.hero.button]</w:t>
+      </w:r>
+    </w:p>
+    <w:p>
+      <w:pPr>
+        <w:keepNext/>
+        <w:keepLines/>
+        <w:pageBreakBefore w:val="0"/>
+        <w:widowControl/>
+        <w:numPr>
+          <w:numId w:val="0"/>
+        </w:numPr>
+        <w:pBdr>
+          <w:top w:val="none" w:color="auto" w:sz="0" w:space="0"/>
+          <w:left w:val="none" w:color="auto" w:sz="0" w:space="0"/>
+          <w:bottom w:val="none" w:color="auto" w:sz="0" w:space="0"/>
+          <w:right w:val="none" w:color="auto" w:sz="0" w:space="0"/>
+          <w:between w:val="none" w:color="auto" w:sz="0" w:space="0"/>
+        </w:pBdr>
+        <w:tabs>
+          <w:tab w:val="left" w:pos="420"/>
+        </w:tabs>
+        <w:kinsoku/>
+        <w:wordWrap/>
+        <w:overflowPunct/>
+        <w:topLinePunct w:val="0"/>
+        <w:autoSpaceDE/>
+        <w:autoSpaceDN/>
+        <w:bidi w:val="0"/>
+        <w:adjustRightInd/>
+        <w:snapToGrid/>
+        <w:spacing w:after="0" w:line="360" w:lineRule="auto"/>
+        <w:jc w:val="left"/>
+        <w:textAlignment w:val="auto"/>
+        <w:rPr>
+          <w:rFonts w:hint="default" w:ascii="Times New Roman" w:hAnsi="Times New Roman" w:eastAsia="Times New Roman" w:cs="Times New Roman"/>
+          <w:b w:val="0"/>
+          <w:bCs w:val="0"/>
+          <w:color w:val="000000"/>
+          <w:sz w:val="22"/>
+          <w:szCs w:val="22"/>
+          <w:lang w:val="ru-RU"/>
+        </w:rPr>
+      </w:pPr>
+      <w:r>
+        <w:rPr>
+          <w:rFonts w:hint="default" w:ascii="Times New Roman" w:hAnsi="Times New Roman" w:eastAsia="Times New Roman" w:cs="Times New Roman"/>
+          <w:b w:val="0"/>
+          <w:bCs w:val="0"/>
+          <w:color w:val="000000"/>
+          <w:sz w:val="22"/>
+          <w:szCs w:val="22"/>
+          <w:lang w:val="ru-RU"/>
+        </w:rPr>
+        <w:t xml:space="preserve">            enable = true</w:t>
+      </w:r>
+    </w:p>
+    <w:p>
+      <w:pPr>
+        <w:keepNext/>
+        <w:keepLines/>
+        <w:pageBreakBefore w:val="0"/>
+        <w:widowControl/>
+        <w:numPr>
+          <w:numId w:val="0"/>
+        </w:numPr>
+        <w:pBdr>
+          <w:top w:val="none" w:color="auto" w:sz="0" w:space="0"/>
+          <w:left w:val="none" w:color="auto" w:sz="0" w:space="0"/>
+          <w:bottom w:val="none" w:color="auto" w:sz="0" w:space="0"/>
+          <w:right w:val="none" w:color="auto" w:sz="0" w:space="0"/>
+          <w:between w:val="none" w:color="auto" w:sz="0" w:space="0"/>
+        </w:pBdr>
+        <w:tabs>
+          <w:tab w:val="left" w:pos="420"/>
+        </w:tabs>
+        <w:kinsoku/>
+        <w:wordWrap/>
+        <w:overflowPunct/>
+        <w:topLinePunct w:val="0"/>
+        <w:autoSpaceDE/>
+        <w:autoSpaceDN/>
+        <w:bidi w:val="0"/>
+        <w:adjustRightInd/>
+        <w:snapToGrid/>
+        <w:spacing w:after="0" w:line="360" w:lineRule="auto"/>
+        <w:jc w:val="left"/>
+        <w:textAlignment w:val="auto"/>
+        <w:rPr>
+          <w:rFonts w:hint="default" w:ascii="Times New Roman" w:hAnsi="Times New Roman" w:eastAsia="Times New Roman" w:cs="Times New Roman"/>
+          <w:b w:val="0"/>
+          <w:bCs w:val="0"/>
+          <w:color w:val="000000"/>
+          <w:sz w:val="22"/>
+          <w:szCs w:val="22"/>
+          <w:lang w:val="ru-RU"/>
+        </w:rPr>
+      </w:pPr>
+      <w:r>
+        <w:rPr>
+          <w:rFonts w:hint="default" w:ascii="Times New Roman" w:hAnsi="Times New Roman" w:eastAsia="Times New Roman" w:cs="Times New Roman"/>
+          <w:b w:val="0"/>
+          <w:bCs w:val="0"/>
+          <w:color w:val="000000"/>
+          <w:sz w:val="22"/>
+          <w:szCs w:val="22"/>
+          <w:lang w:val="ru-RU"/>
+        </w:rPr>
+        <w:t xml:space="preserve">            name = "Подробнее"</w:t>
+      </w:r>
+    </w:p>
+    <w:p>
+      <w:pPr>
+        <w:keepNext/>
+        <w:keepLines/>
+        <w:pageBreakBefore w:val="0"/>
+        <w:widowControl/>
+        <w:numPr>
+          <w:numId w:val="0"/>
+        </w:numPr>
+        <w:pBdr>
+          <w:top w:val="none" w:color="auto" w:sz="0" w:space="0"/>
+          <w:left w:val="none" w:color="auto" w:sz="0" w:space="0"/>
+          <w:bottom w:val="none" w:color="auto" w:sz="0" w:space="0"/>
+          <w:right w:val="none" w:color="auto" w:sz="0" w:space="0"/>
+          <w:between w:val="none" w:color="auto" w:sz="0" w:space="0"/>
+        </w:pBdr>
+        <w:tabs>
+          <w:tab w:val="left" w:pos="420"/>
+        </w:tabs>
+        <w:kinsoku/>
+        <w:wordWrap/>
+        <w:overflowPunct/>
+        <w:topLinePunct w:val="0"/>
+        <w:autoSpaceDE/>
+        <w:autoSpaceDN/>
+        <w:bidi w:val="0"/>
+        <w:adjustRightInd/>
+        <w:snapToGrid/>
+        <w:spacing w:after="0" w:line="360" w:lineRule="auto"/>
+        <w:jc w:val="left"/>
+        <w:textAlignment w:val="auto"/>
+        <w:rPr>
+          <w:rFonts w:hint="default" w:ascii="Times New Roman" w:hAnsi="Times New Roman" w:eastAsia="Times New Roman" w:cs="Times New Roman"/>
+          <w:b w:val="0"/>
+          <w:bCs w:val="0"/>
+          <w:color w:val="000000"/>
+          <w:sz w:val="22"/>
+          <w:szCs w:val="22"/>
+          <w:lang w:val="ru-RU"/>
+        </w:rPr>
+      </w:pPr>
+      <w:r>
+        <w:rPr>
+          <w:rFonts w:hint="default" w:ascii="Times New Roman" w:hAnsi="Times New Roman" w:eastAsia="Times New Roman" w:cs="Times New Roman"/>
+          <w:b w:val="0"/>
+          <w:bCs w:val="0"/>
+          <w:color w:val="000000"/>
+          <w:sz w:val="22"/>
+          <w:szCs w:val="22"/>
+          <w:lang w:val="ru-RU"/>
+        </w:rPr>
+        <w:t xml:space="preserve">            url = "about"</w:t>
+      </w:r>
+    </w:p>
+    <w:p>
+      <w:pPr>
+        <w:keepNext/>
+        <w:keepLines/>
+        <w:pageBreakBefore w:val="0"/>
+        <w:widowControl/>
+        <w:numPr>
+          <w:numId w:val="0"/>
+        </w:numPr>
+        <w:pBdr>
+          <w:top w:val="none" w:color="auto" w:sz="0" w:space="0"/>
+          <w:left w:val="none" w:color="auto" w:sz="0" w:space="0"/>
+          <w:bottom w:val="none" w:color="auto" w:sz="0" w:space="0"/>
+          <w:right w:val="none" w:color="auto" w:sz="0" w:space="0"/>
+          <w:between w:val="none" w:color="auto" w:sz="0" w:space="0"/>
+        </w:pBdr>
+        <w:tabs>
+          <w:tab w:val="left" w:pos="420"/>
+        </w:tabs>
+        <w:kinsoku/>
+        <w:wordWrap/>
+        <w:overflowPunct/>
+        <w:topLinePunct w:val="0"/>
+        <w:autoSpaceDE/>
+        <w:autoSpaceDN/>
+        <w:bidi w:val="0"/>
+        <w:adjustRightInd/>
+        <w:snapToGrid/>
+        <w:spacing w:after="0" w:line="360" w:lineRule="auto"/>
+        <w:jc w:val="left"/>
+        <w:textAlignment w:val="auto"/>
+        <w:rPr>
+          <w:rFonts w:hint="default" w:ascii="Times New Roman" w:hAnsi="Times New Roman" w:eastAsia="Times New Roman" w:cs="Times New Roman"/>
+          <w:b w:val="0"/>
+          <w:bCs w:val="0"/>
+          <w:color w:val="000000"/>
+          <w:sz w:val="22"/>
+          <w:szCs w:val="22"/>
+          <w:lang w:val="ru-RU"/>
+        </w:rPr>
+      </w:pPr>
+    </w:p>
+    <w:p>
+      <w:pPr>
+        <w:keepNext/>
+        <w:keepLines/>
+        <w:pageBreakBefore w:val="0"/>
+        <w:widowControl/>
+        <w:numPr>
+          <w:numId w:val="0"/>
+        </w:numPr>
+        <w:pBdr>
+          <w:top w:val="none" w:color="auto" w:sz="0" w:space="0"/>
+          <w:left w:val="none" w:color="auto" w:sz="0" w:space="0"/>
+          <w:bottom w:val="none" w:color="auto" w:sz="0" w:space="0"/>
+          <w:right w:val="none" w:color="auto" w:sz="0" w:space="0"/>
+          <w:between w:val="none" w:color="auto" w:sz="0" w:space="0"/>
+        </w:pBdr>
+        <w:tabs>
+          <w:tab w:val="left" w:pos="420"/>
+        </w:tabs>
+        <w:kinsoku/>
+        <w:wordWrap/>
+        <w:overflowPunct/>
+        <w:topLinePunct w:val="0"/>
+        <w:autoSpaceDE/>
+        <w:autoSpaceDN/>
+        <w:bidi w:val="0"/>
+        <w:adjustRightInd/>
+        <w:snapToGrid/>
+        <w:spacing w:after="0" w:line="360" w:lineRule="auto"/>
+        <w:jc w:val="left"/>
+        <w:textAlignment w:val="auto"/>
+        <w:rPr>
+          <w:rFonts w:hint="default" w:ascii="Times New Roman" w:hAnsi="Times New Roman" w:eastAsia="Times New Roman" w:cs="Times New Roman"/>
+          <w:b w:val="0"/>
+          <w:bCs w:val="0"/>
+          <w:color w:val="000000"/>
+          <w:sz w:val="22"/>
+          <w:szCs w:val="22"/>
+          <w:lang w:val="ru-RU"/>
+        </w:rPr>
+      </w:pPr>
+      <w:r>
+        <w:rPr>
+          <w:rFonts w:hint="default" w:ascii="Times New Roman" w:hAnsi="Times New Roman" w:eastAsia="Times New Roman" w:cs="Times New Roman"/>
+          <w:b w:val="0"/>
+          <w:bCs w:val="0"/>
+          <w:color w:val="000000"/>
+          <w:sz w:val="22"/>
+          <w:szCs w:val="22"/>
+          <w:lang w:val="ru-RU"/>
+        </w:rPr>
+        <w:t xml:space="preserve">        [[params.hero.socialLinks.fontAwesomeIcons]]</w:t>
+      </w:r>
+    </w:p>
+    <w:p>
+      <w:pPr>
+        <w:keepNext/>
+        <w:keepLines/>
+        <w:pageBreakBefore w:val="0"/>
+        <w:widowControl/>
+        <w:numPr>
+          <w:numId w:val="0"/>
+        </w:numPr>
+        <w:pBdr>
+          <w:top w:val="none" w:color="auto" w:sz="0" w:space="0"/>
+          <w:left w:val="none" w:color="auto" w:sz="0" w:space="0"/>
+          <w:bottom w:val="none" w:color="auto" w:sz="0" w:space="0"/>
+          <w:right w:val="none" w:color="auto" w:sz="0" w:space="0"/>
+          <w:between w:val="none" w:color="auto" w:sz="0" w:space="0"/>
+        </w:pBdr>
+        <w:tabs>
+          <w:tab w:val="left" w:pos="420"/>
+        </w:tabs>
+        <w:kinsoku/>
+        <w:wordWrap/>
+        <w:overflowPunct/>
+        <w:topLinePunct w:val="0"/>
+        <w:autoSpaceDE/>
+        <w:autoSpaceDN/>
+        <w:bidi w:val="0"/>
+        <w:adjustRightInd/>
+        <w:snapToGrid/>
+        <w:spacing w:after="0" w:line="360" w:lineRule="auto"/>
+        <w:jc w:val="left"/>
+        <w:textAlignment w:val="auto"/>
+        <w:rPr>
+          <w:rFonts w:hint="default" w:ascii="Times New Roman" w:hAnsi="Times New Roman" w:eastAsia="Times New Roman" w:cs="Times New Roman"/>
+          <w:b w:val="0"/>
+          <w:bCs w:val="0"/>
+          <w:color w:val="000000"/>
+          <w:sz w:val="22"/>
+          <w:szCs w:val="22"/>
+          <w:lang w:val="ru-RU"/>
+        </w:rPr>
+      </w:pPr>
+      <w:r>
+        <w:rPr>
+          <w:rFonts w:hint="default" w:ascii="Times New Roman" w:hAnsi="Times New Roman" w:eastAsia="Times New Roman" w:cs="Times New Roman"/>
+          <w:b w:val="0"/>
+          <w:bCs w:val="0"/>
+          <w:color w:val="000000"/>
+          <w:sz w:val="22"/>
+          <w:szCs w:val="22"/>
+          <w:lang w:val="ru-RU"/>
+        </w:rPr>
+        <w:t xml:space="preserve">            icon = "fab fa-github"</w:t>
+      </w:r>
+    </w:p>
+    <w:p>
+      <w:pPr>
+        <w:keepNext/>
+        <w:keepLines/>
+        <w:pageBreakBefore w:val="0"/>
+        <w:widowControl/>
+        <w:numPr>
+          <w:numId w:val="0"/>
+        </w:numPr>
+        <w:pBdr>
+          <w:top w:val="none" w:color="auto" w:sz="0" w:space="0"/>
+          <w:left w:val="none" w:color="auto" w:sz="0" w:space="0"/>
+          <w:bottom w:val="none" w:color="auto" w:sz="0" w:space="0"/>
+          <w:right w:val="none" w:color="auto" w:sz="0" w:space="0"/>
+          <w:between w:val="none" w:color="auto" w:sz="0" w:space="0"/>
+        </w:pBdr>
+        <w:tabs>
+          <w:tab w:val="left" w:pos="420"/>
+        </w:tabs>
+        <w:kinsoku/>
+        <w:wordWrap/>
+        <w:overflowPunct/>
+        <w:topLinePunct w:val="0"/>
+        <w:autoSpaceDE/>
+        <w:autoSpaceDN/>
+        <w:bidi w:val="0"/>
+        <w:adjustRightInd/>
+        <w:snapToGrid/>
+        <w:spacing w:after="0" w:line="360" w:lineRule="auto"/>
+        <w:jc w:val="left"/>
+        <w:textAlignment w:val="auto"/>
+        <w:rPr>
+          <w:rFonts w:hint="default" w:ascii="Times New Roman" w:hAnsi="Times New Roman" w:eastAsia="Times New Roman" w:cs="Times New Roman"/>
+          <w:b w:val="0"/>
+          <w:bCs w:val="0"/>
+          <w:color w:val="000000"/>
+          <w:sz w:val="22"/>
+          <w:szCs w:val="22"/>
+          <w:lang w:val="ru-RU"/>
+        </w:rPr>
+      </w:pPr>
+      <w:r>
+        <w:rPr>
+          <w:rFonts w:hint="default" w:ascii="Times New Roman" w:hAnsi="Times New Roman" w:eastAsia="Times New Roman" w:cs="Times New Roman"/>
+          <w:b w:val="0"/>
+          <w:bCs w:val="0"/>
+          <w:color w:val="000000"/>
+          <w:sz w:val="22"/>
+          <w:szCs w:val="22"/>
+          <w:lang w:val="ru-RU"/>
+        </w:rPr>
+        <w:t xml:space="preserve">            url = "https://github.com/NoPosh/ForestRangerGame.git"</w:t>
+      </w:r>
+    </w:p>
+    <w:p>
+      <w:pPr>
+        <w:keepNext/>
+        <w:keepLines/>
+        <w:pageBreakBefore w:val="0"/>
+        <w:widowControl/>
+        <w:numPr>
+          <w:numId w:val="0"/>
+        </w:numPr>
+        <w:pBdr>
+          <w:top w:val="none" w:color="auto" w:sz="0" w:space="0"/>
+          <w:left w:val="none" w:color="auto" w:sz="0" w:space="0"/>
+          <w:bottom w:val="none" w:color="auto" w:sz="0" w:space="0"/>
+          <w:right w:val="none" w:color="auto" w:sz="0" w:space="0"/>
+          <w:between w:val="none" w:color="auto" w:sz="0" w:space="0"/>
+        </w:pBdr>
+        <w:tabs>
+          <w:tab w:val="left" w:pos="420"/>
+        </w:tabs>
+        <w:kinsoku/>
+        <w:wordWrap/>
+        <w:overflowPunct/>
+        <w:topLinePunct w:val="0"/>
+        <w:autoSpaceDE/>
+        <w:autoSpaceDN/>
+        <w:bidi w:val="0"/>
+        <w:adjustRightInd/>
+        <w:snapToGrid/>
+        <w:spacing w:after="0" w:line="360" w:lineRule="auto"/>
+        <w:jc w:val="left"/>
+        <w:textAlignment w:val="auto"/>
+        <w:rPr>
+          <w:rFonts w:hint="default" w:ascii="Times New Roman" w:hAnsi="Times New Roman" w:eastAsia="Times New Roman" w:cs="Times New Roman"/>
+          <w:b w:val="0"/>
+          <w:bCs w:val="0"/>
+          <w:color w:val="000000"/>
+          <w:sz w:val="22"/>
+          <w:szCs w:val="22"/>
+          <w:lang w:val="ru-RU"/>
+        </w:rPr>
+      </w:pPr>
+    </w:p>
+    <w:p>
+      <w:pPr>
+        <w:keepNext/>
+        <w:keepLines/>
+        <w:pageBreakBefore w:val="0"/>
+        <w:widowControl/>
+        <w:numPr>
+          <w:numId w:val="0"/>
+        </w:numPr>
+        <w:pBdr>
+          <w:top w:val="none" w:color="auto" w:sz="0" w:space="0"/>
+          <w:left w:val="none" w:color="auto" w:sz="0" w:space="0"/>
+          <w:bottom w:val="none" w:color="auto" w:sz="0" w:space="0"/>
+          <w:right w:val="none" w:color="auto" w:sz="0" w:space="0"/>
+          <w:between w:val="none" w:color="auto" w:sz="0" w:space="0"/>
+        </w:pBdr>
+        <w:tabs>
+          <w:tab w:val="left" w:pos="420"/>
+        </w:tabs>
+        <w:kinsoku/>
+        <w:wordWrap/>
+        <w:overflowPunct/>
+        <w:topLinePunct w:val="0"/>
+        <w:autoSpaceDE/>
+        <w:autoSpaceDN/>
+        <w:bidi w:val="0"/>
+        <w:adjustRightInd/>
+        <w:snapToGrid/>
+        <w:spacing w:after="0" w:line="360" w:lineRule="auto"/>
+        <w:jc w:val="left"/>
+        <w:textAlignment w:val="auto"/>
+        <w:rPr>
+          <w:rFonts w:hint="default" w:ascii="Times New Roman" w:hAnsi="Times New Roman" w:eastAsia="Times New Roman" w:cs="Times New Roman"/>
+          <w:b w:val="0"/>
+          <w:bCs w:val="0"/>
+          <w:color w:val="000000"/>
+          <w:sz w:val="22"/>
+          <w:szCs w:val="22"/>
+          <w:lang w:val="ru-RU"/>
+        </w:rPr>
+      </w:pPr>
+      <w:r>
+        <w:rPr>
+          <w:rFonts w:hint="default" w:ascii="Times New Roman" w:hAnsi="Times New Roman" w:eastAsia="Times New Roman" w:cs="Times New Roman"/>
+          <w:b w:val="0"/>
+          <w:bCs w:val="0"/>
+          <w:color w:val="000000"/>
+          <w:sz w:val="22"/>
+          <w:szCs w:val="22"/>
+          <w:lang w:val="ru-RU"/>
+        </w:rPr>
+        <w:t xml:space="preserve">        [params.hero.bottomImage]</w:t>
+      </w:r>
+    </w:p>
+    <w:p>
+      <w:pPr>
+        <w:keepNext/>
+        <w:keepLines/>
+        <w:pageBreakBefore w:val="0"/>
+        <w:widowControl/>
+        <w:numPr>
+          <w:numId w:val="0"/>
+        </w:numPr>
+        <w:pBdr>
+          <w:top w:val="none" w:color="auto" w:sz="0" w:space="0"/>
+          <w:left w:val="none" w:color="auto" w:sz="0" w:space="0"/>
+          <w:bottom w:val="none" w:color="auto" w:sz="0" w:space="0"/>
+          <w:right w:val="none" w:color="auto" w:sz="0" w:space="0"/>
+          <w:between w:val="none" w:color="auto" w:sz="0" w:space="0"/>
+        </w:pBdr>
+        <w:tabs>
+          <w:tab w:val="left" w:pos="420"/>
+        </w:tabs>
+        <w:kinsoku/>
+        <w:wordWrap/>
+        <w:overflowPunct/>
+        <w:topLinePunct w:val="0"/>
+        <w:autoSpaceDE/>
+        <w:autoSpaceDN/>
+        <w:bidi w:val="0"/>
+        <w:adjustRightInd/>
+        <w:snapToGrid/>
+        <w:spacing w:after="0" w:line="360" w:lineRule="auto"/>
+        <w:jc w:val="left"/>
+        <w:textAlignment w:val="auto"/>
+        <w:rPr>
+          <w:rFonts w:hint="default" w:ascii="Times New Roman" w:hAnsi="Times New Roman" w:eastAsia="Times New Roman" w:cs="Times New Roman"/>
+          <w:b w:val="0"/>
+          <w:bCs w:val="0"/>
+          <w:color w:val="000000"/>
+          <w:sz w:val="22"/>
+          <w:szCs w:val="22"/>
+          <w:lang w:val="ru-RU"/>
+        </w:rPr>
+      </w:pPr>
+      <w:r>
+        <w:rPr>
+          <w:rFonts w:hint="default" w:ascii="Times New Roman" w:hAnsi="Times New Roman" w:eastAsia="Times New Roman" w:cs="Times New Roman"/>
+          <w:b w:val="0"/>
+          <w:bCs w:val="0"/>
+          <w:color w:val="000000"/>
+          <w:sz w:val="22"/>
+          <w:szCs w:val="22"/>
+          <w:lang w:val="ru-RU"/>
+        </w:rPr>
+        <w:t xml:space="preserve">            enable = true</w:t>
+      </w:r>
+    </w:p>
+    <w:p>
+      <w:pPr>
+        <w:keepNext/>
+        <w:keepLines/>
+        <w:pageBreakBefore w:val="0"/>
+        <w:widowControl/>
+        <w:numPr>
+          <w:numId w:val="0"/>
+        </w:numPr>
+        <w:pBdr>
+          <w:top w:val="none" w:color="auto" w:sz="0" w:space="0"/>
+          <w:left w:val="none" w:color="auto" w:sz="0" w:space="0"/>
+          <w:bottom w:val="none" w:color="auto" w:sz="0" w:space="0"/>
+          <w:right w:val="none" w:color="auto" w:sz="0" w:space="0"/>
+          <w:between w:val="none" w:color="auto" w:sz="0" w:space="0"/>
+        </w:pBdr>
+        <w:tabs>
+          <w:tab w:val="left" w:pos="420"/>
+        </w:tabs>
+        <w:kinsoku/>
+        <w:wordWrap/>
+        <w:overflowPunct/>
+        <w:topLinePunct w:val="0"/>
+        <w:autoSpaceDE/>
+        <w:autoSpaceDN/>
+        <w:bidi w:val="0"/>
+        <w:adjustRightInd/>
+        <w:snapToGrid/>
+        <w:spacing w:after="0" w:line="360" w:lineRule="auto"/>
+        <w:jc w:val="left"/>
+        <w:textAlignment w:val="auto"/>
+        <w:rPr>
+          <w:rFonts w:hint="default" w:ascii="Times New Roman" w:hAnsi="Times New Roman" w:eastAsia="Times New Roman" w:cs="Times New Roman"/>
+          <w:b w:val="0"/>
+          <w:bCs w:val="0"/>
+          <w:color w:val="000000"/>
+          <w:sz w:val="22"/>
+          <w:szCs w:val="22"/>
+          <w:lang w:val="ru-RU"/>
+        </w:rPr>
+      </w:pPr>
+      <w:r>
+        <w:rPr>
+          <w:rFonts w:hint="default" w:ascii="Times New Roman" w:hAnsi="Times New Roman" w:eastAsia="Times New Roman" w:cs="Times New Roman"/>
+          <w:b w:val="0"/>
+          <w:bCs w:val="0"/>
+          <w:color w:val="000000"/>
+          <w:sz w:val="22"/>
+          <w:szCs w:val="22"/>
+          <w:lang w:val="ru-RU"/>
+        </w:rPr>
+        <w:t xml:space="preserve">            image = "/img/hero2.png"</w:t>
+      </w:r>
+    </w:p>
+    <w:p>
+      <w:pPr>
+        <w:keepNext/>
+        <w:keepLines/>
+        <w:pageBreakBefore w:val="0"/>
+        <w:widowControl/>
+        <w:numPr>
+          <w:numId w:val="0"/>
+        </w:numPr>
+        <w:pBdr>
+          <w:top w:val="none" w:color="auto" w:sz="0" w:space="0"/>
+          <w:left w:val="none" w:color="auto" w:sz="0" w:space="0"/>
+          <w:bottom w:val="none" w:color="auto" w:sz="0" w:space="0"/>
+          <w:right w:val="none" w:color="auto" w:sz="0" w:space="0"/>
+          <w:between w:val="none" w:color="auto" w:sz="0" w:space="0"/>
+        </w:pBdr>
+        <w:tabs>
+          <w:tab w:val="left" w:pos="420"/>
+        </w:tabs>
+        <w:kinsoku/>
+        <w:wordWrap/>
+        <w:overflowPunct/>
+        <w:topLinePunct w:val="0"/>
+        <w:autoSpaceDE/>
+        <w:autoSpaceDN/>
+        <w:bidi w:val="0"/>
+        <w:adjustRightInd/>
+        <w:snapToGrid/>
+        <w:spacing w:after="0" w:line="360" w:lineRule="auto"/>
+        <w:jc w:val="left"/>
+        <w:textAlignment w:val="auto"/>
+        <w:rPr>
+          <w:rFonts w:hint="default" w:ascii="Times New Roman" w:hAnsi="Times New Roman" w:eastAsia="Times New Roman" w:cs="Times New Roman"/>
+          <w:b w:val="0"/>
+          <w:bCs w:val="0"/>
+          <w:color w:val="000000"/>
+          <w:sz w:val="22"/>
+          <w:szCs w:val="22"/>
+          <w:lang w:val="ru-RU"/>
+        </w:rPr>
+      </w:pPr>
+      <w:r>
+        <w:rPr>
+          <w:rFonts w:hint="default" w:ascii="Times New Roman" w:hAnsi="Times New Roman" w:eastAsia="Times New Roman" w:cs="Times New Roman"/>
+          <w:b w:val="0"/>
+          <w:bCs w:val="0"/>
+          <w:color w:val="000000"/>
+          <w:sz w:val="22"/>
+          <w:szCs w:val="22"/>
+          <w:lang w:val="ru-RU"/>
+        </w:rPr>
+        <w:t xml:space="preserve">            </w:t>
+      </w:r>
+    </w:p>
+    <w:p>
+      <w:pPr>
+        <w:keepNext/>
+        <w:keepLines/>
+        <w:pageBreakBefore w:val="0"/>
+        <w:widowControl/>
+        <w:numPr>
+          <w:numId w:val="0"/>
+        </w:numPr>
+        <w:pBdr>
+          <w:top w:val="none" w:color="auto" w:sz="0" w:space="0"/>
+          <w:left w:val="none" w:color="auto" w:sz="0" w:space="0"/>
+          <w:bottom w:val="none" w:color="auto" w:sz="0" w:space="0"/>
+          <w:right w:val="none" w:color="auto" w:sz="0" w:space="0"/>
+          <w:between w:val="none" w:color="auto" w:sz="0" w:space="0"/>
+        </w:pBdr>
+        <w:tabs>
+          <w:tab w:val="left" w:pos="420"/>
+        </w:tabs>
+        <w:kinsoku/>
+        <w:wordWrap/>
+        <w:overflowPunct/>
+        <w:topLinePunct w:val="0"/>
+        <w:autoSpaceDE/>
+        <w:autoSpaceDN/>
+        <w:bidi w:val="0"/>
+        <w:adjustRightInd/>
+        <w:snapToGrid/>
+        <w:spacing w:after="0" w:line="360" w:lineRule="auto"/>
+        <w:jc w:val="left"/>
+        <w:textAlignment w:val="auto"/>
+        <w:rPr>
+          <w:rFonts w:hint="default" w:ascii="Times New Roman" w:hAnsi="Times New Roman" w:eastAsia="Times New Roman" w:cs="Times New Roman"/>
+          <w:b w:val="0"/>
+          <w:bCs w:val="0"/>
+          <w:color w:val="000000"/>
+          <w:sz w:val="22"/>
+          <w:szCs w:val="22"/>
+          <w:lang w:val="ru-RU"/>
+        </w:rPr>
+      </w:pPr>
+    </w:p>
+    <w:p>
+      <w:pPr>
+        <w:keepNext/>
+        <w:keepLines/>
+        <w:pageBreakBefore w:val="0"/>
+        <w:widowControl/>
+        <w:numPr>
+          <w:numId w:val="0"/>
+        </w:numPr>
+        <w:pBdr>
+          <w:top w:val="none" w:color="auto" w:sz="0" w:space="0"/>
+          <w:left w:val="none" w:color="auto" w:sz="0" w:space="0"/>
+          <w:bottom w:val="none" w:color="auto" w:sz="0" w:space="0"/>
+          <w:right w:val="none" w:color="auto" w:sz="0" w:space="0"/>
+          <w:between w:val="none" w:color="auto" w:sz="0" w:space="0"/>
+        </w:pBdr>
+        <w:tabs>
+          <w:tab w:val="left" w:pos="420"/>
+        </w:tabs>
+        <w:kinsoku/>
+        <w:wordWrap/>
+        <w:overflowPunct/>
+        <w:topLinePunct w:val="0"/>
+        <w:autoSpaceDE/>
+        <w:autoSpaceDN/>
+        <w:bidi w:val="0"/>
+        <w:adjustRightInd/>
+        <w:snapToGrid/>
+        <w:spacing w:after="0" w:line="360" w:lineRule="auto"/>
+        <w:jc w:val="left"/>
+        <w:textAlignment w:val="auto"/>
+        <w:rPr>
+          <w:rFonts w:hint="default" w:ascii="Times New Roman" w:hAnsi="Times New Roman" w:eastAsia="Times New Roman" w:cs="Times New Roman"/>
+          <w:b w:val="0"/>
+          <w:bCs w:val="0"/>
+          <w:color w:val="000000"/>
+          <w:sz w:val="22"/>
+          <w:szCs w:val="22"/>
+          <w:lang w:val="ru-RU"/>
+        </w:rPr>
+      </w:pPr>
+      <w:r>
+        <w:rPr>
+          <w:rFonts w:hint="default" w:ascii="Times New Roman" w:hAnsi="Times New Roman" w:eastAsia="Times New Roman" w:cs="Times New Roman"/>
+          <w:b w:val="0"/>
+          <w:bCs w:val="0"/>
+          <w:color w:val="000000"/>
+          <w:sz w:val="22"/>
+          <w:szCs w:val="22"/>
+          <w:lang w:val="ru-RU"/>
+        </w:rPr>
+        <w:tab/>
+      </w:r>
+      <w:r>
+        <w:rPr>
+          <w:rFonts w:hint="default" w:ascii="Times New Roman" w:hAnsi="Times New Roman" w:eastAsia="Times New Roman" w:cs="Times New Roman"/>
+          <w:b w:val="0"/>
+          <w:bCs w:val="0"/>
+          <w:color w:val="000000"/>
+          <w:sz w:val="22"/>
+          <w:szCs w:val="22"/>
+          <w:lang w:val="ru-RU"/>
+        </w:rPr>
+        <w:t>[params.singlePages]</w:t>
+      </w:r>
+    </w:p>
+    <w:p>
+      <w:pPr>
+        <w:keepNext/>
+        <w:keepLines/>
+        <w:pageBreakBefore w:val="0"/>
+        <w:widowControl/>
+        <w:numPr>
+          <w:numId w:val="0"/>
+        </w:numPr>
+        <w:pBdr>
+          <w:top w:val="none" w:color="auto" w:sz="0" w:space="0"/>
+          <w:left w:val="none" w:color="auto" w:sz="0" w:space="0"/>
+          <w:bottom w:val="none" w:color="auto" w:sz="0" w:space="0"/>
+          <w:right w:val="none" w:color="auto" w:sz="0" w:space="0"/>
+          <w:between w:val="none" w:color="auto" w:sz="0" w:space="0"/>
+        </w:pBdr>
+        <w:tabs>
+          <w:tab w:val="left" w:pos="420"/>
+        </w:tabs>
+        <w:kinsoku/>
+        <w:wordWrap/>
+        <w:overflowPunct/>
+        <w:topLinePunct w:val="0"/>
+        <w:autoSpaceDE/>
+        <w:autoSpaceDN/>
+        <w:bidi w:val="0"/>
+        <w:adjustRightInd/>
+        <w:snapToGrid/>
+        <w:spacing w:after="0" w:line="360" w:lineRule="auto"/>
+        <w:jc w:val="left"/>
+        <w:textAlignment w:val="auto"/>
+        <w:rPr>
+          <w:rFonts w:hint="default" w:ascii="Times New Roman" w:hAnsi="Times New Roman" w:eastAsia="Times New Roman" w:cs="Times New Roman"/>
+          <w:b w:val="0"/>
+          <w:bCs w:val="0"/>
+          <w:color w:val="000000"/>
+          <w:sz w:val="22"/>
+          <w:szCs w:val="22"/>
+          <w:lang w:val="ru-RU"/>
+        </w:rPr>
+      </w:pPr>
+      <w:r>
+        <w:rPr>
+          <w:rFonts w:hint="default" w:ascii="Times New Roman" w:hAnsi="Times New Roman" w:eastAsia="Times New Roman" w:cs="Times New Roman"/>
+          <w:b w:val="0"/>
+          <w:bCs w:val="0"/>
+          <w:color w:val="000000"/>
+          <w:sz w:val="22"/>
+          <w:szCs w:val="22"/>
+          <w:lang w:val="ru-RU"/>
+        </w:rPr>
+        <w:t xml:space="preserve">        socialShare = false # Выключает плашку Socials</w:t>
+      </w:r>
+    </w:p>
+    <w:p>
+      <w:pPr>
+        <w:keepNext/>
+        <w:keepLines/>
+        <w:pageBreakBefore w:val="0"/>
+        <w:widowControl/>
+        <w:numPr>
+          <w:numId w:val="0"/>
+        </w:numPr>
+        <w:pBdr>
+          <w:top w:val="none" w:color="auto" w:sz="0" w:space="0"/>
+          <w:left w:val="none" w:color="auto" w:sz="0" w:space="0"/>
+          <w:bottom w:val="none" w:color="auto" w:sz="0" w:space="0"/>
+          <w:right w:val="none" w:color="auto" w:sz="0" w:space="0"/>
+          <w:between w:val="none" w:color="auto" w:sz="0" w:space="0"/>
+        </w:pBdr>
+        <w:tabs>
+          <w:tab w:val="left" w:pos="420"/>
+        </w:tabs>
+        <w:kinsoku/>
+        <w:wordWrap/>
+        <w:overflowPunct/>
+        <w:topLinePunct w:val="0"/>
+        <w:autoSpaceDE/>
+        <w:autoSpaceDN/>
+        <w:bidi w:val="0"/>
+        <w:adjustRightInd/>
+        <w:snapToGrid/>
+        <w:spacing w:after="0" w:line="360" w:lineRule="auto"/>
+        <w:jc w:val="left"/>
+        <w:textAlignment w:val="auto"/>
+        <w:rPr>
+          <w:rFonts w:hint="default" w:ascii="Times New Roman" w:hAnsi="Times New Roman" w:eastAsia="Times New Roman" w:cs="Times New Roman"/>
+          <w:b w:val="0"/>
+          <w:bCs w:val="0"/>
+          <w:color w:val="000000"/>
+          <w:sz w:val="22"/>
+          <w:szCs w:val="22"/>
+          <w:lang w:val="ru-RU"/>
+        </w:rPr>
+      </w:pPr>
+      <w:r>
+        <w:rPr>
+          <w:rFonts w:hint="default" w:ascii="Times New Roman" w:hAnsi="Times New Roman" w:eastAsia="Times New Roman" w:cs="Times New Roman"/>
+          <w:b w:val="0"/>
+          <w:bCs w:val="0"/>
+          <w:color w:val="000000"/>
+          <w:sz w:val="22"/>
+          <w:szCs w:val="22"/>
+          <w:lang w:val="ru-RU"/>
+        </w:rPr>
+        <w:t xml:space="preserve">        [params.singlePages.scrollprogress] # П</w:t>
+      </w:r>
+      <w:bookmarkStart w:id="0" w:name="_GoBack"/>
+      <w:bookmarkEnd w:id="0"/>
+      <w:r>
+        <w:rPr>
+          <w:rFonts w:hint="default" w:ascii="Times New Roman" w:hAnsi="Times New Roman" w:eastAsia="Times New Roman" w:cs="Times New Roman"/>
+          <w:b w:val="0"/>
+          <w:bCs w:val="0"/>
+          <w:color w:val="000000"/>
+          <w:sz w:val="22"/>
+          <w:szCs w:val="22"/>
+          <w:lang w:val="ru-RU"/>
+        </w:rPr>
+        <w:t>олоска прогресса чтения сверху</w:t>
+      </w:r>
+    </w:p>
+    <w:p>
+      <w:pPr>
+        <w:keepNext/>
+        <w:keepLines/>
+        <w:pageBreakBefore w:val="0"/>
+        <w:widowControl/>
+        <w:numPr>
+          <w:numId w:val="0"/>
+        </w:numPr>
+        <w:pBdr>
+          <w:top w:val="none" w:color="auto" w:sz="0" w:space="0"/>
+          <w:left w:val="none" w:color="auto" w:sz="0" w:space="0"/>
+          <w:bottom w:val="none" w:color="auto" w:sz="0" w:space="0"/>
+          <w:right w:val="none" w:color="auto" w:sz="0" w:space="0"/>
+          <w:between w:val="none" w:color="auto" w:sz="0" w:space="0"/>
+        </w:pBdr>
+        <w:tabs>
+          <w:tab w:val="left" w:pos="420"/>
+        </w:tabs>
+        <w:kinsoku/>
+        <w:wordWrap/>
+        <w:overflowPunct/>
+        <w:topLinePunct w:val="0"/>
+        <w:autoSpaceDE/>
+        <w:autoSpaceDN/>
+        <w:bidi w:val="0"/>
+        <w:adjustRightInd/>
+        <w:snapToGrid/>
+        <w:spacing w:after="0" w:line="360" w:lineRule="auto"/>
+        <w:jc w:val="left"/>
+        <w:textAlignment w:val="auto"/>
+        <w:rPr>
+          <w:rFonts w:hint="default" w:ascii="Times New Roman" w:hAnsi="Times New Roman" w:eastAsia="Times New Roman" w:cs="Times New Roman"/>
+          <w:b w:val="0"/>
+          <w:bCs w:val="0"/>
+          <w:color w:val="000000"/>
+          <w:sz w:val="22"/>
+          <w:szCs w:val="22"/>
+          <w:lang w:val="ru-RU"/>
+        </w:rPr>
+      </w:pPr>
+      <w:r>
+        <w:rPr>
+          <w:rFonts w:hint="default" w:ascii="Times New Roman" w:hAnsi="Times New Roman" w:eastAsia="Times New Roman" w:cs="Times New Roman"/>
+          <w:b w:val="0"/>
+          <w:bCs w:val="0"/>
+          <w:color w:val="000000"/>
+          <w:sz w:val="22"/>
+          <w:szCs w:val="22"/>
+          <w:lang w:val="ru-RU"/>
+        </w:rPr>
+        <w:t xml:space="preserve">            enable = true</w:t>
+      </w:r>
+    </w:p>
+    <w:p>
+      <w:pPr>
+        <w:keepNext/>
+        <w:keepLines/>
+        <w:pageBreakBefore w:val="0"/>
+        <w:widowControl/>
+        <w:numPr>
+          <w:numId w:val="0"/>
+        </w:numPr>
+        <w:pBdr>
+          <w:top w:val="none" w:color="auto" w:sz="0" w:space="0"/>
+          <w:left w:val="none" w:color="auto" w:sz="0" w:space="0"/>
+          <w:bottom w:val="none" w:color="auto" w:sz="0" w:space="0"/>
+          <w:right w:val="none" w:color="auto" w:sz="0" w:space="0"/>
+          <w:between w:val="none" w:color="auto" w:sz="0" w:space="0"/>
+        </w:pBdr>
+        <w:tabs>
+          <w:tab w:val="left" w:pos="420"/>
+        </w:tabs>
+        <w:kinsoku/>
+        <w:wordWrap/>
+        <w:overflowPunct/>
+        <w:topLinePunct w:val="0"/>
+        <w:autoSpaceDE/>
+        <w:autoSpaceDN/>
+        <w:bidi w:val="0"/>
+        <w:adjustRightInd/>
+        <w:snapToGrid/>
+        <w:spacing w:after="0" w:line="360" w:lineRule="auto"/>
+        <w:jc w:val="left"/>
+        <w:textAlignment w:val="auto"/>
+        <w:rPr>
+          <w:rFonts w:hint="default" w:ascii="Times New Roman" w:hAnsi="Times New Roman" w:eastAsia="Times New Roman" w:cs="Times New Roman"/>
+          <w:b w:val="0"/>
+          <w:bCs w:val="0"/>
+          <w:color w:val="000000"/>
+          <w:sz w:val="22"/>
+          <w:szCs w:val="22"/>
+          <w:lang w:val="ru-RU"/>
+        </w:rPr>
+      </w:pPr>
+      <w:r>
+        <w:rPr>
+          <w:rFonts w:hint="default" w:ascii="Times New Roman" w:hAnsi="Times New Roman" w:eastAsia="Times New Roman" w:cs="Times New Roman"/>
+          <w:b w:val="0"/>
+          <w:bCs w:val="0"/>
+          <w:color w:val="000000"/>
+          <w:sz w:val="22"/>
+          <w:szCs w:val="22"/>
+          <w:lang w:val="ru-RU"/>
+        </w:rPr>
+        <w:t xml:space="preserve">        [params.singlePages.readTime]</w:t>
+      </w:r>
+    </w:p>
+    <w:p>
+      <w:pPr>
+        <w:keepNext/>
+        <w:keepLines/>
+        <w:pageBreakBefore w:val="0"/>
+        <w:widowControl/>
+        <w:numPr>
+          <w:numId w:val="0"/>
+        </w:numPr>
+        <w:pBdr>
+          <w:top w:val="none" w:color="auto" w:sz="0" w:space="0"/>
+          <w:left w:val="none" w:color="auto" w:sz="0" w:space="0"/>
+          <w:bottom w:val="none" w:color="auto" w:sz="0" w:space="0"/>
+          <w:right w:val="none" w:color="auto" w:sz="0" w:space="0"/>
+          <w:between w:val="none" w:color="auto" w:sz="0" w:space="0"/>
+        </w:pBdr>
+        <w:tabs>
+          <w:tab w:val="left" w:pos="420"/>
+        </w:tabs>
+        <w:kinsoku/>
+        <w:wordWrap/>
+        <w:overflowPunct/>
+        <w:topLinePunct w:val="0"/>
+        <w:autoSpaceDE/>
+        <w:autoSpaceDN/>
+        <w:bidi w:val="0"/>
+        <w:adjustRightInd/>
+        <w:snapToGrid/>
+        <w:spacing w:after="0" w:line="360" w:lineRule="auto"/>
+        <w:jc w:val="left"/>
+        <w:textAlignment w:val="auto"/>
+        <w:rPr>
+          <w:rFonts w:hint="default" w:ascii="Times New Roman" w:hAnsi="Times New Roman" w:eastAsia="Times New Roman" w:cs="Times New Roman"/>
+          <w:b w:val="0"/>
+          <w:bCs w:val="0"/>
+          <w:color w:val="000000"/>
+          <w:sz w:val="22"/>
+          <w:szCs w:val="22"/>
+          <w:lang w:val="ru-RU"/>
+        </w:rPr>
+      </w:pPr>
+      <w:r>
+        <w:rPr>
+          <w:rFonts w:hint="default" w:ascii="Times New Roman" w:hAnsi="Times New Roman" w:eastAsia="Times New Roman" w:cs="Times New Roman"/>
+          <w:b w:val="0"/>
+          <w:bCs w:val="0"/>
+          <w:color w:val="000000"/>
+          <w:sz w:val="22"/>
+          <w:szCs w:val="22"/>
+          <w:lang w:val="ru-RU"/>
+        </w:rPr>
+        <w:t xml:space="preserve">            enable = true</w:t>
+      </w:r>
+    </w:p>
+    <w:p>
+      <w:pPr>
+        <w:keepNext/>
+        <w:keepLines/>
+        <w:pageBreakBefore w:val="0"/>
+        <w:widowControl/>
+        <w:numPr>
+          <w:numId w:val="0"/>
+        </w:numPr>
+        <w:pBdr>
+          <w:top w:val="none" w:color="auto" w:sz="0" w:space="0"/>
+          <w:left w:val="none" w:color="auto" w:sz="0" w:space="0"/>
+          <w:bottom w:val="none" w:color="auto" w:sz="0" w:space="0"/>
+          <w:right w:val="none" w:color="auto" w:sz="0" w:space="0"/>
+          <w:between w:val="none" w:color="auto" w:sz="0" w:space="0"/>
+        </w:pBdr>
+        <w:tabs>
+          <w:tab w:val="left" w:pos="420"/>
+        </w:tabs>
+        <w:kinsoku/>
+        <w:wordWrap/>
+        <w:overflowPunct/>
+        <w:topLinePunct w:val="0"/>
+        <w:autoSpaceDE/>
+        <w:autoSpaceDN/>
+        <w:bidi w:val="0"/>
+        <w:adjustRightInd/>
+        <w:snapToGrid/>
+        <w:spacing w:after="0" w:line="360" w:lineRule="auto"/>
+        <w:jc w:val="left"/>
+        <w:textAlignment w:val="auto"/>
+        <w:rPr>
+          <w:rFonts w:hint="default" w:ascii="Times New Roman" w:hAnsi="Times New Roman" w:eastAsia="Times New Roman" w:cs="Times New Roman"/>
+          <w:b w:val="0"/>
+          <w:bCs w:val="0"/>
+          <w:color w:val="000000"/>
+          <w:sz w:val="22"/>
+          <w:szCs w:val="22"/>
+          <w:lang w:val="ru-RU"/>
+        </w:rPr>
+      </w:pPr>
+      <w:r>
+        <w:rPr>
+          <w:rFonts w:hint="default" w:ascii="Times New Roman" w:hAnsi="Times New Roman" w:eastAsia="Times New Roman" w:cs="Times New Roman"/>
+          <w:b w:val="0"/>
+          <w:bCs w:val="0"/>
+          <w:color w:val="000000"/>
+          <w:sz w:val="22"/>
+          <w:szCs w:val="22"/>
+          <w:lang w:val="ru-RU"/>
+        </w:rPr>
+        <w:t xml:space="preserve">            content = "мин. чтения"</w:t>
+      </w:r>
+    </w:p>
+    <w:p>
+      <w:pPr>
+        <w:keepNext/>
+        <w:keepLines/>
+        <w:pageBreakBefore w:val="0"/>
+        <w:widowControl/>
+        <w:numPr>
+          <w:numId w:val="0"/>
+        </w:numPr>
+        <w:pBdr>
+          <w:top w:val="none" w:color="auto" w:sz="0" w:space="0"/>
+          <w:left w:val="none" w:color="auto" w:sz="0" w:space="0"/>
+          <w:bottom w:val="none" w:color="auto" w:sz="0" w:space="0"/>
+          <w:right w:val="none" w:color="auto" w:sz="0" w:space="0"/>
+          <w:between w:val="none" w:color="auto" w:sz="0" w:space="0"/>
+        </w:pBdr>
+        <w:tabs>
+          <w:tab w:val="left" w:pos="420"/>
+        </w:tabs>
+        <w:kinsoku/>
+        <w:wordWrap/>
+        <w:overflowPunct/>
+        <w:topLinePunct w:val="0"/>
+        <w:autoSpaceDE/>
+        <w:autoSpaceDN/>
+        <w:bidi w:val="0"/>
+        <w:adjustRightInd/>
+        <w:snapToGrid/>
+        <w:spacing w:after="0" w:line="360" w:lineRule="auto"/>
+        <w:jc w:val="left"/>
+        <w:textAlignment w:val="auto"/>
+        <w:rPr>
+          <w:rFonts w:hint="default" w:ascii="Times New Roman" w:hAnsi="Times New Roman" w:eastAsia="Times New Roman" w:cs="Times New Roman"/>
+          <w:b w:val="0"/>
+          <w:bCs w:val="0"/>
+          <w:color w:val="000000"/>
+          <w:sz w:val="22"/>
+          <w:szCs w:val="22"/>
+          <w:lang w:val="ru-RU"/>
+        </w:rPr>
+      </w:pPr>
+    </w:p>
+    <w:p>
+      <w:pPr>
+        <w:keepNext/>
+        <w:keepLines/>
+        <w:pageBreakBefore w:val="0"/>
+        <w:widowControl/>
+        <w:numPr>
+          <w:numId w:val="0"/>
+        </w:numPr>
+        <w:pBdr>
+          <w:top w:val="none" w:color="auto" w:sz="0" w:space="0"/>
+          <w:left w:val="none" w:color="auto" w:sz="0" w:space="0"/>
+          <w:bottom w:val="none" w:color="auto" w:sz="0" w:space="0"/>
+          <w:right w:val="none" w:color="auto" w:sz="0" w:space="0"/>
+          <w:between w:val="none" w:color="auto" w:sz="0" w:space="0"/>
+        </w:pBdr>
+        <w:tabs>
+          <w:tab w:val="left" w:pos="420"/>
+        </w:tabs>
+        <w:kinsoku/>
+        <w:wordWrap/>
+        <w:overflowPunct/>
+        <w:topLinePunct w:val="0"/>
+        <w:autoSpaceDE/>
+        <w:autoSpaceDN/>
+        <w:bidi w:val="0"/>
+        <w:adjustRightInd/>
+        <w:snapToGrid/>
+        <w:spacing w:after="0" w:line="360" w:lineRule="auto"/>
+        <w:jc w:val="left"/>
+        <w:textAlignment w:val="auto"/>
+        <w:rPr>
+          <w:rFonts w:hint="default" w:ascii="Times New Roman" w:hAnsi="Times New Roman" w:eastAsia="Times New Roman" w:cs="Times New Roman"/>
+          <w:b w:val="0"/>
+          <w:bCs w:val="0"/>
+          <w:color w:val="000000"/>
+          <w:sz w:val="22"/>
+          <w:szCs w:val="22"/>
+          <w:lang w:val="ru-RU"/>
+        </w:rPr>
+      </w:pPr>
+      <w:r>
+        <w:rPr>
+          <w:rFonts w:hint="default" w:ascii="Times New Roman" w:hAnsi="Times New Roman" w:eastAsia="Times New Roman" w:cs="Times New Roman"/>
+          <w:b w:val="0"/>
+          <w:bCs w:val="0"/>
+          <w:color w:val="000000"/>
+          <w:sz w:val="22"/>
+          <w:szCs w:val="22"/>
+          <w:lang w:val="ru-RU"/>
+        </w:rPr>
+        <w:t xml:space="preserve">    [params.navbar]</w:t>
+      </w:r>
+    </w:p>
+    <w:p>
+      <w:pPr>
+        <w:keepNext/>
+        <w:keepLines/>
+        <w:pageBreakBefore w:val="0"/>
+        <w:widowControl/>
+        <w:numPr>
+          <w:numId w:val="0"/>
+        </w:numPr>
+        <w:pBdr>
+          <w:top w:val="none" w:color="auto" w:sz="0" w:space="0"/>
+          <w:left w:val="none" w:color="auto" w:sz="0" w:space="0"/>
+          <w:bottom w:val="none" w:color="auto" w:sz="0" w:space="0"/>
+          <w:right w:val="none" w:color="auto" w:sz="0" w:space="0"/>
+          <w:between w:val="none" w:color="auto" w:sz="0" w:space="0"/>
+        </w:pBdr>
+        <w:tabs>
+          <w:tab w:val="left" w:pos="420"/>
+        </w:tabs>
+        <w:kinsoku/>
+        <w:wordWrap/>
+        <w:overflowPunct/>
+        <w:topLinePunct w:val="0"/>
+        <w:autoSpaceDE/>
+        <w:autoSpaceDN/>
+        <w:bidi w:val="0"/>
+        <w:adjustRightInd/>
+        <w:snapToGrid/>
+        <w:spacing w:after="0" w:line="360" w:lineRule="auto"/>
+        <w:jc w:val="left"/>
+        <w:textAlignment w:val="auto"/>
+        <w:rPr>
+          <w:rFonts w:hint="default" w:ascii="Times New Roman" w:hAnsi="Times New Roman" w:eastAsia="Times New Roman" w:cs="Times New Roman"/>
+          <w:b w:val="0"/>
+          <w:bCs w:val="0"/>
+          <w:color w:val="000000"/>
+          <w:sz w:val="22"/>
+          <w:szCs w:val="22"/>
+          <w:lang w:val="ru-RU"/>
+        </w:rPr>
+      </w:pPr>
+      <w:r>
+        <w:rPr>
+          <w:rFonts w:hint="default" w:ascii="Times New Roman" w:hAnsi="Times New Roman" w:eastAsia="Times New Roman" w:cs="Times New Roman"/>
+          <w:b w:val="0"/>
+          <w:bCs w:val="0"/>
+          <w:color w:val="000000"/>
+          <w:sz w:val="22"/>
+          <w:szCs w:val="22"/>
+          <w:lang w:val="ru-RU"/>
+        </w:rPr>
+        <w:t xml:space="preserve">        disableSearch = true</w:t>
+      </w:r>
+    </w:p>
+    <w:p>
+      <w:pPr>
+        <w:keepNext/>
+        <w:keepLines/>
+        <w:pageBreakBefore w:val="0"/>
+        <w:widowControl/>
+        <w:numPr>
+          <w:numId w:val="0"/>
+        </w:numPr>
+        <w:pBdr>
+          <w:top w:val="none" w:color="auto" w:sz="0" w:space="0"/>
+          <w:left w:val="none" w:color="auto" w:sz="0" w:space="0"/>
+          <w:bottom w:val="none" w:color="auto" w:sz="0" w:space="0"/>
+          <w:right w:val="none" w:color="auto" w:sz="0" w:space="0"/>
+          <w:between w:val="none" w:color="auto" w:sz="0" w:space="0"/>
+        </w:pBdr>
+        <w:tabs>
+          <w:tab w:val="left" w:pos="420"/>
+        </w:tabs>
+        <w:kinsoku/>
+        <w:wordWrap/>
+        <w:overflowPunct/>
+        <w:topLinePunct w:val="0"/>
+        <w:autoSpaceDE/>
+        <w:autoSpaceDN/>
+        <w:bidi w:val="0"/>
+        <w:adjustRightInd/>
+        <w:snapToGrid/>
+        <w:spacing w:after="0" w:line="360" w:lineRule="auto"/>
+        <w:jc w:val="left"/>
+        <w:textAlignment w:val="auto"/>
+        <w:rPr>
+          <w:rFonts w:hint="default" w:ascii="Times New Roman" w:hAnsi="Times New Roman" w:eastAsia="Times New Roman" w:cs="Times New Roman"/>
+          <w:b w:val="0"/>
+          <w:bCs w:val="0"/>
+          <w:color w:val="000000"/>
+          <w:sz w:val="22"/>
+          <w:szCs w:val="22"/>
+          <w:lang w:val="ru-RU"/>
+        </w:rPr>
+      </w:pPr>
+      <w:r>
+        <w:rPr>
+          <w:rFonts w:hint="default" w:ascii="Times New Roman" w:hAnsi="Times New Roman" w:eastAsia="Times New Roman" w:cs="Times New Roman"/>
+          <w:b w:val="0"/>
+          <w:bCs w:val="0"/>
+          <w:color w:val="000000"/>
+          <w:sz w:val="22"/>
+          <w:szCs w:val="22"/>
+          <w:lang w:val="ru-RU"/>
+        </w:rPr>
+        <w:t xml:space="preserve">        brandName = "Forest Ranger"</w:t>
+      </w:r>
+    </w:p>
+    <w:p>
+      <w:pPr>
+        <w:keepNext/>
+        <w:keepLines/>
+        <w:pageBreakBefore w:val="0"/>
+        <w:widowControl/>
+        <w:numPr>
+          <w:numId w:val="0"/>
+        </w:numPr>
+        <w:pBdr>
+          <w:top w:val="none" w:color="auto" w:sz="0" w:space="0"/>
+          <w:left w:val="none" w:color="auto" w:sz="0" w:space="0"/>
+          <w:bottom w:val="none" w:color="auto" w:sz="0" w:space="0"/>
+          <w:right w:val="none" w:color="auto" w:sz="0" w:space="0"/>
+          <w:between w:val="none" w:color="auto" w:sz="0" w:space="0"/>
+        </w:pBdr>
+        <w:tabs>
+          <w:tab w:val="left" w:pos="420"/>
+        </w:tabs>
+        <w:kinsoku/>
+        <w:wordWrap/>
+        <w:overflowPunct/>
+        <w:topLinePunct w:val="0"/>
+        <w:autoSpaceDE/>
+        <w:autoSpaceDN/>
+        <w:bidi w:val="0"/>
+        <w:adjustRightInd/>
+        <w:snapToGrid/>
+        <w:spacing w:after="0" w:line="360" w:lineRule="auto"/>
+        <w:jc w:val="left"/>
+        <w:textAlignment w:val="auto"/>
+        <w:rPr>
+          <w:rFonts w:hint="default" w:ascii="Times New Roman" w:hAnsi="Times New Roman" w:eastAsia="Times New Roman" w:cs="Times New Roman"/>
+          <w:b w:val="0"/>
+          <w:bCs w:val="0"/>
+          <w:color w:val="000000"/>
+          <w:sz w:val="22"/>
+          <w:szCs w:val="22"/>
+          <w:lang w:val="ru-RU"/>
+        </w:rPr>
+      </w:pPr>
+      <w:r>
+        <w:rPr>
+          <w:rFonts w:hint="default" w:ascii="Times New Roman" w:hAnsi="Times New Roman" w:eastAsia="Times New Roman" w:cs="Times New Roman"/>
+          <w:b w:val="0"/>
+          <w:bCs w:val="0"/>
+          <w:color w:val="000000"/>
+          <w:sz w:val="22"/>
+          <w:szCs w:val="22"/>
+          <w:lang w:val="ru-RU"/>
+        </w:rPr>
+        <w:t xml:space="preserve">        brandLogo = "/img/logo.png"</w:t>
+      </w:r>
+    </w:p>
+    <w:p>
+      <w:pPr>
+        <w:keepNext/>
+        <w:keepLines/>
+        <w:pageBreakBefore w:val="0"/>
+        <w:widowControl/>
+        <w:numPr>
+          <w:numId w:val="0"/>
+        </w:numPr>
+        <w:pBdr>
+          <w:top w:val="none" w:color="auto" w:sz="0" w:space="0"/>
+          <w:left w:val="none" w:color="auto" w:sz="0" w:space="0"/>
+          <w:bottom w:val="none" w:color="auto" w:sz="0" w:space="0"/>
+          <w:right w:val="none" w:color="auto" w:sz="0" w:space="0"/>
+          <w:between w:val="none" w:color="auto" w:sz="0" w:space="0"/>
+        </w:pBdr>
+        <w:tabs>
+          <w:tab w:val="left" w:pos="420"/>
+        </w:tabs>
+        <w:kinsoku/>
+        <w:wordWrap/>
+        <w:overflowPunct/>
+        <w:topLinePunct w:val="0"/>
+        <w:autoSpaceDE/>
+        <w:autoSpaceDN/>
+        <w:bidi w:val="0"/>
+        <w:adjustRightInd/>
+        <w:snapToGrid/>
+        <w:spacing w:after="0" w:line="360" w:lineRule="auto"/>
+        <w:jc w:val="left"/>
+        <w:textAlignment w:val="auto"/>
+        <w:rPr>
+          <w:rFonts w:hint="default" w:ascii="Times New Roman" w:hAnsi="Times New Roman" w:eastAsia="Times New Roman" w:cs="Times New Roman"/>
+          <w:b w:val="0"/>
+          <w:bCs w:val="0"/>
+          <w:color w:val="000000"/>
+          <w:sz w:val="22"/>
+          <w:szCs w:val="22"/>
+          <w:lang w:val="ru-RU"/>
+        </w:rPr>
+      </w:pPr>
+      <w:r>
+        <w:rPr>
+          <w:rFonts w:hint="default" w:ascii="Times New Roman" w:hAnsi="Times New Roman" w:eastAsia="Times New Roman" w:cs="Times New Roman"/>
+          <w:b w:val="0"/>
+          <w:bCs w:val="0"/>
+          <w:color w:val="000000"/>
+          <w:sz w:val="22"/>
+          <w:szCs w:val="22"/>
+          <w:lang w:val="ru-RU"/>
+        </w:rPr>
+        <w:t xml:space="preserve">        showBrandLogo = true</w:t>
+      </w:r>
+    </w:p>
+    <w:p>
+      <w:pPr>
+        <w:keepNext/>
+        <w:keepLines/>
+        <w:pageBreakBefore w:val="0"/>
+        <w:widowControl/>
+        <w:numPr>
+          <w:numId w:val="0"/>
+        </w:numPr>
+        <w:pBdr>
+          <w:top w:val="none" w:color="auto" w:sz="0" w:space="0"/>
+          <w:left w:val="none" w:color="auto" w:sz="0" w:space="0"/>
+          <w:bottom w:val="none" w:color="auto" w:sz="0" w:space="0"/>
+          <w:right w:val="none" w:color="auto" w:sz="0" w:space="0"/>
+          <w:between w:val="none" w:color="auto" w:sz="0" w:space="0"/>
+        </w:pBdr>
+        <w:tabs>
+          <w:tab w:val="left" w:pos="420"/>
+        </w:tabs>
+        <w:kinsoku/>
+        <w:wordWrap/>
+        <w:overflowPunct/>
+        <w:topLinePunct w:val="0"/>
+        <w:autoSpaceDE/>
+        <w:autoSpaceDN/>
+        <w:bidi w:val="0"/>
+        <w:adjustRightInd/>
+        <w:snapToGrid/>
+        <w:spacing w:after="0" w:line="360" w:lineRule="auto"/>
+        <w:jc w:val="left"/>
+        <w:textAlignment w:val="auto"/>
+        <w:rPr>
+          <w:rFonts w:hint="default" w:ascii="Times New Roman" w:hAnsi="Times New Roman" w:eastAsia="Times New Roman" w:cs="Times New Roman"/>
+          <w:b w:val="0"/>
+          <w:bCs w:val="0"/>
+          <w:color w:val="000000"/>
+          <w:sz w:val="22"/>
+          <w:szCs w:val="22"/>
+          <w:lang w:val="ru-RU"/>
+        </w:rPr>
+      </w:pPr>
+    </w:p>
+    <w:p>
+      <w:pPr>
+        <w:keepNext/>
+        <w:keepLines/>
+        <w:pageBreakBefore w:val="0"/>
+        <w:widowControl/>
+        <w:numPr>
+          <w:numId w:val="0"/>
+        </w:numPr>
+        <w:pBdr>
+          <w:top w:val="none" w:color="auto" w:sz="0" w:space="0"/>
+          <w:left w:val="none" w:color="auto" w:sz="0" w:space="0"/>
+          <w:bottom w:val="none" w:color="auto" w:sz="0" w:space="0"/>
+          <w:right w:val="none" w:color="auto" w:sz="0" w:space="0"/>
+          <w:between w:val="none" w:color="auto" w:sz="0" w:space="0"/>
+        </w:pBdr>
+        <w:tabs>
+          <w:tab w:val="left" w:pos="420"/>
+        </w:tabs>
+        <w:kinsoku/>
+        <w:wordWrap/>
+        <w:overflowPunct/>
+        <w:topLinePunct w:val="0"/>
+        <w:autoSpaceDE/>
+        <w:autoSpaceDN/>
+        <w:bidi w:val="0"/>
+        <w:adjustRightInd/>
+        <w:snapToGrid/>
+        <w:spacing w:after="0" w:line="360" w:lineRule="auto"/>
+        <w:jc w:val="left"/>
+        <w:textAlignment w:val="auto"/>
+        <w:rPr>
+          <w:rFonts w:hint="default" w:ascii="Times New Roman" w:hAnsi="Times New Roman" w:eastAsia="Times New Roman" w:cs="Times New Roman"/>
+          <w:b w:val="0"/>
+          <w:bCs w:val="0"/>
+          <w:color w:val="000000"/>
+          <w:sz w:val="22"/>
+          <w:szCs w:val="22"/>
+          <w:lang w:val="ru-RU"/>
+        </w:rPr>
+      </w:pPr>
+      <w:r>
+        <w:rPr>
+          <w:rFonts w:hint="default" w:ascii="Times New Roman" w:hAnsi="Times New Roman" w:eastAsia="Times New Roman" w:cs="Times New Roman"/>
+          <w:b w:val="0"/>
+          <w:bCs w:val="0"/>
+          <w:color w:val="000000"/>
+          <w:sz w:val="22"/>
+          <w:szCs w:val="22"/>
+          <w:lang w:val="ru-RU"/>
+        </w:rPr>
+        <w:t xml:space="preserve">    [params.about]</w:t>
+      </w:r>
+    </w:p>
+    <w:p>
+      <w:pPr>
+        <w:keepNext/>
+        <w:keepLines/>
+        <w:pageBreakBefore w:val="0"/>
+        <w:widowControl/>
+        <w:numPr>
+          <w:numId w:val="0"/>
+        </w:numPr>
+        <w:pBdr>
+          <w:top w:val="none" w:color="auto" w:sz="0" w:space="0"/>
+          <w:left w:val="none" w:color="auto" w:sz="0" w:space="0"/>
+          <w:bottom w:val="none" w:color="auto" w:sz="0" w:space="0"/>
+          <w:right w:val="none" w:color="auto" w:sz="0" w:space="0"/>
+          <w:between w:val="none" w:color="auto" w:sz="0" w:space="0"/>
+        </w:pBdr>
+        <w:tabs>
+          <w:tab w:val="left" w:pos="420"/>
+        </w:tabs>
+        <w:kinsoku/>
+        <w:wordWrap/>
+        <w:overflowPunct/>
+        <w:topLinePunct w:val="0"/>
+        <w:autoSpaceDE/>
+        <w:autoSpaceDN/>
+        <w:bidi w:val="0"/>
+        <w:adjustRightInd/>
+        <w:snapToGrid/>
+        <w:spacing w:after="0" w:line="360" w:lineRule="auto"/>
+        <w:jc w:val="left"/>
+        <w:textAlignment w:val="auto"/>
+        <w:rPr>
+          <w:rFonts w:hint="default" w:ascii="Times New Roman" w:hAnsi="Times New Roman" w:eastAsia="Times New Roman" w:cs="Times New Roman"/>
+          <w:b w:val="0"/>
+          <w:bCs w:val="0"/>
+          <w:color w:val="000000"/>
+          <w:sz w:val="22"/>
+          <w:szCs w:val="22"/>
+          <w:lang w:val="ru-RU"/>
+        </w:rPr>
+      </w:pPr>
+      <w:r>
+        <w:rPr>
+          <w:rFonts w:hint="default" w:ascii="Times New Roman" w:hAnsi="Times New Roman" w:eastAsia="Times New Roman" w:cs="Times New Roman"/>
+          <w:b w:val="0"/>
+          <w:bCs w:val="0"/>
+          <w:color w:val="000000"/>
+          <w:sz w:val="22"/>
+          <w:szCs w:val="22"/>
+          <w:lang w:val="ru-RU"/>
+        </w:rPr>
+        <w:t xml:space="preserve">    enable = true</w:t>
+      </w:r>
+    </w:p>
+    <w:p>
+      <w:pPr>
+        <w:keepNext/>
+        <w:keepLines/>
+        <w:pageBreakBefore w:val="0"/>
+        <w:widowControl/>
+        <w:numPr>
+          <w:numId w:val="0"/>
+        </w:numPr>
+        <w:pBdr>
+          <w:top w:val="none" w:color="auto" w:sz="0" w:space="0"/>
+          <w:left w:val="none" w:color="auto" w:sz="0" w:space="0"/>
+          <w:bottom w:val="none" w:color="auto" w:sz="0" w:space="0"/>
+          <w:right w:val="none" w:color="auto" w:sz="0" w:space="0"/>
+          <w:between w:val="none" w:color="auto" w:sz="0" w:space="0"/>
+        </w:pBdr>
+        <w:tabs>
+          <w:tab w:val="left" w:pos="420"/>
+        </w:tabs>
+        <w:kinsoku/>
+        <w:wordWrap/>
+        <w:overflowPunct/>
+        <w:topLinePunct w:val="0"/>
+        <w:autoSpaceDE/>
+        <w:autoSpaceDN/>
+        <w:bidi w:val="0"/>
+        <w:adjustRightInd/>
+        <w:snapToGrid/>
+        <w:spacing w:after="0" w:line="360" w:lineRule="auto"/>
+        <w:jc w:val="left"/>
+        <w:textAlignment w:val="auto"/>
+        <w:rPr>
+          <w:rFonts w:hint="default" w:ascii="Times New Roman" w:hAnsi="Times New Roman" w:eastAsia="Times New Roman" w:cs="Times New Roman"/>
+          <w:b w:val="0"/>
+          <w:bCs w:val="0"/>
+          <w:color w:val="000000"/>
+          <w:sz w:val="22"/>
+          <w:szCs w:val="22"/>
+          <w:lang w:val="ru-RU"/>
+        </w:rPr>
+      </w:pPr>
+      <w:r>
+        <w:rPr>
+          <w:rFonts w:hint="default" w:ascii="Times New Roman" w:hAnsi="Times New Roman" w:eastAsia="Times New Roman" w:cs="Times New Roman"/>
+          <w:b w:val="0"/>
+          <w:bCs w:val="0"/>
+          <w:color w:val="000000"/>
+          <w:sz w:val="22"/>
+          <w:szCs w:val="22"/>
+          <w:lang w:val="ru-RU"/>
+        </w:rPr>
+        <w:t xml:space="preserve">    title = "Особенности"</w:t>
+      </w:r>
+    </w:p>
+    <w:p>
+      <w:pPr>
+        <w:keepNext/>
+        <w:keepLines/>
+        <w:pageBreakBefore w:val="0"/>
+        <w:widowControl/>
+        <w:numPr>
+          <w:numId w:val="0"/>
+        </w:numPr>
+        <w:pBdr>
+          <w:top w:val="none" w:color="auto" w:sz="0" w:space="0"/>
+          <w:left w:val="none" w:color="auto" w:sz="0" w:space="0"/>
+          <w:bottom w:val="none" w:color="auto" w:sz="0" w:space="0"/>
+          <w:right w:val="none" w:color="auto" w:sz="0" w:space="0"/>
+          <w:between w:val="none" w:color="auto" w:sz="0" w:space="0"/>
+        </w:pBdr>
+        <w:tabs>
+          <w:tab w:val="left" w:pos="420"/>
+        </w:tabs>
+        <w:kinsoku/>
+        <w:wordWrap/>
+        <w:overflowPunct/>
+        <w:topLinePunct w:val="0"/>
+        <w:autoSpaceDE/>
+        <w:autoSpaceDN/>
+        <w:bidi w:val="0"/>
+        <w:adjustRightInd/>
+        <w:snapToGrid/>
+        <w:spacing w:after="0" w:line="360" w:lineRule="auto"/>
+        <w:jc w:val="left"/>
+        <w:textAlignment w:val="auto"/>
+        <w:rPr>
+          <w:rFonts w:hint="default" w:ascii="Times New Roman" w:hAnsi="Times New Roman" w:eastAsia="Times New Roman" w:cs="Times New Roman"/>
+          <w:b w:val="0"/>
+          <w:bCs w:val="0"/>
+          <w:color w:val="000000"/>
+          <w:sz w:val="22"/>
+          <w:szCs w:val="22"/>
+          <w:lang w:val="ru-RU"/>
+        </w:rPr>
+      </w:pPr>
+      <w:r>
+        <w:rPr>
+          <w:rFonts w:hint="default" w:ascii="Times New Roman" w:hAnsi="Times New Roman" w:eastAsia="Times New Roman" w:cs="Times New Roman"/>
+          <w:b w:val="0"/>
+          <w:bCs w:val="0"/>
+          <w:color w:val="000000"/>
+          <w:sz w:val="22"/>
+          <w:szCs w:val="22"/>
+          <w:lang w:val="ru-RU"/>
+        </w:rPr>
+        <w:t xml:space="preserve">    content = """    </w:t>
+      </w:r>
+    </w:p>
+    <w:p>
+      <w:pPr>
+        <w:keepNext/>
+        <w:keepLines/>
+        <w:pageBreakBefore w:val="0"/>
+        <w:widowControl/>
+        <w:numPr>
+          <w:numId w:val="0"/>
+        </w:numPr>
+        <w:pBdr>
+          <w:top w:val="none" w:color="auto" w:sz="0" w:space="0"/>
+          <w:left w:val="none" w:color="auto" w:sz="0" w:space="0"/>
+          <w:bottom w:val="none" w:color="auto" w:sz="0" w:space="0"/>
+          <w:right w:val="none" w:color="auto" w:sz="0" w:space="0"/>
+          <w:between w:val="none" w:color="auto" w:sz="0" w:space="0"/>
+        </w:pBdr>
+        <w:tabs>
+          <w:tab w:val="left" w:pos="420"/>
+        </w:tabs>
+        <w:kinsoku/>
+        <w:wordWrap/>
+        <w:overflowPunct/>
+        <w:topLinePunct w:val="0"/>
+        <w:autoSpaceDE/>
+        <w:autoSpaceDN/>
+        <w:bidi w:val="0"/>
+        <w:adjustRightInd/>
+        <w:snapToGrid/>
+        <w:spacing w:after="0" w:line="360" w:lineRule="auto"/>
+        <w:jc w:val="left"/>
+        <w:textAlignment w:val="auto"/>
+        <w:rPr>
+          <w:rFonts w:hint="default" w:ascii="Times New Roman" w:hAnsi="Times New Roman" w:eastAsia="Times New Roman" w:cs="Times New Roman"/>
+          <w:b w:val="0"/>
+          <w:bCs w:val="0"/>
+          <w:color w:val="000000"/>
+          <w:sz w:val="22"/>
+          <w:szCs w:val="22"/>
+          <w:lang w:val="ru-RU"/>
+        </w:rPr>
+      </w:pPr>
+      <w:r>
+        <w:rPr>
+          <w:rFonts w:hint="default" w:ascii="Times New Roman" w:hAnsi="Times New Roman" w:eastAsia="Times New Roman" w:cs="Times New Roman"/>
+          <w:b w:val="0"/>
+          <w:bCs w:val="0"/>
+          <w:color w:val="000000"/>
+          <w:sz w:val="22"/>
+          <w:szCs w:val="22"/>
+          <w:lang w:val="ru-RU"/>
+        </w:rPr>
+        <w:t xml:space="preserve">    * Стелс-механика: Используйте окружение и острый слух, чтобы обходить патрули.</w:t>
+      </w:r>
+    </w:p>
+    <w:p>
+      <w:pPr>
+        <w:keepNext/>
+        <w:keepLines/>
+        <w:pageBreakBefore w:val="0"/>
+        <w:widowControl/>
+        <w:numPr>
+          <w:numId w:val="0"/>
+        </w:numPr>
+        <w:pBdr>
+          <w:top w:val="none" w:color="auto" w:sz="0" w:space="0"/>
+          <w:left w:val="none" w:color="auto" w:sz="0" w:space="0"/>
+          <w:bottom w:val="none" w:color="auto" w:sz="0" w:space="0"/>
+          <w:right w:val="none" w:color="auto" w:sz="0" w:space="0"/>
+          <w:between w:val="none" w:color="auto" w:sz="0" w:space="0"/>
+        </w:pBdr>
+        <w:tabs>
+          <w:tab w:val="left" w:pos="420"/>
+        </w:tabs>
+        <w:kinsoku/>
+        <w:wordWrap/>
+        <w:overflowPunct/>
+        <w:topLinePunct w:val="0"/>
+        <w:autoSpaceDE/>
+        <w:autoSpaceDN/>
+        <w:bidi w:val="0"/>
+        <w:adjustRightInd/>
+        <w:snapToGrid/>
+        <w:spacing w:after="0" w:line="360" w:lineRule="auto"/>
+        <w:jc w:val="left"/>
+        <w:textAlignment w:val="auto"/>
+        <w:rPr>
+          <w:rFonts w:hint="default" w:ascii="Times New Roman" w:hAnsi="Times New Roman" w:eastAsia="Times New Roman" w:cs="Times New Roman"/>
+          <w:b w:val="0"/>
+          <w:bCs w:val="0"/>
+          <w:color w:val="000000"/>
+          <w:sz w:val="22"/>
+          <w:szCs w:val="22"/>
+          <w:lang w:val="ru-RU"/>
+        </w:rPr>
+      </w:pPr>
+      <w:r>
+        <w:rPr>
+          <w:rFonts w:hint="default" w:ascii="Times New Roman" w:hAnsi="Times New Roman" w:eastAsia="Times New Roman" w:cs="Times New Roman"/>
+          <w:b w:val="0"/>
+          <w:bCs w:val="0"/>
+          <w:color w:val="000000"/>
+          <w:sz w:val="22"/>
+          <w:szCs w:val="22"/>
+          <w:lang w:val="ru-RU"/>
+        </w:rPr>
+        <w:t xml:space="preserve">    * Живой мир: Взаимодействуйте с обитателями леса — от зубров до красных волков.</w:t>
+      </w:r>
+    </w:p>
+    <w:p>
+      <w:pPr>
+        <w:keepNext/>
+        <w:keepLines/>
+        <w:pageBreakBefore w:val="0"/>
+        <w:widowControl/>
+        <w:numPr>
+          <w:numId w:val="0"/>
+        </w:numPr>
+        <w:pBdr>
+          <w:top w:val="none" w:color="auto" w:sz="0" w:space="0"/>
+          <w:left w:val="none" w:color="auto" w:sz="0" w:space="0"/>
+          <w:bottom w:val="none" w:color="auto" w:sz="0" w:space="0"/>
+          <w:right w:val="none" w:color="auto" w:sz="0" w:space="0"/>
+          <w:between w:val="none" w:color="auto" w:sz="0" w:space="0"/>
+        </w:pBdr>
+        <w:tabs>
+          <w:tab w:val="left" w:pos="420"/>
+        </w:tabs>
+        <w:kinsoku/>
+        <w:wordWrap/>
+        <w:overflowPunct/>
+        <w:topLinePunct w:val="0"/>
+        <w:autoSpaceDE/>
+        <w:autoSpaceDN/>
+        <w:bidi w:val="0"/>
+        <w:adjustRightInd/>
+        <w:snapToGrid/>
+        <w:spacing w:after="0" w:line="360" w:lineRule="auto"/>
+        <w:jc w:val="left"/>
+        <w:textAlignment w:val="auto"/>
+        <w:rPr>
+          <w:rFonts w:hint="default" w:ascii="Times New Roman" w:hAnsi="Times New Roman" w:eastAsia="Times New Roman" w:cs="Times New Roman"/>
+          <w:b w:val="0"/>
+          <w:bCs w:val="0"/>
+          <w:color w:val="000000"/>
+          <w:sz w:val="22"/>
+          <w:szCs w:val="22"/>
+          <w:lang w:val="ru-RU"/>
+        </w:rPr>
+      </w:pPr>
+      <w:r>
+        <w:rPr>
+          <w:rFonts w:hint="default" w:ascii="Times New Roman" w:hAnsi="Times New Roman" w:eastAsia="Times New Roman" w:cs="Times New Roman"/>
+          <w:b w:val="0"/>
+          <w:bCs w:val="0"/>
+          <w:color w:val="000000"/>
+          <w:sz w:val="22"/>
+          <w:szCs w:val="22"/>
+          <w:lang w:val="ru-RU"/>
+        </w:rPr>
+        <w:t xml:space="preserve">    * Атмосфера: Погрузитесь в детективную историю, основанную на защите природы.</w:t>
+      </w:r>
+    </w:p>
+    <w:p>
+      <w:pPr>
+        <w:keepNext/>
+        <w:keepLines/>
+        <w:pageBreakBefore w:val="0"/>
+        <w:widowControl/>
+        <w:numPr>
+          <w:numId w:val="0"/>
+        </w:numPr>
+        <w:pBdr>
+          <w:top w:val="none" w:color="auto" w:sz="0" w:space="0"/>
+          <w:left w:val="none" w:color="auto" w:sz="0" w:space="0"/>
+          <w:bottom w:val="none" w:color="auto" w:sz="0" w:space="0"/>
+          <w:right w:val="none" w:color="auto" w:sz="0" w:space="0"/>
+          <w:between w:val="none" w:color="auto" w:sz="0" w:space="0"/>
+        </w:pBdr>
+        <w:tabs>
+          <w:tab w:val="left" w:pos="420"/>
+        </w:tabs>
+        <w:kinsoku/>
+        <w:wordWrap/>
+        <w:overflowPunct/>
+        <w:topLinePunct w:val="0"/>
+        <w:autoSpaceDE/>
+        <w:autoSpaceDN/>
+        <w:bidi w:val="0"/>
+        <w:adjustRightInd/>
+        <w:snapToGrid/>
+        <w:spacing w:after="0" w:line="360" w:lineRule="auto"/>
+        <w:jc w:val="left"/>
+        <w:textAlignment w:val="auto"/>
+        <w:rPr>
+          <w:rFonts w:hint="default" w:ascii="Times New Roman" w:hAnsi="Times New Roman" w:eastAsia="Times New Roman" w:cs="Times New Roman"/>
+          <w:b w:val="0"/>
+          <w:bCs w:val="0"/>
+          <w:color w:val="000000"/>
+          <w:sz w:val="22"/>
+          <w:szCs w:val="22"/>
+          <w:lang w:val="ru-RU"/>
+        </w:rPr>
+      </w:pPr>
+      <w:r>
+        <w:rPr>
+          <w:rFonts w:hint="default" w:ascii="Times New Roman" w:hAnsi="Times New Roman" w:eastAsia="Times New Roman" w:cs="Times New Roman"/>
+          <w:b w:val="0"/>
+          <w:bCs w:val="0"/>
+          <w:color w:val="000000"/>
+          <w:sz w:val="22"/>
+          <w:szCs w:val="22"/>
+          <w:lang w:val="ru-RU"/>
+        </w:rPr>
+        <w:t xml:space="preserve">    """</w:t>
+      </w:r>
+    </w:p>
+    <w:p>
+      <w:pPr>
+        <w:keepNext/>
+        <w:keepLines/>
+        <w:pageBreakBefore w:val="0"/>
+        <w:widowControl/>
+        <w:numPr>
+          <w:numId w:val="0"/>
+        </w:numPr>
+        <w:pBdr>
+          <w:top w:val="none" w:color="auto" w:sz="0" w:space="0"/>
+          <w:left w:val="none" w:color="auto" w:sz="0" w:space="0"/>
+          <w:bottom w:val="none" w:color="auto" w:sz="0" w:space="0"/>
+          <w:right w:val="none" w:color="auto" w:sz="0" w:space="0"/>
+          <w:between w:val="none" w:color="auto" w:sz="0" w:space="0"/>
+        </w:pBdr>
+        <w:tabs>
+          <w:tab w:val="left" w:pos="420"/>
+        </w:tabs>
+        <w:kinsoku/>
+        <w:wordWrap/>
+        <w:overflowPunct/>
+        <w:topLinePunct w:val="0"/>
+        <w:autoSpaceDE/>
+        <w:autoSpaceDN/>
+        <w:bidi w:val="0"/>
+        <w:adjustRightInd/>
+        <w:snapToGrid/>
+        <w:spacing w:after="0" w:line="360" w:lineRule="auto"/>
+        <w:ind w:firstLine="220"/>
+        <w:jc w:val="left"/>
+        <w:textAlignment w:val="auto"/>
+        <w:rPr>
+          <w:rFonts w:hint="default" w:ascii="Times New Roman" w:hAnsi="Times New Roman" w:eastAsia="Times New Roman" w:cs="Times New Roman"/>
+          <w:b w:val="0"/>
+          <w:bCs w:val="0"/>
+          <w:color w:val="000000"/>
+          <w:sz w:val="22"/>
+          <w:szCs w:val="22"/>
+          <w:lang w:val="ru-RU"/>
+        </w:rPr>
+      </w:pPr>
+      <w:r>
+        <w:rPr>
+          <w:rFonts w:hint="default" w:ascii="Times New Roman" w:hAnsi="Times New Roman" w:eastAsia="Times New Roman" w:cs="Times New Roman"/>
+          <w:b w:val="0"/>
+          <w:bCs w:val="0"/>
+          <w:color w:val="000000"/>
+          <w:sz w:val="22"/>
+          <w:szCs w:val="22"/>
+          <w:lang w:val="ru-RU"/>
+        </w:rPr>
+        <w:t>image = "/img/hero2.png"</w:t>
+      </w:r>
+    </w:p>
+    <w:p>
+      <w:pPr>
+        <w:keepNext/>
+        <w:keepLines/>
+        <w:pageBreakBefore w:val="0"/>
+        <w:widowControl/>
+        <w:numPr>
+          <w:numId w:val="0"/>
+        </w:numPr>
+        <w:pBdr>
+          <w:top w:val="none" w:color="auto" w:sz="0" w:space="0"/>
+          <w:left w:val="none" w:color="auto" w:sz="0" w:space="0"/>
+          <w:bottom w:val="none" w:color="auto" w:sz="0" w:space="0"/>
+          <w:right w:val="none" w:color="auto" w:sz="0" w:space="0"/>
+          <w:between w:val="none" w:color="auto" w:sz="0" w:space="0"/>
+        </w:pBdr>
+        <w:tabs>
+          <w:tab w:val="left" w:pos="420"/>
+        </w:tabs>
+        <w:kinsoku/>
+        <w:wordWrap/>
+        <w:overflowPunct/>
+        <w:topLinePunct w:val="0"/>
+        <w:autoSpaceDE/>
+        <w:autoSpaceDN/>
+        <w:bidi w:val="0"/>
+        <w:adjustRightInd/>
+        <w:snapToGrid/>
+        <w:spacing w:after="0" w:line="360" w:lineRule="auto"/>
+        <w:ind w:firstLine="220"/>
+        <w:jc w:val="left"/>
+        <w:textAlignment w:val="auto"/>
+        <w:rPr>
+          <w:rFonts w:hint="default" w:ascii="Times New Roman" w:hAnsi="Times New Roman" w:eastAsia="Times New Roman" w:cs="Times New Roman"/>
+          <w:b w:val="0"/>
+          <w:bCs w:val="0"/>
+          <w:color w:val="000000"/>
+          <w:sz w:val="22"/>
+          <w:szCs w:val="22"/>
+          <w:lang w:val="en-US"/>
+        </w:rPr>
+      </w:pPr>
+      <w:r>
+        <w:rPr>
+          <w:rFonts w:hint="default" w:ascii="Times New Roman" w:hAnsi="Times New Roman" w:eastAsia="Times New Roman" w:cs="Times New Roman"/>
+          <w:b w:val="0"/>
+          <w:bCs w:val="0"/>
+          <w:color w:val="000000"/>
+          <w:sz w:val="22"/>
+          <w:szCs w:val="22"/>
+          <w:lang w:val="en-US"/>
+        </w:rPr>
+        <w:t>________________________________________________________________________________________</w:t>
+      </w:r>
+    </w:p>
+    <w:p>
+      <w:pPr>
+        <w:keepNext/>
+        <w:keepLines/>
+        <w:pageBreakBefore w:val="0"/>
+        <w:widowControl/>
+        <w:numPr>
+          <w:ilvl w:val="0"/>
+          <w:numId w:val="6"/>
+        </w:numPr>
+        <w:pBdr>
+          <w:top w:val="none" w:color="auto" w:sz="0" w:space="0"/>
+          <w:left w:val="none" w:color="auto" w:sz="0" w:space="0"/>
+          <w:bottom w:val="none" w:color="auto" w:sz="0" w:space="0"/>
+          <w:right w:val="none" w:color="auto" w:sz="0" w:space="0"/>
+          <w:between w:val="none" w:color="auto" w:sz="0" w:space="0"/>
+        </w:pBdr>
+        <w:kinsoku/>
+        <w:wordWrap/>
+        <w:overflowPunct/>
+        <w:topLinePunct w:val="0"/>
+        <w:autoSpaceDE/>
+        <w:autoSpaceDN/>
+        <w:bidi w:val="0"/>
+        <w:adjustRightInd/>
+        <w:snapToGrid/>
+        <w:spacing w:after="0" w:line="360" w:lineRule="auto"/>
+        <w:ind w:left="420" w:leftChars="0" w:hanging="420" w:firstLineChars="0"/>
+        <w:jc w:val="left"/>
+        <w:textAlignment w:val="auto"/>
+        <w:rPr>
+          <w:rFonts w:hint="default" w:ascii="Times New Roman" w:hAnsi="Times New Roman" w:eastAsia="Times New Roman" w:cs="Times New Roman"/>
+          <w:b w:val="0"/>
+          <w:bCs w:val="0"/>
+          <w:color w:val="000000"/>
+          <w:sz w:val="28"/>
+          <w:szCs w:val="28"/>
+          <w:lang w:val="en-US"/>
+        </w:rPr>
+      </w:pPr>
+      <w:r>
+        <w:rPr>
+          <w:rFonts w:hint="default" w:ascii="Times New Roman" w:hAnsi="Times New Roman" w:eastAsia="Times New Roman" w:cs="Times New Roman"/>
+          <w:b w:val="0"/>
+          <w:bCs w:val="0"/>
+          <w:color w:val="000000"/>
+          <w:sz w:val="28"/>
+          <w:szCs w:val="28"/>
+          <w:lang w:val="ru-RU"/>
+        </w:rPr>
+        <w:t xml:space="preserve">Изучение </w:t>
+      </w:r>
+      <w:r>
+        <w:rPr>
+          <w:rFonts w:hint="default" w:ascii="Times New Roman" w:hAnsi="Times New Roman" w:eastAsia="Times New Roman" w:cs="Times New Roman"/>
+          <w:b w:val="0"/>
+          <w:bCs w:val="0"/>
+          <w:color w:val="000000"/>
+          <w:sz w:val="28"/>
+          <w:szCs w:val="28"/>
+          <w:lang w:val="en-US"/>
+        </w:rPr>
+        <w:t xml:space="preserve">Git </w:t>
+      </w:r>
+    </w:p>
+    <w:p>
+      <w:pPr>
+        <w:keepNext/>
+        <w:keepLines/>
+        <w:pageBreakBefore w:val="0"/>
+        <w:widowControl/>
+        <w:numPr>
+          <w:numId w:val="0"/>
+        </w:numPr>
+        <w:pBdr>
+          <w:top w:val="none" w:color="auto" w:sz="0" w:space="0"/>
+          <w:left w:val="none" w:color="auto" w:sz="0" w:space="0"/>
+          <w:bottom w:val="none" w:color="auto" w:sz="0" w:space="0"/>
+          <w:right w:val="none" w:color="auto" w:sz="0" w:space="0"/>
+          <w:between w:val="none" w:color="auto" w:sz="0" w:space="0"/>
+        </w:pBdr>
+        <w:tabs>
+          <w:tab w:val="left" w:pos="420"/>
+        </w:tabs>
+        <w:kinsoku/>
+        <w:wordWrap/>
+        <w:overflowPunct/>
+        <w:topLinePunct w:val="0"/>
+        <w:autoSpaceDE/>
+        <w:autoSpaceDN/>
+        <w:bidi w:val="0"/>
+        <w:adjustRightInd/>
+        <w:snapToGrid/>
+        <w:spacing w:after="0" w:line="360" w:lineRule="auto"/>
+        <w:jc w:val="left"/>
+        <w:textAlignment w:val="auto"/>
+        <w:rPr>
+          <w:rFonts w:hint="default" w:ascii="Times New Roman" w:hAnsi="Times New Roman" w:eastAsia="Times New Roman"/>
+          <w:b w:val="0"/>
+          <w:bCs w:val="0"/>
+          <w:color w:val="000000"/>
+          <w:sz w:val="28"/>
+          <w:szCs w:val="28"/>
+          <w:lang w:val="ru-RU"/>
+        </w:rPr>
+      </w:pPr>
+      <w:r>
+        <w:rPr>
+          <w:rFonts w:hint="default" w:ascii="Times New Roman" w:hAnsi="Times New Roman" w:eastAsia="Times New Roman" w:cs="Times New Roman"/>
+          <w:b w:val="0"/>
+          <w:bCs w:val="0"/>
+          <w:color w:val="000000"/>
+          <w:sz w:val="28"/>
+          <w:szCs w:val="28"/>
+          <w:lang w:val="ru-RU"/>
+        </w:rPr>
+        <w:t xml:space="preserve">Создан </w:t>
+      </w:r>
+      <w:r>
+        <w:rPr>
+          <w:rFonts w:hint="default" w:ascii="Times New Roman" w:hAnsi="Times New Roman" w:eastAsia="Times New Roman" w:cs="Times New Roman"/>
+          <w:b w:val="0"/>
+          <w:bCs w:val="0"/>
+          <w:color w:val="000000"/>
+          <w:sz w:val="28"/>
+          <w:szCs w:val="28"/>
+          <w:lang w:val="en-US"/>
+        </w:rPr>
+        <w:t xml:space="preserve">git </w:t>
+      </w:r>
+      <w:r>
+        <w:rPr>
+          <w:rFonts w:hint="default" w:ascii="Times New Roman" w:hAnsi="Times New Roman" w:eastAsia="Times New Roman" w:cs="Times New Roman"/>
+          <w:b w:val="0"/>
+          <w:bCs w:val="0"/>
+          <w:color w:val="000000"/>
+          <w:sz w:val="28"/>
+          <w:szCs w:val="28"/>
+          <w:lang w:val="ru-RU"/>
+        </w:rPr>
+        <w:t>репозиторий</w:t>
+      </w:r>
+      <w:r>
+        <w:rPr>
+          <w:rFonts w:hint="default" w:ascii="Times New Roman" w:hAnsi="Times New Roman" w:eastAsia="Times New Roman" w:cs="Times New Roman"/>
+          <w:b w:val="0"/>
+          <w:bCs w:val="0"/>
+          <w:color w:val="000000"/>
+          <w:sz w:val="28"/>
+          <w:szCs w:val="28"/>
+          <w:lang w:val="en-US"/>
+        </w:rPr>
+        <w:t>:</w:t>
+      </w:r>
+      <w:r>
+        <w:rPr>
+          <w:rFonts w:hint="default" w:ascii="Times New Roman" w:hAnsi="Times New Roman" w:eastAsia="Times New Roman" w:cs="Times New Roman"/>
+          <w:b w:val="0"/>
+          <w:bCs w:val="0"/>
+          <w:color w:val="000000"/>
+          <w:sz w:val="28"/>
+          <w:szCs w:val="28"/>
+          <w:lang w:val="ru-RU"/>
+        </w:rPr>
+        <w:t xml:space="preserve"> </w:t>
+      </w:r>
+      <w:r>
+        <w:rPr>
+          <w:rFonts w:hint="default" w:ascii="Times New Roman" w:hAnsi="Times New Roman" w:eastAsia="Times New Roman"/>
+          <w:b w:val="0"/>
+          <w:bCs w:val="0"/>
+          <w:color w:val="000000"/>
+          <w:sz w:val="28"/>
+          <w:szCs w:val="28"/>
+          <w:lang w:val="ru-RU"/>
+        </w:rPr>
+        <w:fldChar w:fldCharType="begin"/>
+      </w:r>
+      <w:r>
+        <w:rPr>
+          <w:rFonts w:hint="default" w:ascii="Times New Roman" w:hAnsi="Times New Roman" w:eastAsia="Times New Roman"/>
+          <w:b w:val="0"/>
+          <w:bCs w:val="0"/>
+          <w:color w:val="000000"/>
+          <w:sz w:val="28"/>
+          <w:szCs w:val="28"/>
+          <w:lang w:val="ru-RU"/>
+        </w:rPr>
+        <w:instrText xml:space="preserve"> HYPERLINK "https://github.com/NoPosh/practice-2026-1.git" </w:instrText>
+      </w:r>
+      <w:r>
+        <w:rPr>
+          <w:rFonts w:hint="default" w:ascii="Times New Roman" w:hAnsi="Times New Roman" w:eastAsia="Times New Roman"/>
+          <w:b w:val="0"/>
+          <w:bCs w:val="0"/>
+          <w:color w:val="000000"/>
+          <w:sz w:val="28"/>
+          <w:szCs w:val="28"/>
+          <w:lang w:val="ru-RU"/>
+        </w:rPr>
+        <w:fldChar w:fldCharType="separate"/>
+      </w:r>
+      <w:r>
+        <w:rPr>
+          <w:rStyle w:val="10"/>
+          <w:rFonts w:hint="default" w:ascii="Times New Roman" w:hAnsi="Times New Roman" w:eastAsia="Times New Roman"/>
+          <w:b w:val="0"/>
+          <w:bCs w:val="0"/>
+          <w:sz w:val="28"/>
+          <w:szCs w:val="28"/>
+          <w:lang w:val="ru-RU"/>
+        </w:rPr>
+        <w:t>https://github.com/NoPosh/practice-2026-1.git</w:t>
+      </w:r>
+      <w:r>
+        <w:rPr>
+          <w:rFonts w:hint="default" w:ascii="Times New Roman" w:hAnsi="Times New Roman" w:eastAsia="Times New Roman"/>
+          <w:b w:val="0"/>
+          <w:bCs w:val="0"/>
+          <w:color w:val="000000"/>
+          <w:sz w:val="28"/>
+          <w:szCs w:val="28"/>
+          <w:lang w:val="ru-RU"/>
+        </w:rPr>
+        <w:fldChar w:fldCharType="end"/>
+      </w:r>
+      <w:r>
+        <w:rPr>
+          <w:rFonts w:hint="default" w:ascii="Times New Roman" w:hAnsi="Times New Roman" w:eastAsia="Times New Roman"/>
+          <w:b w:val="0"/>
+          <w:bCs w:val="0"/>
+          <w:color w:val="000000"/>
+          <w:sz w:val="28"/>
+          <w:szCs w:val="28"/>
+          <w:lang w:val="ru-RU"/>
+        </w:rPr>
+        <w:t xml:space="preserve"> (рис. 4.4)</w:t>
+      </w:r>
+    </w:p>
+    <w:p>
+      <w:pPr>
+        <w:keepNext/>
+        <w:keepLines/>
+        <w:pageBreakBefore w:val="0"/>
+        <w:widowControl/>
+        <w:numPr>
+          <w:numId w:val="0"/>
+        </w:numPr>
+        <w:pBdr>
+          <w:top w:val="none" w:color="auto" w:sz="0" w:space="0"/>
+          <w:left w:val="none" w:color="auto" w:sz="0" w:space="0"/>
+          <w:bottom w:val="none" w:color="auto" w:sz="0" w:space="0"/>
+          <w:right w:val="none" w:color="auto" w:sz="0" w:space="0"/>
+          <w:between w:val="none" w:color="auto" w:sz="0" w:space="0"/>
+        </w:pBdr>
+        <w:tabs>
+          <w:tab w:val="left" w:pos="420"/>
+        </w:tabs>
+        <w:kinsoku/>
+        <w:wordWrap/>
+        <w:overflowPunct/>
+        <w:topLinePunct w:val="0"/>
+        <w:autoSpaceDE/>
+        <w:autoSpaceDN/>
+        <w:bidi w:val="0"/>
+        <w:adjustRightInd/>
+        <w:snapToGrid/>
+        <w:spacing w:after="0" w:line="360" w:lineRule="auto"/>
+        <w:jc w:val="left"/>
+        <w:textAlignment w:val="auto"/>
+        <w:rPr>
+          <w:rFonts w:hint="default" w:ascii="Times New Roman" w:hAnsi="Times New Roman" w:eastAsia="Times New Roman"/>
+          <w:b w:val="0"/>
+          <w:bCs w:val="0"/>
+          <w:color w:val="000000"/>
+          <w:sz w:val="28"/>
+          <w:szCs w:val="28"/>
+          <w:lang w:val="ru-RU"/>
+        </w:rPr>
+      </w:pPr>
+    </w:p>
+    <w:p>
+      <w:pPr>
+        <w:keepNext/>
+        <w:keepLines/>
+        <w:pageBreakBefore w:val="0"/>
+        <w:widowControl/>
+        <w:numPr>
+          <w:numId w:val="0"/>
+        </w:numPr>
+        <w:pBdr>
+          <w:top w:val="none" w:color="auto" w:sz="0" w:space="0"/>
+          <w:left w:val="none" w:color="auto" w:sz="0" w:space="0"/>
+          <w:bottom w:val="none" w:color="auto" w:sz="0" w:space="0"/>
+          <w:right w:val="none" w:color="auto" w:sz="0" w:space="0"/>
+          <w:between w:val="none" w:color="auto" w:sz="0" w:space="0"/>
+        </w:pBdr>
+        <w:tabs>
+          <w:tab w:val="left" w:pos="420"/>
+        </w:tabs>
+        <w:kinsoku/>
+        <w:wordWrap/>
+        <w:overflowPunct/>
+        <w:topLinePunct w:val="0"/>
+        <w:autoSpaceDE/>
+        <w:autoSpaceDN/>
+        <w:bidi w:val="0"/>
+        <w:adjustRightInd/>
+        <w:snapToGrid/>
+        <w:spacing w:after="0" w:line="360" w:lineRule="auto"/>
+        <w:jc w:val="left"/>
+        <w:textAlignment w:val="auto"/>
+      </w:pPr>
+      <w:r>
+        <w:drawing>
+          <wp:inline distT="0" distB="0" distL="114300" distR="114300">
+            <wp:extent cx="6298565" cy="4422140"/>
+            <wp:effectExtent l="0" t="0" r="6985" b="16510"/>
+            <wp:docPr id="4" name="Изображение 4"/>
+            <wp:cNvGraphicFramePr>
+              <a:graphicFrameLocks xmlns:a="http://schemas.openxmlformats.org/drawingml/2006/main" noChangeAspect="1"/>
+            </wp:cNvGraphicFramePr>
+            <a:graphic xmlns:a="http://schemas.openxmlformats.org/drawingml/2006/main">
+              <a:graphicData uri="http://schemas.openxmlformats.org/drawingml/2006/picture">
+                <pic:pic xmlns:pic="http://schemas.openxmlformats.org/drawingml/2006/picture">
+                  <pic:nvPicPr>
+                    <pic:cNvPr id="4" name="Изображение 4"/>
+                    <pic:cNvPicPr>
+                      <a:picLocks noChangeAspect="1"/>
+                    </pic:cNvPicPr>
+                  </pic:nvPicPr>
+                  <pic:blipFill>
+                    <a:blip r:embed="rId10"/>
+                    <a:stretch>
+                      <a:fillRect/>
+                    </a:stretch>
+                  </pic:blipFill>
+                  <pic:spPr>
+                    <a:xfrm>
+                      <a:off x="0" y="0"/>
+                      <a:ext cx="6298565" cy="4422140"/>
+                    </a:xfrm>
+                    <a:prstGeom prst="rect">
+                      <a:avLst/>
+                    </a:prstGeom>
+                    <a:noFill/>
+                    <a:ln>
+                      <a:noFill/>
+                    </a:ln>
+                  </pic:spPr>
+                </pic:pic>
+              </a:graphicData>
+            </a:graphic>
+          </wp:inline>
+        </w:drawing>
+      </w:r>
+    </w:p>
+    <w:p>
+      <w:pPr>
+        <w:keepNext/>
+        <w:keepLines/>
+        <w:pageBreakBefore w:val="0"/>
+        <w:widowControl/>
+        <w:numPr>
+          <w:numId w:val="0"/>
+        </w:numPr>
+        <w:pBdr>
+          <w:top w:val="none" w:color="auto" w:sz="0" w:space="0"/>
+          <w:left w:val="none" w:color="auto" w:sz="0" w:space="0"/>
+          <w:bottom w:val="none" w:color="auto" w:sz="0" w:space="0"/>
+          <w:right w:val="none" w:color="auto" w:sz="0" w:space="0"/>
+          <w:between w:val="none" w:color="auto" w:sz="0" w:space="0"/>
+        </w:pBdr>
+        <w:tabs>
+          <w:tab w:val="left" w:pos="420"/>
+        </w:tabs>
+        <w:kinsoku/>
+        <w:wordWrap/>
+        <w:overflowPunct/>
+        <w:topLinePunct w:val="0"/>
+        <w:autoSpaceDE/>
+        <w:autoSpaceDN/>
+        <w:bidi w:val="0"/>
+        <w:adjustRightInd/>
+        <w:snapToGrid/>
+        <w:spacing w:after="0" w:line="360" w:lineRule="auto"/>
+        <w:jc w:val="center"/>
+        <w:textAlignment w:val="auto"/>
+        <w:rPr>
+          <w:rFonts w:hint="default"/>
+          <w:lang w:val="ru-RU"/>
         </w:rPr>
         <w:sectPr>
           <w:pgSz w:w="11906" w:h="16838"/>
@@ -3044,6 +7565,33 @@
           <w:titlePg/>
         </w:sectPr>
       </w:pPr>
+      <w:r>
+        <w:rPr>
+          <w:rFonts w:hint="default" w:ascii="Times New Roman" w:hAnsi="Times New Roman" w:cs="Times New Roman"/>
+          <w:sz w:val="28"/>
+          <w:szCs w:val="28"/>
+          <w:lang w:val="ru-RU"/>
+        </w:rPr>
+        <w:t xml:space="preserve">Рисунок 4.4. Активность </w:t>
+      </w:r>
+      <w:r>
+        <w:rPr>
+          <w:rFonts w:hint="default" w:ascii="Times New Roman" w:hAnsi="Times New Roman" w:cs="Times New Roman"/>
+          <w:sz w:val="28"/>
+          <w:szCs w:val="28"/>
+          <w:lang w:val="en-US"/>
+        </w:rPr>
+        <w:t>Git</w:t>
+      </w:r>
+      <w:r>
+        <w:rPr>
+          <w:rFonts w:hint="default" w:ascii="Times New Roman" w:hAnsi="Times New Roman" w:cs="Times New Roman"/>
+          <w:sz w:val="28"/>
+          <w:szCs w:val="28"/>
+          <w:lang w:val="ru-RU"/>
+        </w:rPr>
+        <w:t xml:space="preserve"> репозитория</w:t>
+      </w:r>
     </w:p>
     <w:p>
       <w:pPr>
@@ -3334,8 +7882,6 @@
         </w:rPr>
         <w:t>Созданный ресурс может помочь команде в дальнейшей разработке и охвате аудитории</w:t>
       </w:r>
-      <w:bookmarkStart w:id="0" w:name="_GoBack"/>
-      <w:bookmarkEnd w:id="0"/>
     </w:p>
     <w:p>
       <w:pPr>
@@ -3522,7 +8068,7 @@
       </w:r>
       <w:r>
         <w:rPr>
-          <w:rStyle w:val="10"/>
+          <w:rStyle w:val="11"/>
           <w:rFonts w:hint="default" w:ascii="Times New Roman" w:hAnsi="Times New Roman" w:eastAsia="Times New Roman"/>
           <w:b w:val="0"/>
           <w:bCs w:val="0"/>
@@ -3682,7 +8228,7 @@
       </w:r>
       <w:r>
         <w:rPr>
-          <w:rStyle w:val="10"/>
+          <w:rStyle w:val="11"/>
           <w:rFonts w:hint="default" w:ascii="Times New Roman" w:hAnsi="Times New Roman" w:eastAsia="Times New Roman"/>
           <w:b w:val="0"/>
           <w:bCs w:val="0"/>
@@ -3901,7 +8447,7 @@
       </w:r>
       <w:r>
         <w:rPr>
-          <w:rStyle w:val="10"/>
+          <w:rStyle w:val="11"/>
           <w:rFonts w:hint="default" w:ascii="Times New Roman" w:hAnsi="Times New Roman" w:eastAsia="Times New Roman"/>
           <w:b w:val="0"/>
           <w:bCs w:val="0"/>
@@ -3945,7 +8491,7 @@
           <w:szCs w:val="28"/>
           <w:lang w:val="ru-RU"/>
         </w:rPr>
-        <w:t>дата обращения 15.05.2</w:t>
+        <w:t>дата обращения 15.05.</w:t>
       </w:r>
     </w:p>
     <w:p>
@@ -4403,7 +8949,7 @@
     <w:lsdException w:qFormat="1" w:unhideWhenUsed="0" w:uiPriority="0" w:semiHidden="0" w:name="Normal"/>
     <w:lsdException w:unhideWhenUsed="0" w:uiPriority="0" w:semiHidden="0" w:name="heading 1"/>
     <w:lsdException w:qFormat="1" w:unhideWhenUsed="0" w:uiPriority="0" w:semiHidden="0" w:name="heading 2"/>
-    <w:lsdException w:unhideWhenUsed="0" w:uiPriority="0" w:semiHidden="0" w:name="heading 3"/>
+    <w:lsdException w:qFormat="1" w:unhideWhenUsed="0" w:uiPriority="0" w:semiHidden="0" w:name="heading 3"/>
     <w:lsdException w:unhideWhenUsed="0" w:uiPriority="0" w:semiHidden="0" w:name="heading 4"/>
     <w:lsdException w:qFormat="1" w:unhideWhenUsed="0" w:uiPriority="0" w:semiHidden="0" w:name="heading 5"/>
     <w:lsdException w:qFormat="1" w:unhideWhenUsed="0" w:uiPriority="0" w:semiHidden="0" w:name="heading 6"/>
@@ -4419,7 +8965,7 @@
     <w:lsdException w:uiPriority="99" w:name="index 7"/>
     <w:lsdException w:uiPriority="99" w:name="index 8"/>
     <w:lsdException w:uiPriority="99" w:name="index 9"/>
-    <w:lsdException w:uiPriority="39" w:semiHidden="0" w:name="toc 1"/>
+    <w:lsdException w:qFormat="1" w:uiPriority="39" w:semiHidden="0" w:name="toc 1"/>
     <w:lsdException w:qFormat="1" w:uiPriority="39" w:semiHidden="0" w:name="toc 2"/>
     <w:lsdException w:qFormat="1" w:uiPriority="39" w:semiHidden="0" w:name="toc 3"/>
     <w:lsdException w:uiPriority="39" w:name="toc 4"/>
@@ -4606,6 +9152,7 @@
     <w:name w:val="heading 3"/>
     <w:basedOn w:val="1"/>
     <w:next w:val="1"/>
+    <w:qFormat/>
     <w:uiPriority w:val="0"/>
     <w:pPr>
       <w:keepNext/>
@@ -4692,6 +9239,17 @@
     </w:tblPr>
   </w:style>
   <w:style w:type="character" w:styleId="10">
+    <w:name w:val="FollowedHyperlink"/>
+    <w:basedOn w:val="8"/>
+    <w:semiHidden/>
+    <w:unhideWhenUsed/>
+    <w:uiPriority w:val="99"/>
+    <w:rPr>
+      <w:color w:val="800080"/>
+      <w:u w:val="single"/>
+    </w:rPr>
+  </w:style>
+  <w:style w:type="character" w:styleId="11">
     <w:name w:val="Hyperlink"/>
     <w:basedOn w:val="8"/>
     <w:unhideWhenUsed/>
@@ -4706,7 +9264,7 @@
       </w14:textFill>
     </w:rPr>
   </w:style>
-  <w:style w:type="character" w:styleId="11">
+  <w:style w:type="character" w:styleId="12">
     <w:name w:val="Strong"/>
     <w:basedOn w:val="8"/>
     <w:qFormat/>
@@ -4716,10 +9274,10 @@
       <w:bCs/>
     </w:rPr>
   </w:style>
-  <w:style w:type="paragraph" w:styleId="12">
+  <w:style w:type="paragraph" w:styleId="13">
     <w:name w:val="header"/>
     <w:basedOn w:val="1"/>
-    <w:link w:val="23"/>
+    <w:link w:val="24"/>
     <w:unhideWhenUsed/>
     <w:qFormat/>
     <w:uiPriority w:val="99"/>
@@ -4731,18 +9289,19 @@
       <w:spacing w:after="0" w:line="240" w:lineRule="auto"/>
     </w:pPr>
   </w:style>
-  <w:style w:type="paragraph" w:styleId="13">
+  <w:style w:type="paragraph" w:styleId="14">
     <w:name w:val="toc 1"/>
     <w:basedOn w:val="1"/>
     <w:next w:val="1"/>
     <w:autoRedefine/>
     <w:unhideWhenUsed/>
+    <w:qFormat/>
     <w:uiPriority w:val="39"/>
     <w:pPr>
       <w:spacing w:after="100"/>
     </w:pPr>
   </w:style>
-  <w:style w:type="paragraph" w:styleId="14">
+  <w:style w:type="paragraph" w:styleId="15">
     <w:name w:val="toc 3"/>
     <w:basedOn w:val="1"/>
     <w:next w:val="1"/>
@@ -4758,7 +9317,7 @@
       <w:rFonts w:cs="Times New Roman" w:asciiTheme="minorHAnsi" w:hAnsiTheme="minorHAnsi" w:eastAsiaTheme="minorEastAsia"/>
     </w:rPr>
   </w:style>
-  <w:style w:type="paragraph" w:styleId="15">
+  <w:style w:type="paragraph" w:styleId="16">
     <w:name w:val="toc 2"/>
     <w:basedOn w:val="1"/>
     <w:next w:val="1"/>
@@ -4774,7 +9333,7 @@
       <w:rFonts w:cs="Times New Roman" w:asciiTheme="minorHAnsi" w:hAnsiTheme="minorHAnsi" w:eastAsiaTheme="minorEastAsia"/>
     </w:rPr>
   </w:style>
-  <w:style w:type="paragraph" w:styleId="16">
+  <w:style w:type="paragraph" w:styleId="17">
     <w:name w:val="Title"/>
     <w:basedOn w:val="1"/>
     <w:next w:val="1"/>
@@ -4788,10 +9347,10 @@
       <w:szCs w:val="56"/>
     </w:rPr>
   </w:style>
-  <w:style w:type="paragraph" w:styleId="17">
+  <w:style w:type="paragraph" w:styleId="18">
     <w:name w:val="footer"/>
     <w:basedOn w:val="1"/>
-    <w:link w:val="24"/>
+    <w:link w:val="25"/>
     <w:unhideWhenUsed/>
     <w:qFormat/>
     <w:uiPriority w:val="99"/>
@@ -4803,7 +9362,7 @@
       <w:spacing w:after="0" w:line="240" w:lineRule="auto"/>
     </w:pPr>
   </w:style>
-  <w:style w:type="paragraph" w:styleId="18">
+  <w:style w:type="paragraph" w:styleId="19">
     <w:name w:val="Subtitle"/>
     <w:basedOn w:val="1"/>
     <w:next w:val="1"/>
@@ -4816,7 +9375,7 @@
       <w:color w:val="5A5A5A"/>
     </w:rPr>
   </w:style>
-  <w:style w:type="table" w:customStyle="1" w:styleId="19">
+  <w:style w:type="table" w:customStyle="1" w:styleId="20">
     <w:name w:val="Table Normal"/>
     <w:uiPriority w:val="0"/>
     <w:tblPr>
@@ -4828,9 +9387,9 @@
       </w:tblCellMar>
     </w:tblPr>
   </w:style>
-  <w:style w:type="table" w:customStyle="1" w:styleId="20">
+  <w:style w:type="table" w:customStyle="1" w:styleId="21">
     <w:name w:val="_Style 12"/>
-    <w:basedOn w:val="19"/>
+    <w:basedOn w:val="20"/>
     <w:qFormat/>
     <w:uiPriority w:val="0"/>
     <w:pPr>
@@ -4843,7 +9402,7 @@
       </w:tblCellMar>
     </w:tblPr>
   </w:style>
-  <w:style w:type="paragraph" w:styleId="21">
+  <w:style w:type="paragraph" w:styleId="22">
     <w:name w:val="List Paragraph"/>
     <w:basedOn w:val="1"/>
     <w:qFormat/>
@@ -4853,7 +9412,7 @@
       <w:contextualSpacing/>
     </w:pPr>
   </w:style>
-  <w:style w:type="paragraph" w:customStyle="1" w:styleId="22">
+  <w:style w:type="paragraph" w:customStyle="1" w:styleId="23">
     <w:name w:val="TOC Heading"/>
     <w:basedOn w:val="2"/>
     <w:next w:val="1"/>
@@ -4869,17 +9428,18 @@
       <w:color w:val="376092" w:themeColor="accent1" w:themeShade="BF"/>
     </w:rPr>
   </w:style>
-  <w:style w:type="character" w:customStyle="1" w:styleId="23">
+  <w:style w:type="character" w:customStyle="1" w:styleId="24">
     <w:name w:val="Верхний колонтитул Знак"/>
     <w:basedOn w:val="8"/>
-    <w:link w:val="12"/>
+    <w:link w:val="13"/>
     <w:qFormat/>
     <w:uiPriority w:val="99"/>
   </w:style>
-  <w:style w:type="character" w:customStyle="1" w:styleId="24">
+  <w:style w:type="character" w:customStyle="1" w:styleId="25">
     <w:name w:val="Нижний колонтитул Знак"/>
     <w:basedOn w:val="8"/>
-    <w:link w:val="17"/>
+    <w:link w:val="18"/>
+    <w:qFormat/>
     <w:uiPriority w:val="99"/>
   </w:style>
 </w:styles>
